--- a/[05] Documents/IT Project Guidance - On Data Stores [DRAFT].docx
+++ b/[05] Documents/IT Project Guidance - On Data Stores [DRAFT].docx
@@ -26,7 +26,10 @@
         <w:t xml:space="preserve">On </w:t>
       </w:r>
       <w:r>
-        <w:t>Datastores</w:t>
+        <w:t>Datastore</w:t>
+      </w:r>
+      <w:r>
+        <w:t>s</w:t>
       </w:r>
     </w:p>
     <w:p>
@@ -59,7 +62,7 @@
       <w:r>
         <w:br/>
       </w:r>
-      <w:bookmarkStart w:id="0" w:name="_Toc206589092"/>
+      <w:bookmarkStart w:id="0" w:name="_Toc229402100"/>
       <w:r>
         <w:t>Purpose</w:t>
       </w:r>
@@ -79,7 +82,7 @@
       <w:pPr>
         <w:pStyle w:val="Heading2"/>
       </w:pPr>
-      <w:bookmarkStart w:id="1" w:name="_Toc206589093"/>
+      <w:bookmarkStart w:id="1" w:name="_Toc229402101"/>
       <w:r>
         <w:t>Synopsis</w:t>
       </w:r>
@@ -130,7 +133,7 @@
       <w:pPr>
         <w:pStyle w:val="Heading2"/>
       </w:pPr>
-      <w:bookmarkStart w:id="3" w:name="_Toc206589094"/>
+      <w:bookmarkStart w:id="3" w:name="_Toc229402102"/>
       <w:r>
         <w:lastRenderedPageBreak/>
         <w:t>Contents</w:t>
@@ -158,7 +161,7 @@
       <w:r>
         <w:fldChar w:fldCharType="separate"/>
       </w:r>
-      <w:hyperlink w:anchor="_Toc206589092" w:history="1">
+      <w:hyperlink w:anchor="_Toc229402100" w:history="1">
         <w:r>
           <w:rPr>
             <w:rStyle w:val="Hyperlink"/>
@@ -185,7 +188,7 @@
             <w:noProof/>
             <w:webHidden/>
           </w:rPr>
-          <w:instrText xml:space="preserve"> PAGEREF _Toc206589092 \h </w:instrText>
+          <w:instrText xml:space="preserve"> PAGEREF _Toc229402100 \h </w:instrText>
         </w:r>
         <w:r>
           <w:rPr>
@@ -227,7 +230,7 @@
           <w14:ligatures w14:val="standardContextual"/>
         </w:rPr>
       </w:pPr>
-      <w:hyperlink w:anchor="_Toc206589093" w:history="1">
+      <w:hyperlink w:anchor="_Toc229402101" w:history="1">
         <w:r>
           <w:rPr>
             <w:rStyle w:val="Hyperlink"/>
@@ -254,7 +257,7 @@
             <w:noProof/>
             <w:webHidden/>
           </w:rPr>
-          <w:instrText xml:space="preserve"> PAGEREF _Toc206589093 \h </w:instrText>
+          <w:instrText xml:space="preserve"> PAGEREF _Toc229402101 \h </w:instrText>
         </w:r>
         <w:r>
           <w:rPr>
@@ -296,7 +299,7 @@
           <w14:ligatures w14:val="standardContextual"/>
         </w:rPr>
       </w:pPr>
-      <w:hyperlink w:anchor="_Toc206589094" w:history="1">
+      <w:hyperlink w:anchor="_Toc229402102" w:history="1">
         <w:r>
           <w:rPr>
             <w:rStyle w:val="Hyperlink"/>
@@ -323,7 +326,7 @@
             <w:noProof/>
             <w:webHidden/>
           </w:rPr>
-          <w:instrText xml:space="preserve"> PAGEREF _Toc206589094 \h </w:instrText>
+          <w:instrText xml:space="preserve"> PAGEREF _Toc229402102 \h </w:instrText>
         </w:r>
         <w:r>
           <w:rPr>
@@ -368,7 +371,7 @@
           <w14:ligatures w14:val="standardContextual"/>
         </w:rPr>
       </w:pPr>
-      <w:hyperlink w:anchor="_Toc206589095" w:history="1">
+      <w:hyperlink w:anchor="_Toc229402103" w:history="1">
         <w:r>
           <w:rPr>
             <w:rStyle w:val="Hyperlink"/>
@@ -395,7 +398,7 @@
             <w:noProof/>
             <w:webHidden/>
           </w:rPr>
-          <w:instrText xml:space="preserve"> PAGEREF _Toc206589095 \h </w:instrText>
+          <w:instrText xml:space="preserve"> PAGEREF _Toc229402103 \h </w:instrText>
         </w:r>
         <w:r>
           <w:rPr>
@@ -440,7 +443,7 @@
           <w14:ligatures w14:val="standardContextual"/>
         </w:rPr>
       </w:pPr>
-      <w:hyperlink w:anchor="_Toc206589096" w:history="1">
+      <w:hyperlink w:anchor="_Toc229402104" w:history="1">
         <w:r>
           <w:rPr>
             <w:rStyle w:val="Hyperlink"/>
@@ -467,7 +470,7 @@
             <w:noProof/>
             <w:webHidden/>
           </w:rPr>
-          <w:instrText xml:space="preserve"> PAGEREF _Toc206589096 \h </w:instrText>
+          <w:instrText xml:space="preserve"> PAGEREF _Toc229402104 \h </w:instrText>
         </w:r>
         <w:r>
           <w:rPr>
@@ -512,13 +515,13 @@
           <w14:ligatures w14:val="standardContextual"/>
         </w:rPr>
       </w:pPr>
-      <w:hyperlink w:anchor="_Toc206589097" w:history="1">
+      <w:hyperlink w:anchor="_Toc229402105" w:history="1">
         <w:r>
           <w:rPr>
             <w:rStyle w:val="Hyperlink"/>
             <w:noProof/>
           </w:rPr>
-          <w:t>NoSQL</w:t>
+          <w:t>Not Only SQL (NoSQL)</w:t>
         </w:r>
         <w:r>
           <w:rPr>
@@ -539,7 +542,7 @@
             <w:noProof/>
             <w:webHidden/>
           </w:rPr>
-          <w:instrText xml:space="preserve"> PAGEREF _Toc206589097 \h </w:instrText>
+          <w:instrText xml:space="preserve"> PAGEREF _Toc229402105 \h </w:instrText>
         </w:r>
         <w:r>
           <w:rPr>
@@ -584,7 +587,7 @@
           <w14:ligatures w14:val="standardContextual"/>
         </w:rPr>
       </w:pPr>
-      <w:hyperlink w:anchor="_Toc206589098" w:history="1">
+      <w:hyperlink w:anchor="_Toc229402106" w:history="1">
         <w:r>
           <w:rPr>
             <w:rStyle w:val="Hyperlink"/>
@@ -611,7 +614,7 @@
             <w:noProof/>
             <w:webHidden/>
           </w:rPr>
-          <w:instrText xml:space="preserve"> PAGEREF _Toc206589098 \h </w:instrText>
+          <w:instrText xml:space="preserve"> PAGEREF _Toc229402106 \h </w:instrText>
         </w:r>
         <w:r>
           <w:rPr>
@@ -656,7 +659,7 @@
           <w14:ligatures w14:val="standardContextual"/>
         </w:rPr>
       </w:pPr>
-      <w:hyperlink w:anchor="_Toc206589099" w:history="1">
+      <w:hyperlink w:anchor="_Toc229402107" w:history="1">
         <w:r>
           <w:rPr>
             <w:rStyle w:val="Hyperlink"/>
@@ -683,7 +686,7 @@
             <w:noProof/>
             <w:webHidden/>
           </w:rPr>
-          <w:instrText xml:space="preserve"> PAGEREF _Toc206589099 \h </w:instrText>
+          <w:instrText xml:space="preserve"> PAGEREF _Toc229402107 \h </w:instrText>
         </w:r>
         <w:r>
           <w:rPr>
@@ -728,7 +731,7 @@
           <w14:ligatures w14:val="standardContextual"/>
         </w:rPr>
       </w:pPr>
-      <w:hyperlink w:anchor="_Toc206589100" w:history="1">
+      <w:hyperlink w:anchor="_Toc229402108" w:history="1">
         <w:r>
           <w:rPr>
             <w:rStyle w:val="Hyperlink"/>
@@ -755,7 +758,7 @@
             <w:noProof/>
             <w:webHidden/>
           </w:rPr>
-          <w:instrText xml:space="preserve"> PAGEREF _Toc206589100 \h </w:instrText>
+          <w:instrText xml:space="preserve"> PAGEREF _Toc229402108 \h </w:instrText>
         </w:r>
         <w:r>
           <w:rPr>
@@ -800,7 +803,7 @@
           <w14:ligatures w14:val="standardContextual"/>
         </w:rPr>
       </w:pPr>
-      <w:hyperlink w:anchor="_Toc206589101" w:history="1">
+      <w:hyperlink w:anchor="_Toc229402109" w:history="1">
         <w:r>
           <w:rPr>
             <w:rStyle w:val="Hyperlink"/>
@@ -827,7 +830,7 @@
             <w:noProof/>
             <w:webHidden/>
           </w:rPr>
-          <w:instrText xml:space="preserve"> PAGEREF _Toc206589101 \h </w:instrText>
+          <w:instrText xml:space="preserve"> PAGEREF _Toc229402109 \h </w:instrText>
         </w:r>
         <w:r>
           <w:rPr>
@@ -872,7 +875,7 @@
           <w14:ligatures w14:val="standardContextual"/>
         </w:rPr>
       </w:pPr>
-      <w:hyperlink w:anchor="_Toc206589102" w:history="1">
+      <w:hyperlink w:anchor="_Toc229402110" w:history="1">
         <w:r>
           <w:rPr>
             <w:rStyle w:val="Hyperlink"/>
@@ -899,7 +902,7 @@
             <w:noProof/>
             <w:webHidden/>
           </w:rPr>
-          <w:instrText xml:space="preserve"> PAGEREF _Toc206589102 \h </w:instrText>
+          <w:instrText xml:space="preserve"> PAGEREF _Toc229402110 \h </w:instrText>
         </w:r>
         <w:r>
           <w:rPr>
@@ -919,7 +922,7 @@
             <w:noProof/>
             <w:webHidden/>
           </w:rPr>
-          <w:t>10</w:t>
+          <w:t>9</w:t>
         </w:r>
         <w:r>
           <w:rPr>
@@ -944,13 +947,13 @@
           <w14:ligatures w14:val="standardContextual"/>
         </w:rPr>
       </w:pPr>
-      <w:hyperlink w:anchor="_Toc206589103" w:history="1">
+      <w:hyperlink w:anchor="_Toc229402111" w:history="1">
         <w:r>
           <w:rPr>
             <w:rStyle w:val="Hyperlink"/>
             <w:noProof/>
           </w:rPr>
-          <w:t>Key Management Service (KMS) Datastores</w:t>
+          <w:t>Secrets and Key Management Datastores</w:t>
         </w:r>
         <w:r>
           <w:rPr>
@@ -971,7 +974,7 @@
             <w:noProof/>
             <w:webHidden/>
           </w:rPr>
-          <w:instrText xml:space="preserve"> PAGEREF _Toc206589103 \h </w:instrText>
+          <w:instrText xml:space="preserve"> PAGEREF _Toc229402111 \h </w:instrText>
         </w:r>
         <w:r>
           <w:rPr>
@@ -1016,13 +1019,13 @@
           <w14:ligatures w14:val="standardContextual"/>
         </w:rPr>
       </w:pPr>
-      <w:hyperlink w:anchor="_Toc206589104" w:history="1">
+      <w:hyperlink w:anchor="_Toc229402112" w:history="1">
         <w:r>
           <w:rPr>
             <w:rStyle w:val="Hyperlink"/>
             <w:noProof/>
           </w:rPr>
-          <w:t>Key Value Datastores</w:t>
+          <w:t>Key/Value Datastores</w:t>
         </w:r>
         <w:r>
           <w:rPr>
@@ -1043,7 +1046,7 @@
             <w:noProof/>
             <w:webHidden/>
           </w:rPr>
-          <w:instrText xml:space="preserve"> PAGEREF _Toc206589104 \h </w:instrText>
+          <w:instrText xml:space="preserve"> PAGEREF _Toc229402112 \h </w:instrText>
         </w:r>
         <w:r>
           <w:rPr>
@@ -1088,7 +1091,7 @@
           <w14:ligatures w14:val="standardContextual"/>
         </w:rPr>
       </w:pPr>
-      <w:hyperlink w:anchor="_Toc206589105" w:history="1">
+      <w:hyperlink w:anchor="_Toc229402113" w:history="1">
         <w:r>
           <w:rPr>
             <w:rStyle w:val="Hyperlink"/>
@@ -1115,7 +1118,7 @@
             <w:noProof/>
             <w:webHidden/>
           </w:rPr>
-          <w:instrText xml:space="preserve"> PAGEREF _Toc206589105 \h </w:instrText>
+          <w:instrText xml:space="preserve"> PAGEREF _Toc229402113 \h </w:instrText>
         </w:r>
         <w:r>
           <w:rPr>
@@ -1160,13 +1163,13 @@
           <w14:ligatures w14:val="standardContextual"/>
         </w:rPr>
       </w:pPr>
-      <w:hyperlink w:anchor="_Toc206589106" w:history="1">
+      <w:hyperlink w:anchor="_Toc229402114" w:history="1">
         <w:r>
           <w:rPr>
             <w:rStyle w:val="Hyperlink"/>
             <w:noProof/>
           </w:rPr>
-          <w:t>Event Store</w:t>
+          <w:t>Event Data Store</w:t>
         </w:r>
         <w:r>
           <w:rPr>
@@ -1187,7 +1190,7 @@
             <w:noProof/>
             <w:webHidden/>
           </w:rPr>
-          <w:instrText xml:space="preserve"> PAGEREF _Toc206589106 \h </w:instrText>
+          <w:instrText xml:space="preserve"> PAGEREF _Toc229402114 \h </w:instrText>
         </w:r>
         <w:r>
           <w:rPr>
@@ -1232,7 +1235,7 @@
           <w14:ligatures w14:val="standardContextual"/>
         </w:rPr>
       </w:pPr>
-      <w:hyperlink w:anchor="_Toc206589107" w:history="1">
+      <w:hyperlink w:anchor="_Toc229402115" w:history="1">
         <w:r>
           <w:rPr>
             <w:rStyle w:val="Hyperlink"/>
@@ -1259,7 +1262,7 @@
             <w:noProof/>
             <w:webHidden/>
           </w:rPr>
-          <w:instrText xml:space="preserve"> PAGEREF _Toc206589107 \h </w:instrText>
+          <w:instrText xml:space="preserve"> PAGEREF _Toc229402115 \h </w:instrText>
         </w:r>
         <w:r>
           <w:rPr>
@@ -1304,7 +1307,7 @@
           <w14:ligatures w14:val="standardContextual"/>
         </w:rPr>
       </w:pPr>
-      <w:hyperlink w:anchor="_Toc206589108" w:history="1">
+      <w:hyperlink w:anchor="_Toc229402116" w:history="1">
         <w:r>
           <w:rPr>
             <w:rStyle w:val="Hyperlink"/>
@@ -1331,7 +1334,7 @@
             <w:noProof/>
             <w:webHidden/>
           </w:rPr>
-          <w:instrText xml:space="preserve"> PAGEREF _Toc206589108 \h </w:instrText>
+          <w:instrText xml:space="preserve"> PAGEREF _Toc229402116 \h </w:instrText>
         </w:r>
         <w:r>
           <w:rPr>
@@ -1376,13 +1379,13 @@
           <w14:ligatures w14:val="standardContextual"/>
         </w:rPr>
       </w:pPr>
-      <w:hyperlink w:anchor="_Toc206589109" w:history="1">
+      <w:hyperlink w:anchor="_Toc229402117" w:history="1">
         <w:r>
           <w:rPr>
             <w:rStyle w:val="Hyperlink"/>
             <w:noProof/>
           </w:rPr>
-          <w:t>Recommendations</w:t>
+          <w:t>Summary</w:t>
         </w:r>
         <w:r>
           <w:rPr>
@@ -1403,7 +1406,7 @@
             <w:noProof/>
             <w:webHidden/>
           </w:rPr>
-          <w:instrText xml:space="preserve"> PAGEREF _Toc206589109 \h </w:instrText>
+          <w:instrText xml:space="preserve"> PAGEREF _Toc229402117 \h </w:instrText>
         </w:r>
         <w:r>
           <w:rPr>
@@ -1423,7 +1426,7 @@
             <w:noProof/>
             <w:webHidden/>
           </w:rPr>
-          <w:t>19</w:t>
+          <w:t>21</w:t>
         </w:r>
         <w:r>
           <w:rPr>
@@ -1448,13 +1451,13 @@
           <w14:ligatures w14:val="standardContextual"/>
         </w:rPr>
       </w:pPr>
-      <w:hyperlink w:anchor="_Toc206589110" w:history="1">
+      <w:hyperlink w:anchor="_Toc229402118" w:history="1">
         <w:r>
           <w:rPr>
             <w:rStyle w:val="Hyperlink"/>
             <w:noProof/>
           </w:rPr>
-          <w:t>Conclusion</w:t>
+          <w:t>Risks</w:t>
         </w:r>
         <w:r>
           <w:rPr>
@@ -1475,7 +1478,7 @@
             <w:noProof/>
             <w:webHidden/>
           </w:rPr>
-          <w:instrText xml:space="preserve"> PAGEREF _Toc206589110 \h </w:instrText>
+          <w:instrText xml:space="preserve"> PAGEREF _Toc229402118 \h </w:instrText>
         </w:r>
         <w:r>
           <w:rPr>
@@ -1495,7 +1498,7 @@
             <w:noProof/>
             <w:webHidden/>
           </w:rPr>
-          <w:t>20</w:t>
+          <w:t>22</w:t>
         </w:r>
         <w:r>
           <w:rPr>
@@ -1520,12 +1523,156 @@
           <w14:ligatures w14:val="standardContextual"/>
         </w:rPr>
       </w:pPr>
-      <w:hyperlink w:anchor="_Toc206589111" w:history="1">
+      <w:hyperlink w:anchor="_Toc229402119" w:history="1">
         <w:r>
           <w:rPr>
             <w:rStyle w:val="Hyperlink"/>
             <w:noProof/>
           </w:rPr>
+          <w:t>Recommendations</w:t>
+        </w:r>
+        <w:r>
+          <w:rPr>
+            <w:noProof/>
+            <w:webHidden/>
+          </w:rPr>
+          <w:tab/>
+        </w:r>
+        <w:r>
+          <w:rPr>
+            <w:noProof/>
+            <w:webHidden/>
+          </w:rPr>
+          <w:fldChar w:fldCharType="begin"/>
+        </w:r>
+        <w:r>
+          <w:rPr>
+            <w:noProof/>
+            <w:webHidden/>
+          </w:rPr>
+          <w:instrText xml:space="preserve"> PAGEREF _Toc229402119 \h </w:instrText>
+        </w:r>
+        <w:r>
+          <w:rPr>
+            <w:noProof/>
+            <w:webHidden/>
+          </w:rPr>
+        </w:r>
+        <w:r>
+          <w:rPr>
+            <w:noProof/>
+            <w:webHidden/>
+          </w:rPr>
+          <w:fldChar w:fldCharType="separate"/>
+        </w:r>
+        <w:r>
+          <w:rPr>
+            <w:noProof/>
+            <w:webHidden/>
+          </w:rPr>
+          <w:t>23</w:t>
+        </w:r>
+        <w:r>
+          <w:rPr>
+            <w:noProof/>
+            <w:webHidden/>
+          </w:rPr>
+          <w:fldChar w:fldCharType="end"/>
+        </w:r>
+      </w:hyperlink>
+    </w:p>
+    <w:p>
+      <w:pPr>
+        <w:pStyle w:val="TOC1"/>
+        <w:tabs>
+          <w:tab w:val="right" w:leader="dot" w:pos="9514"/>
+        </w:tabs>
+        <w:rPr>
+          <w:rFonts w:asciiTheme="minorHAnsi" w:eastAsiaTheme="minorEastAsia" w:hAnsiTheme="minorHAnsi" w:cstheme="minorBidi"/>
+          <w:noProof/>
+          <w:kern w:val="2"/>
+          <w:lang w:eastAsia="en-NZ"/>
+          <w14:ligatures w14:val="standardContextual"/>
+        </w:rPr>
+      </w:pPr>
+      <w:hyperlink w:anchor="_Toc229402120" w:history="1">
+        <w:r>
+          <w:rPr>
+            <w:rStyle w:val="Hyperlink"/>
+            <w:noProof/>
+          </w:rPr>
+          <w:t>Conclusion</w:t>
+        </w:r>
+        <w:r>
+          <w:rPr>
+            <w:noProof/>
+            <w:webHidden/>
+          </w:rPr>
+          <w:tab/>
+        </w:r>
+        <w:r>
+          <w:rPr>
+            <w:noProof/>
+            <w:webHidden/>
+          </w:rPr>
+          <w:fldChar w:fldCharType="begin"/>
+        </w:r>
+        <w:r>
+          <w:rPr>
+            <w:noProof/>
+            <w:webHidden/>
+          </w:rPr>
+          <w:instrText xml:space="preserve"> PAGEREF _Toc229402120 \h </w:instrText>
+        </w:r>
+        <w:r>
+          <w:rPr>
+            <w:noProof/>
+            <w:webHidden/>
+          </w:rPr>
+        </w:r>
+        <w:r>
+          <w:rPr>
+            <w:noProof/>
+            <w:webHidden/>
+          </w:rPr>
+          <w:fldChar w:fldCharType="separate"/>
+        </w:r>
+        <w:r>
+          <w:rPr>
+            <w:noProof/>
+            <w:webHidden/>
+          </w:rPr>
+          <w:t>24</w:t>
+        </w:r>
+        <w:r>
+          <w:rPr>
+            <w:noProof/>
+            <w:webHidden/>
+          </w:rPr>
+          <w:fldChar w:fldCharType="end"/>
+        </w:r>
+      </w:hyperlink>
+    </w:p>
+    <w:p>
+      <w:pPr>
+        <w:pStyle w:val="TOC1"/>
+        <w:tabs>
+          <w:tab w:val="right" w:leader="dot" w:pos="9514"/>
+        </w:tabs>
+        <w:rPr>
+          <w:rFonts w:asciiTheme="minorHAnsi" w:eastAsiaTheme="minorEastAsia" w:hAnsiTheme="minorHAnsi" w:cstheme="minorBidi"/>
+          <w:noProof/>
+          <w:kern w:val="2"/>
+          <w:lang w:eastAsia="en-NZ"/>
+          <w14:ligatures w14:val="standardContextual"/>
+        </w:rPr>
+      </w:pPr>
+      <w:hyperlink w:anchor="_Toc229402121" w:history="1">
+        <w:r>
+          <w:rPr>
+            <w:rStyle w:val="Hyperlink"/>
+            <w:noProof/>
+          </w:rPr>
           <w:t>Appendices</w:t>
         </w:r>
         <w:r>
@@ -1547,7 +1694,7 @@
             <w:noProof/>
             <w:webHidden/>
           </w:rPr>
-          <w:instrText xml:space="preserve"> PAGEREF _Toc206589111 \h </w:instrText>
+          <w:instrText xml:space="preserve"> PAGEREF _Toc229402121 \h </w:instrText>
         </w:r>
         <w:r>
           <w:rPr>
@@ -1567,7 +1714,7 @@
             <w:noProof/>
             <w:webHidden/>
           </w:rPr>
-          <w:t>21</w:t>
+          <w:t>26</w:t>
         </w:r>
         <w:r>
           <w:rPr>
@@ -1589,7 +1736,7 @@
           <w14:ligatures w14:val="standardContextual"/>
         </w:rPr>
       </w:pPr>
-      <w:hyperlink w:anchor="_Toc206589112" w:history="1">
+      <w:hyperlink w:anchor="_Toc229402122" w:history="1">
         <w:r>
           <w:rPr>
             <w:rStyle w:val="Hyperlink"/>
@@ -1616,7 +1763,7 @@
             <w:noProof/>
             <w:webHidden/>
           </w:rPr>
-          <w:instrText xml:space="preserve"> PAGEREF _Toc206589112 \h </w:instrText>
+          <w:instrText xml:space="preserve"> PAGEREF _Toc229402122 \h </w:instrText>
         </w:r>
         <w:r>
           <w:rPr>
@@ -1636,7 +1783,7 @@
             <w:noProof/>
             <w:webHidden/>
           </w:rPr>
-          <w:t>21</w:t>
+          <w:t>26</w:t>
         </w:r>
         <w:r>
           <w:rPr>
@@ -1661,7 +1808,7 @@
           <w14:ligatures w14:val="standardContextual"/>
         </w:rPr>
       </w:pPr>
-      <w:hyperlink w:anchor="_Toc206589113" w:history="1">
+      <w:hyperlink w:anchor="_Toc229402123" w:history="1">
         <w:r>
           <w:rPr>
             <w:rStyle w:val="Hyperlink"/>
@@ -1688,7 +1835,7 @@
             <w:noProof/>
             <w:webHidden/>
           </w:rPr>
-          <w:instrText xml:space="preserve"> PAGEREF _Toc206589113 \h </w:instrText>
+          <w:instrText xml:space="preserve"> PAGEREF _Toc229402123 \h </w:instrText>
         </w:r>
         <w:r>
           <w:rPr>
@@ -1708,7 +1855,7 @@
             <w:noProof/>
             <w:webHidden/>
           </w:rPr>
-          <w:t>21</w:t>
+          <w:t>26</w:t>
         </w:r>
         <w:r>
           <w:rPr>
@@ -1733,7 +1880,7 @@
           <w14:ligatures w14:val="standardContextual"/>
         </w:rPr>
       </w:pPr>
-      <w:hyperlink w:anchor="_Toc206589114" w:history="1">
+      <w:hyperlink w:anchor="_Toc229402124" w:history="1">
         <w:r>
           <w:rPr>
             <w:rStyle w:val="Hyperlink"/>
@@ -1760,7 +1907,7 @@
             <w:noProof/>
             <w:webHidden/>
           </w:rPr>
-          <w:instrText xml:space="preserve"> PAGEREF _Toc206589114 \h </w:instrText>
+          <w:instrText xml:space="preserve"> PAGEREF _Toc229402124 \h </w:instrText>
         </w:r>
         <w:r>
           <w:rPr>
@@ -1780,7 +1927,7 @@
             <w:noProof/>
             <w:webHidden/>
           </w:rPr>
-          <w:t>21</w:t>
+          <w:t>26</w:t>
         </w:r>
         <w:r>
           <w:rPr>
@@ -1805,7 +1952,7 @@
           <w14:ligatures w14:val="standardContextual"/>
         </w:rPr>
       </w:pPr>
-      <w:hyperlink w:anchor="_Toc206589115" w:history="1">
+      <w:hyperlink w:anchor="_Toc229402125" w:history="1">
         <w:r>
           <w:rPr>
             <w:rStyle w:val="Hyperlink"/>
@@ -1832,7 +1979,7 @@
             <w:noProof/>
             <w:webHidden/>
           </w:rPr>
-          <w:instrText xml:space="preserve"> PAGEREF _Toc206589115 \h </w:instrText>
+          <w:instrText xml:space="preserve"> PAGEREF _Toc229402125 \h </w:instrText>
         </w:r>
         <w:r>
           <w:rPr>
@@ -1852,7 +1999,7 @@
             <w:noProof/>
             <w:webHidden/>
           </w:rPr>
-          <w:t>21</w:t>
+          <w:t>26</w:t>
         </w:r>
         <w:r>
           <w:rPr>
@@ -1877,7 +2024,7 @@
           <w14:ligatures w14:val="standardContextual"/>
         </w:rPr>
       </w:pPr>
-      <w:hyperlink w:anchor="_Toc206589116" w:history="1">
+      <w:hyperlink w:anchor="_Toc229402126" w:history="1">
         <w:r>
           <w:rPr>
             <w:rStyle w:val="Hyperlink"/>
@@ -1904,7 +2051,7 @@
             <w:noProof/>
             <w:webHidden/>
           </w:rPr>
-          <w:instrText xml:space="preserve"> PAGEREF _Toc206589116 \h </w:instrText>
+          <w:instrText xml:space="preserve"> PAGEREF _Toc229402126 \h </w:instrText>
         </w:r>
         <w:r>
           <w:rPr>
@@ -1924,7 +2071,7 @@
             <w:noProof/>
             <w:webHidden/>
           </w:rPr>
-          <w:t>21</w:t>
+          <w:t>26</w:t>
         </w:r>
         <w:r>
           <w:rPr>
@@ -1949,7 +2096,7 @@
           <w14:ligatures w14:val="standardContextual"/>
         </w:rPr>
       </w:pPr>
-      <w:hyperlink w:anchor="_Toc206589117" w:history="1">
+      <w:hyperlink w:anchor="_Toc229402127" w:history="1">
         <w:r>
           <w:rPr>
             <w:rStyle w:val="Hyperlink"/>
@@ -1976,7 +2123,7 @@
             <w:noProof/>
             <w:webHidden/>
           </w:rPr>
-          <w:instrText xml:space="preserve"> PAGEREF _Toc206589117 \h </w:instrText>
+          <w:instrText xml:space="preserve"> PAGEREF _Toc229402127 \h </w:instrText>
         </w:r>
         <w:r>
           <w:rPr>
@@ -1996,7 +2143,7 @@
             <w:noProof/>
             <w:webHidden/>
           </w:rPr>
-          <w:t>21</w:t>
+          <w:t>26</w:t>
         </w:r>
         <w:r>
           <w:rPr>
@@ -2021,7 +2168,7 @@
           <w14:ligatures w14:val="standardContextual"/>
         </w:rPr>
       </w:pPr>
-      <w:hyperlink w:anchor="_Toc206589118" w:history="1">
+      <w:hyperlink w:anchor="_Toc229402128" w:history="1">
         <w:r>
           <w:rPr>
             <w:rStyle w:val="Hyperlink"/>
@@ -2048,7 +2195,7 @@
             <w:noProof/>
             <w:webHidden/>
           </w:rPr>
-          <w:instrText xml:space="preserve"> PAGEREF _Toc206589118 \h </w:instrText>
+          <w:instrText xml:space="preserve"> PAGEREF _Toc229402128 \h </w:instrText>
         </w:r>
         <w:r>
           <w:rPr>
@@ -2068,7 +2215,7 @@
             <w:noProof/>
             <w:webHidden/>
           </w:rPr>
-          <w:t>21</w:t>
+          <w:t>27</w:t>
         </w:r>
         <w:r>
           <w:rPr>
@@ -2093,7 +2240,7 @@
           <w14:ligatures w14:val="standardContextual"/>
         </w:rPr>
       </w:pPr>
-      <w:hyperlink w:anchor="_Toc206589119" w:history="1">
+      <w:hyperlink w:anchor="_Toc229402129" w:history="1">
         <w:r>
           <w:rPr>
             <w:rStyle w:val="Hyperlink"/>
@@ -2120,7 +2267,7 @@
             <w:noProof/>
             <w:webHidden/>
           </w:rPr>
-          <w:instrText xml:space="preserve"> PAGEREF _Toc206589119 \h </w:instrText>
+          <w:instrText xml:space="preserve"> PAGEREF _Toc229402129 \h </w:instrText>
         </w:r>
         <w:r>
           <w:rPr>
@@ -2140,7 +2287,7 @@
             <w:noProof/>
             <w:webHidden/>
           </w:rPr>
-          <w:t>21</w:t>
+          <w:t>27</w:t>
         </w:r>
         <w:r>
           <w:rPr>
@@ -2165,7 +2312,7 @@
           <w14:ligatures w14:val="standardContextual"/>
         </w:rPr>
       </w:pPr>
-      <w:hyperlink w:anchor="_Toc206589120" w:history="1">
+      <w:hyperlink w:anchor="_Toc229402130" w:history="1">
         <w:r>
           <w:rPr>
             <w:rStyle w:val="Hyperlink"/>
@@ -2192,7 +2339,7 @@
             <w:noProof/>
             <w:webHidden/>
           </w:rPr>
-          <w:instrText xml:space="preserve"> PAGEREF _Toc206589120 \h </w:instrText>
+          <w:instrText xml:space="preserve"> PAGEREF _Toc229402130 \h </w:instrText>
         </w:r>
         <w:r>
           <w:rPr>
@@ -2212,7 +2359,7 @@
             <w:noProof/>
             <w:webHidden/>
           </w:rPr>
-          <w:t>22</w:t>
+          <w:t>27</w:t>
         </w:r>
         <w:r>
           <w:rPr>
@@ -2237,7 +2384,7 @@
           <w14:ligatures w14:val="standardContextual"/>
         </w:rPr>
       </w:pPr>
-      <w:hyperlink w:anchor="_Toc206589121" w:history="1">
+      <w:hyperlink w:anchor="_Toc229402131" w:history="1">
         <w:r>
           <w:rPr>
             <w:rStyle w:val="Hyperlink"/>
@@ -2264,7 +2411,7 @@
             <w:noProof/>
             <w:webHidden/>
           </w:rPr>
-          <w:instrText xml:space="preserve"> PAGEREF _Toc206589121 \h </w:instrText>
+          <w:instrText xml:space="preserve"> PAGEREF _Toc229402131 \h </w:instrText>
         </w:r>
         <w:r>
           <w:rPr>
@@ -2284,7 +2431,7 @@
             <w:noProof/>
             <w:webHidden/>
           </w:rPr>
-          <w:t>22</w:t>
+          <w:t>27</w:t>
         </w:r>
         <w:r>
           <w:rPr>
@@ -2309,7 +2456,7 @@
           <w14:ligatures w14:val="standardContextual"/>
         </w:rPr>
       </w:pPr>
-      <w:hyperlink w:anchor="_Toc206589122" w:history="1">
+      <w:hyperlink w:anchor="_Toc229402132" w:history="1">
         <w:r>
           <w:rPr>
             <w:rStyle w:val="Hyperlink"/>
@@ -2336,7 +2483,7 @@
             <w:noProof/>
             <w:webHidden/>
           </w:rPr>
-          <w:instrText xml:space="preserve"> PAGEREF _Toc206589122 \h </w:instrText>
+          <w:instrText xml:space="preserve"> PAGEREF _Toc229402132 \h </w:instrText>
         </w:r>
         <w:r>
           <w:rPr>
@@ -2356,7 +2503,7 @@
             <w:noProof/>
             <w:webHidden/>
           </w:rPr>
-          <w:t>22</w:t>
+          <w:t>27</w:t>
         </w:r>
         <w:r>
           <w:rPr>
@@ -2378,7 +2525,7 @@
           <w14:ligatures w14:val="standardContextual"/>
         </w:rPr>
       </w:pPr>
-      <w:hyperlink w:anchor="_Toc206589123" w:history="1">
+      <w:hyperlink w:anchor="_Toc229402133" w:history="1">
         <w:r>
           <w:rPr>
             <w:rStyle w:val="Hyperlink"/>
@@ -2405,7 +2552,7 @@
             <w:noProof/>
             <w:webHidden/>
           </w:rPr>
-          <w:instrText xml:space="preserve"> PAGEREF _Toc206589123 \h </w:instrText>
+          <w:instrText xml:space="preserve"> PAGEREF _Toc229402133 \h </w:instrText>
         </w:r>
         <w:r>
           <w:rPr>
@@ -2425,7 +2572,7 @@
             <w:noProof/>
             <w:webHidden/>
           </w:rPr>
-          <w:t>23</w:t>
+          <w:t>28</w:t>
         </w:r>
         <w:r>
           <w:rPr>
@@ -2438,7 +2585,7 @@
     </w:p>
     <w:p>
       <w:pPr>
-        <w:pStyle w:val="TOC1"/>
+        <w:pStyle w:val="TOC3"/>
         <w:tabs>
           <w:tab w:val="right" w:leader="dot" w:pos="9514"/>
         </w:tabs>
@@ -2450,7 +2597,7 @@
           <w14:ligatures w14:val="standardContextual"/>
         </w:rPr>
       </w:pPr>
-      <w:hyperlink w:anchor="_Toc206589124" w:history="1">
+      <w:hyperlink w:anchor="_Toc229402134" w:history="1">
         <w:r>
           <w:rPr>
             <w:rStyle w:val="Hyperlink"/>
@@ -2477,7 +2624,7 @@
             <w:noProof/>
             <w:webHidden/>
           </w:rPr>
-          <w:instrText xml:space="preserve"> PAGEREF _Toc206589124 \h </w:instrText>
+          <w:instrText xml:space="preserve"> PAGEREF _Toc229402134 \h </w:instrText>
         </w:r>
         <w:r>
           <w:rPr>
@@ -2497,7 +2644,7 @@
             <w:noProof/>
             <w:webHidden/>
           </w:rPr>
-          <w:t>25</w:t>
+          <w:t>30</w:t>
         </w:r>
         <w:r>
           <w:rPr>
@@ -2519,7 +2666,7 @@
           <w14:ligatures w14:val="standardContextual"/>
         </w:rPr>
       </w:pPr>
-      <w:hyperlink w:anchor="_Toc206589125" w:history="1">
+      <w:hyperlink w:anchor="_Toc229402135" w:history="1">
         <w:r>
           <w:rPr>
             <w:rStyle w:val="Hyperlink"/>
@@ -2546,7 +2693,7 @@
             <w:noProof/>
             <w:webHidden/>
           </w:rPr>
-          <w:instrText xml:space="preserve"> PAGEREF _Toc206589125 \h </w:instrText>
+          <w:instrText xml:space="preserve"> PAGEREF _Toc229402135 \h </w:instrText>
         </w:r>
         <w:r>
           <w:rPr>
@@ -2566,7 +2713,7 @@
             <w:noProof/>
             <w:webHidden/>
           </w:rPr>
-          <w:t>26</w:t>
+          <w:t>31</w:t>
         </w:r>
         <w:r>
           <w:rPr>
@@ -2579,7 +2726,7 @@
     </w:p>
     <w:p>
       <w:pPr>
-        <w:pStyle w:val="TOC1"/>
+        <w:pStyle w:val="TOC3"/>
         <w:tabs>
           <w:tab w:val="right" w:leader="dot" w:pos="9514"/>
         </w:tabs>
@@ -2591,7 +2738,7 @@
           <w14:ligatures w14:val="standardContextual"/>
         </w:rPr>
       </w:pPr>
-      <w:hyperlink w:anchor="_Toc206589126" w:history="1">
+      <w:hyperlink w:anchor="_Toc229402136" w:history="1">
         <w:r>
           <w:rPr>
             <w:rStyle w:val="Hyperlink"/>
@@ -2618,7 +2765,7 @@
             <w:noProof/>
             <w:webHidden/>
           </w:rPr>
-          <w:instrText xml:space="preserve"> PAGEREF _Toc206589126 \h </w:instrText>
+          <w:instrText xml:space="preserve"> PAGEREF _Toc229402136 \h </w:instrText>
         </w:r>
         <w:r>
           <w:rPr>
@@ -2638,7 +2785,76 @@
             <w:noProof/>
             <w:webHidden/>
           </w:rPr>
-          <w:t>26</w:t>
+          <w:t>31</w:t>
+        </w:r>
+        <w:r>
+          <w:rPr>
+            <w:noProof/>
+            <w:webHidden/>
+          </w:rPr>
+          <w:fldChar w:fldCharType="end"/>
+        </w:r>
+      </w:hyperlink>
+    </w:p>
+    <w:p>
+      <w:pPr>
+        <w:pStyle w:val="TOC2"/>
+        <w:rPr>
+          <w:rFonts w:asciiTheme="minorHAnsi" w:eastAsiaTheme="minorEastAsia" w:hAnsiTheme="minorHAnsi" w:cstheme="minorBidi"/>
+          <w:noProof/>
+          <w:kern w:val="2"/>
+          <w:lang w:eastAsia="en-NZ"/>
+          <w14:ligatures w14:val="standardContextual"/>
+        </w:rPr>
+      </w:pPr>
+      <w:hyperlink w:anchor="_Toc229402137" w:history="1">
+        <w:r>
+          <w:rPr>
+            <w:rStyle w:val="Hyperlink"/>
+            <w:noProof/>
+          </w:rPr>
+          <w:t>Appendix D – Signed Access to Object Stores</w:t>
+        </w:r>
+        <w:r>
+          <w:rPr>
+            <w:noProof/>
+            <w:webHidden/>
+          </w:rPr>
+          <w:tab/>
+        </w:r>
+        <w:r>
+          <w:rPr>
+            <w:noProof/>
+            <w:webHidden/>
+          </w:rPr>
+          <w:fldChar w:fldCharType="begin"/>
+        </w:r>
+        <w:r>
+          <w:rPr>
+            <w:noProof/>
+            <w:webHidden/>
+          </w:rPr>
+          <w:instrText xml:space="preserve"> PAGEREF _Toc229402137 \h </w:instrText>
+        </w:r>
+        <w:r>
+          <w:rPr>
+            <w:noProof/>
+            <w:webHidden/>
+          </w:rPr>
+        </w:r>
+        <w:r>
+          <w:rPr>
+            <w:noProof/>
+            <w:webHidden/>
+          </w:rPr>
+          <w:fldChar w:fldCharType="separate"/>
+        </w:r>
+        <w:r>
+          <w:rPr>
+            <w:noProof/>
+            <w:webHidden/>
+          </w:rPr>
+          <w:t>33</w:t>
         </w:r>
         <w:r>
           <w:rPr>
@@ -2679,7 +2895,7 @@
       <w:pPr>
         <w:pStyle w:val="Heading1"/>
       </w:pPr>
-      <w:bookmarkStart w:id="4" w:name="_Toc206589095"/>
+      <w:bookmarkStart w:id="4" w:name="_Toc229402103"/>
       <w:r>
         <w:lastRenderedPageBreak/>
         <w:t>Purpose and Audience</w:t>
@@ -2701,7 +2917,7 @@
       <w:pPr>
         <w:pStyle w:val="Heading1"/>
       </w:pPr>
-      <w:bookmarkStart w:id="5" w:name="_Toc206589096"/>
+      <w:bookmarkStart w:id="5" w:name="_Toc229402104"/>
       <w:r>
         <w:t>Background</w:t>
       </w:r>
@@ -2775,7 +2991,7 @@
       <w:pPr>
         <w:pStyle w:val="Heading1"/>
       </w:pPr>
-      <w:bookmarkStart w:id="6" w:name="_Toc206589097"/>
+      <w:bookmarkStart w:id="6" w:name="_Toc229402105"/>
       <w:r>
         <w:lastRenderedPageBreak/>
         <w:t>N</w:t>
@@ -2786,10 +3002,10 @@
       <w:r>
         <w:t>SQL</w:t>
       </w:r>
+      <w:r>
+        <w:t xml:space="preserve"> (NoSQL)</w:t>
+      </w:r>
       <w:bookmarkEnd w:id="6"/>
-      <w:r>
-        <w:t xml:space="preserve"> (NoSQL)</w:t>
-      </w:r>
     </w:p>
     <w:p>
       <w:pPr>
@@ -2930,7 +3146,7 @@
       <w:pPr>
         <w:pStyle w:val="Heading1"/>
       </w:pPr>
-      <w:bookmarkStart w:id="8" w:name="_Toc206589098"/>
+      <w:bookmarkStart w:id="8" w:name="_Toc229402106"/>
       <w:r>
         <w:lastRenderedPageBreak/>
         <w:t>Modern System Design</w:t>
@@ -3055,7 +3271,7 @@
           <w:tab w:val="left" w:pos="6180"/>
         </w:tabs>
       </w:pPr>
-      <w:bookmarkStart w:id="10" w:name="_Toc206589099"/>
+      <w:bookmarkStart w:id="10" w:name="_Toc229402107"/>
       <w:r>
         <w:t>Configuration Data</w:t>
       </w:r>
@@ -3327,7 +3543,7 @@
       <w:pPr>
         <w:pStyle w:val="Heading1"/>
       </w:pPr>
-      <w:bookmarkStart w:id="11" w:name="_Toc206589100"/>
+      <w:bookmarkStart w:id="11" w:name="_Toc229402108"/>
       <w:r>
         <w:t xml:space="preserve">Relational </w:t>
       </w:r>
@@ -3357,7 +3573,15 @@
     </w:p>
     <w:p>
       <w:r>
-        <w:t>Prioritize high-cardinality fields—those with many unique values, such as user IDs or order numbers—which offer the greatest performance gains from indexes. Indexing low-cardinality fields (like simple status flags) often yields little benefit and may actually degrade efficiency.</w:t>
+        <w:t xml:space="preserve">Prioritize high-cardinality fields—those with many unique values, such as user IDs or order numbers—which offer the greatest performance gains from indexes. Indexing low-cardinality fields (like simple status flags) often yields little benefit and may </w:t>
+      </w:r>
+      <w:proofErr w:type="gramStart"/>
+      <w:r>
+        <w:t>actually degrade</w:t>
+      </w:r>
+      <w:proofErr w:type="gramEnd"/>
+      <w:r>
+        <w:t xml:space="preserve"> efficiency.</w:t>
       </w:r>
     </w:p>
     <w:p>
@@ -3367,7 +3591,15 @@
     </w:p>
     <w:p>
       <w:r>
-        <w:t>Relational databases excel at storing structured metadata about media, but are not ideal for large media files themselves. Storing bulky media objects in the database can slow down backups and restores, and complicate disaster recovery.</w:t>
+        <w:t xml:space="preserve">Relational databases excel at storing structured metadata about </w:t>
+      </w:r>
+      <w:proofErr w:type="gramStart"/>
+      <w:r>
+        <w:t>media, but</w:t>
+      </w:r>
+      <w:proofErr w:type="gramEnd"/>
+      <w:r>
+        <w:t xml:space="preserve"> are not ideal for large media files themselves. Storing bulky media objects in the database can slow down backups and restores, and complicate disaster recovery.</w:t>
       </w:r>
     </w:p>
     <w:p>
@@ -3561,17 +3793,41 @@
     </w:p>
     <w:p>
       <w:r>
-        <w:t>Robust security is essential for protecting metadata in databases such as SQL Server and PostgreSQL. Begin by implementing access controls based on the principle of least privilege: grant only necessary permissions, restrict administrative privileges to a trusted group, and limit database access to specific application servers. Remote administration should be blocked except over secure channels—allow only the required ports (e.g., 5432 for PostgreSQL or 1433 for SQL Server), and use firewalls to restrict inbound traffic.</w:t>
-      </w:r>
-    </w:p>
-    <w:p>
-      <w:r>
-        <w:t>Encrypt data both at rest and in transit. For client connections, enable TLS/SSL (such as sslmode=require for PostgreSQL or forcing encrypted connections in SQL Server via Force Encryption settings). Use disk-level encryption features provided by your operating system or cloud provider to safeguard stored data.</w:t>
-      </w:r>
-    </w:p>
-    <w:p>
-      <w:r>
-        <w:t>Conduct regular audits of user accounts and privileges, scheduling reviews of roles and connection logs. Employ built-in audit features (like SQL Server Audit or PostgreSQL’s log_connections) and centralize critical events for monitoring and compliance.</w:t>
+        <w:t>Robust security is essential for protecting metadata in databases such as SQL Server and PostgreSQL. Begin by implementing access controls based on the principle of least privilege: grant only necessary permissions, restrict administrative privileges to a trusted group, and limit database access to specific application servers. Remote administration should be blocked except over secure channels—allow only the required ports (e.g., 5432 for PostgreSQL or 1433 for SQL Server</w:t>
+      </w:r>
+      <w:proofErr w:type="gramStart"/>
+      <w:r>
+        <w:t>), and</w:t>
+      </w:r>
+      <w:proofErr w:type="gramEnd"/>
+      <w:r>
+        <w:t xml:space="preserve"> use firewalls to restrict inbound traffic.</w:t>
+      </w:r>
+    </w:p>
+    <w:p>
+      <w:r>
+        <w:t xml:space="preserve">Encrypt data both at rest and in transit. For client connections, enable TLS/SSL (such as </w:t>
+      </w:r>
+      <w:proofErr w:type="spellStart"/>
+      <w:r>
+        <w:t>sslmode</w:t>
+      </w:r>
+      <w:proofErr w:type="spellEnd"/>
+      <w:r>
+        <w:t>=require for PostgreSQL or forcing encrypted connections in SQL Server via Force Encryption settings). Use disk-level encryption features provided by your operating system or cloud provider to safeguard stored data.</w:t>
+      </w:r>
+    </w:p>
+    <w:p>
+      <w:r>
+        <w:t xml:space="preserve">Conduct regular audits of user accounts and privileges, scheduling reviews of roles and connection logs. Employ built-in audit features (like SQL Server Audit or PostgreSQL’s </w:t>
+      </w:r>
+      <w:proofErr w:type="spellStart"/>
+      <w:r>
+        <w:t>log_connections</w:t>
+      </w:r>
+      <w:proofErr w:type="spellEnd"/>
+      <w:r>
+        <w:t>) and centralize critical events for monitoring and compliance.</w:t>
       </w:r>
     </w:p>
     <w:p>
@@ -3593,7 +3849,7 @@
       <w:pPr>
         <w:pStyle w:val="Heading1"/>
       </w:pPr>
-      <w:bookmarkStart w:id="12" w:name="_Toc206589101"/>
+      <w:bookmarkStart w:id="12" w:name="_Toc229402109"/>
       <w:r>
         <w:t xml:space="preserve">File </w:t>
       </w:r>
@@ -3811,7 +4067,7 @@
     </w:p>
     <w:p>
       <w:r>
-        <w:t>Object storage solutions, while highly durable, demand thoughtful maintenance planning. Regular verification of backup routines for both object data and its linked metadata is essential, as accidental deletions or provider outages can still result in data loss. Lifecycle management policies—such as automatic tiering or deletion of objects based on age—should be implemented to optimize costs and storage consumption. Periodic reviews of access logs and storage metrics can reveal usage patterns and help forecast capacity needs, preventing unexpected overruns. Additionally, regular testing of restoration procedures ensures that recovery processes are reliable and meet organizational recovery time objectives (RTO). For example, running quarterly drills to restore a sample media set from backups can surface procedural gaps before an actual incident occurs.</w:t>
+        <w:t>Well known, but few services usable on cloud infrastructure.</w:t>
       </w:r>
     </w:p>
     <w:p>
@@ -3831,41 +4087,72 @@
     </w:p>
     <w:p>
       <w:r>
-        <w:t xml:space="preserve">Securing object storage involves a layered approach. All access should be governed by strict identity and access management (IAM) policies, granting the minimum necessary permissions to users and services. Encryption at rest and in transit is a must: most providers support server-side encryption by default (such as Azure’s SSE or AWS KMS), but sensitive data may require client-side encryption prior to upload. Access keys and tokens should be rotated regularly, and unused credentials promptly revoked. Public access must be tightly controlled; even seemingly innocuous objects can leak metadata or facilitate enumeration attacks if inadvertently exposed. Audit logging should be </w:t>
-      </w:r>
+        <w:t xml:space="preserve">When cloud services </w:t>
+      </w:r>
+      <w:r>
+        <w:t xml:space="preserve">(e.g.: PaaS Web Services) </w:t>
+      </w:r>
+      <w:r>
+        <w:t xml:space="preserve">are relocated, depending on where data is stored, data </w:t>
+      </w:r>
+      <w:r>
+        <w:t xml:space="preserve">may not be wiped, thereby become </w:t>
+      </w:r>
+      <w:r>
+        <w:t>accessible to the next service tenant.</w:t>
+      </w:r>
+    </w:p>
+    <w:p>
+      <w:pPr>
+        <w:pStyle w:val="Heading1"/>
+      </w:pPr>
+      <w:bookmarkStart w:id="13" w:name="_Toc229402110"/>
+      <w:r>
+        <w:t>Object</w:t>
+      </w:r>
+      <w:r>
+        <w:t xml:space="preserve"> </w:t>
+      </w:r>
+      <w:r>
+        <w:t>Datastores</w:t>
+      </w:r>
+      <w:bookmarkEnd w:id="13"/>
+    </w:p>
+    <w:p>
+      <w:r>
+        <w:t>Object storage—such as Blob Storage (Azure) and S3 (AWS)—is the preferred solution for storing serialized media streams in cloud environments. Critical metadata (e</w:t>
+      </w:r>
+      <w:r>
+        <w:t>5</w:t>
+      </w:r>
+      <w:r>
+        <w:t xml:space="preserve">.g., </w:t>
+      </w:r>
+      <w:proofErr w:type="spellStart"/>
+      <w:r>
+        <w:t>hashtype</w:t>
+      </w:r>
+      <w:proofErr w:type="spellEnd"/>
+      <w:r>
+        <w:t xml:space="preserve">, hash value, media type, creation/upload dates, original filename, classification, uploader’s </w:t>
+      </w:r>
+      <w:proofErr w:type="spellStart"/>
+      <w:r>
+        <w:t>userId</w:t>
+      </w:r>
+      <w:proofErr w:type="spellEnd"/>
+      <w:r>
+        <w:t>, last malware scan date) should be retained in a relational database. This separation ensures media remains accessible and unaffected by device allocation changes, while metadata is efficiently managed.</w:t>
+      </w:r>
+    </w:p>
+    <w:p>
+      <w:r>
+        <w:t>This division of duties between storage types leverages their respective strengths. However, it requires robust backup and restoration strategies for both the primary relational database and the object storage layer. While many organizations rely on the inherent guarantees of their cloud providers, it is essential to review and validate these assurances.</w:t>
+      </w:r>
+    </w:p>
+    <w:p>
       <w:r>
         <w:lastRenderedPageBreak/>
-        <w:t>enabled to track all operations—uploads, downloads, deletions, and permission changes—and these logs should be regularly reviewed for anomalies. For instance, configuring alerts for repeated failed access attempts or unexpected public object exposure can provide early warning of misconfiguration or malicious activity.</w:t>
-      </w:r>
-    </w:p>
-    <w:p>
-      <w:pPr>
-        <w:pStyle w:val="Heading1"/>
-      </w:pPr>
-      <w:bookmarkStart w:id="13" w:name="_Toc206589102"/>
-      <w:r>
-        <w:t>Object</w:t>
-      </w:r>
-      <w:r>
-        <w:t xml:space="preserve"> </w:t>
-      </w:r>
-      <w:r>
-        <w:t>Datastores</w:t>
-      </w:r>
-      <w:bookmarkEnd w:id="13"/>
-    </w:p>
-    <w:p>
-      <w:r>
-        <w:t>Object storage—such as Blob Storage (Azure) and S3 (AWS)—is the preferred solution for storing serialized media streams in cloud environments. Critical metadata (e.g., hashtype, hash value, media type, creation/upload dates, original filename, classification, uploader’s userId, last malware scan date) should be retained in a relational database. This separation ensures media remains accessible and unaffected by device allocation changes, while metadata is efficiently managed.</w:t>
-      </w:r>
-    </w:p>
-    <w:p>
-      <w:r>
-        <w:t>This division of duties between storage types leverages their respective strengths. However, it requires robust backup and restoration strategies for both the primary relational database and the object storage layer. While many organizations rely on the inherent guarantees of their cloud providers, it is essential to review and validate these assurances.</w:t>
-      </w:r>
-    </w:p>
-    <w:p>
-      <w:r>
         <w:t>A related option, file storage (e.g., Azure Files, AWS EFS), provides hierarchical structures and access via SMB or NFS, making it suitable for replicating legacy LAN conditions in the cloud. The choice between Blob and File Storage hinges on specific use cases.</w:t>
       </w:r>
     </w:p>
@@ -3968,11 +4255,16 @@
         </w:numPr>
       </w:pPr>
       <w:r>
-        <w:t>Comprehensive backup and restoration plans must cover both object and meta</w:t>
+        <w:t xml:space="preserve">Comprehensive backup and restoration plans must cover both object and </w:t>
+      </w:r>
+      <w:proofErr w:type="spellStart"/>
+      <w:r>
+        <w:t>meta</w:t>
       </w:r>
       <w:r>
         <w:t>Datastores</w:t>
       </w:r>
+      <w:proofErr w:type="spellEnd"/>
     </w:p>
     <w:p>
       <w:pPr>
@@ -4058,7 +4350,6 @@
         </w:numPr>
       </w:pPr>
       <w:r>
-        <w:lastRenderedPageBreak/>
         <w:t>Potential risk during disaster recovery exercises if environments are deleted without additional off-cloud safeguards</w:t>
       </w:r>
     </w:p>
@@ -4111,25 +4402,56 @@
     </w:p>
     <w:p>
       <w:r>
+        <w:lastRenderedPageBreak/>
         <w:t>Securing object and meta</w:t>
       </w:r>
       <w:r>
+        <w:t xml:space="preserve"> </w:t>
+      </w:r>
+      <w:r>
         <w:t>Datastores</w:t>
       </w:r>
       <w:r>
-        <w:t xml:space="preserve"> hinges on limiting access to storage endpoints and enforcing robust authentication methods. Public versus backchannel (private) access models must be clearly defined, with preference given to private endpoints shielded from the public internet. Encryption of data at rest and in transit is mandatory; utilizing built-in features like Azure Storage Service Encryption or AWS S3 Server-Side Encryption strengthens protection. Role-based access controls should restrict privileges to the least necessary, avoiding broad or lingering permissions. Additionally, audit logging must be enabled to track access and configuration changes, providing traceability in case of security incidents. For instance, configuring access policies with minimal privilege in AWS S3 or applying network rules to restrict Azure Blob Storage access can significantly reduce the risk of unauthorized exposure.</w:t>
+        <w:t xml:space="preserve"> hinges on limiting access to storage endpoints and enforcing robust authentication methods. </w:t>
+      </w:r>
+    </w:p>
+    <w:p>
+      <w:r>
+        <w:t xml:space="preserve">Public versus backchannel (private) access models must be clearly defined, with preference given to private endpoints shielded from the public internet. </w:t>
+      </w:r>
+      <w:r>
+        <w:t xml:space="preserve">Public access is also secure, provided a) the container is made private, AND short lived (15-30 second) signatures tokens are appended to the requested URL to be permitted to retrieve the data. See Appendices for </w:t>
+      </w:r>
+      <w:r>
+        <w:t>more information.</w:t>
+      </w:r>
+    </w:p>
+    <w:p>
+      <w:r>
+        <w:t xml:space="preserve"> </w:t>
+      </w:r>
+    </w:p>
+    <w:p>
+      <w:r>
+        <w:t>Encryption of data at rest and in transit is mandatory; utilizing built-in features like Azure Storage Service Encryption or AWS S3 Server-Side Encryption strengthens protection. Role-based access controls should restrict privileges to the least necessary, avoiding broad or lingering permissions. Additionally, audit logging must be enabled to track access and configuration changes, providing traceability in case of security incidents. For instance, configuring access policies with minimal privilege in AWS S3 or applying network rules to restrict Azure Blob Storage access can significantly reduce the risk of unauthorized exposure.</w:t>
       </w:r>
     </w:p>
     <w:p>
       <w:pPr>
         <w:pStyle w:val="Heading1"/>
       </w:pPr>
-      <w:bookmarkStart w:id="14" w:name="_Toc206589103"/>
-      <w:r>
-        <w:t xml:space="preserve">Key Management Service </w:t>
-      </w:r>
-      <w:r>
-        <w:t xml:space="preserve">(KMS) </w:t>
+      <w:bookmarkStart w:id="14" w:name="_Toc229402111"/>
+      <w:r>
+        <w:t>Secrets and Key Man</w:t>
+      </w:r>
+      <w:r>
+        <w:t>a</w:t>
+      </w:r>
+      <w:r>
+        <w:t>gement</w:t>
+      </w:r>
+      <w:r>
+        <w:t xml:space="preserve"> </w:t>
       </w:r>
       <w:r>
         <w:t>Datastores</w:t>
@@ -4141,7 +4463,15 @@
         <w:pStyle w:val="BodyText"/>
       </w:pPr>
       <w:r>
-        <w:t>As relational databases and blob storage are remote services, to access them, credentials (name and secret) are required to identify oneself and gain access to their services.</w:t>
+        <w:t xml:space="preserve">As relational databases and blob storage are remote </w:t>
+      </w:r>
+      <w:proofErr w:type="gramStart"/>
+      <w:r>
+        <w:t>services,</w:t>
+      </w:r>
+      <w:proofErr w:type="gramEnd"/>
+      <w:r>
+        <w:t xml:space="preserve"> to access them, credentials (name and secret) are required to identify oneself and gain access to their services.</w:t>
       </w:r>
     </w:p>
     <w:p>
@@ -4152,10 +4482,24 @@
         <w:t xml:space="preserve">A </w:t>
       </w:r>
       <w:r>
-        <w:t>Key Management Service (KMS)</w:t>
-      </w:r>
-      <w:r>
-        <w:t xml:space="preserve"> is used (keyvault in Azure, </w:t>
+        <w:t xml:space="preserve">Secrets and Key </w:t>
+      </w:r>
+      <w:r>
+        <w:t>Management S</w:t>
+      </w:r>
+      <w:r>
+        <w:t xml:space="preserve">tore service </w:t>
+      </w:r>
+      <w:r>
+        <w:t>is used (</w:t>
+      </w:r>
+      <w:proofErr w:type="spellStart"/>
+      <w:r>
+        <w:t>keyvault</w:t>
+      </w:r>
+      <w:proofErr w:type="spellEnd"/>
+      <w:r>
+        <w:t xml:space="preserve"> in Azure, </w:t>
       </w:r>
       <w:r>
         <w:t>Secret Manager in AWS).</w:t>
@@ -4175,13 +4519,26 @@
         <w:t>integration credentials are not to be confused with integration configuration</w:t>
       </w:r>
       <w:r>
-        <w:t xml:space="preserve"> settings, which do not require confidentialiaty</w:t>
-      </w:r>
+        <w:t xml:space="preserve"> settings, which do not require </w:t>
+      </w:r>
+      <w:proofErr w:type="spellStart"/>
+      <w:r>
+        <w:t>confidentialiaty</w:t>
+      </w:r>
+      <w:proofErr w:type="spellEnd"/>
       <w:r>
         <w:t>.</w:t>
       </w:r>
       <w:r>
-        <w:t xml:space="preserve"> So, while one can put the url of the remote service</w:t>
+        <w:t xml:space="preserve"> So, while one can put the </w:t>
+      </w:r>
+      <w:proofErr w:type="spellStart"/>
+      <w:r>
+        <w:t>url</w:t>
+      </w:r>
+      <w:proofErr w:type="spellEnd"/>
+      <w:r>
+        <w:t xml:space="preserve"> of the remote service</w:t>
       </w:r>
       <w:r>
         <w:t xml:space="preserve"> </w:t>
@@ -4222,71 +4579,74 @@
         <w:pStyle w:val="BodyText"/>
       </w:pPr>
       <w:r>
+        <w:t>Vice versa, a Secure Store is not a configuration store, so any temptation of reusing it to storing non-confidential integration settings must be avoided.</w:t>
+      </w:r>
+    </w:p>
+    <w:p>
+      <w:pPr>
+        <w:pStyle w:val="BodyText"/>
+      </w:pPr>
+      <w:r>
+        <w:t xml:space="preserve">Keys entered are not visible once put in. </w:t>
+      </w:r>
+      <w:r>
+        <w:t xml:space="preserve">Access – specifically Changes (replacement of key values) are audited. </w:t>
+      </w:r>
+    </w:p>
+    <w:p>
+      <w:pPr>
+        <w:pStyle w:val="BodyText"/>
+      </w:pPr>
+      <w:r>
+        <w:t xml:space="preserve">User account access to </w:t>
+      </w:r>
+      <w:r>
+        <w:t xml:space="preserve">key vaults should be tightly limited to </w:t>
+      </w:r>
+      <w:r>
+        <w:t xml:space="preserve">the </w:t>
+      </w:r>
+      <w:r>
+        <w:t>admin</w:t>
+      </w:r>
+      <w:r>
+        <w:t xml:space="preserve"> who configures the key/value pairs</w:t>
+      </w:r>
+      <w:r>
+        <w:t xml:space="preserve">, </w:t>
+      </w:r>
+      <w:r>
+        <w:t xml:space="preserve">and </w:t>
+      </w:r>
+      <w:r>
+        <w:t xml:space="preserve">that of the </w:t>
+      </w:r>
+      <w:r>
+        <w:t xml:space="preserve">delivery pipeline </w:t>
+      </w:r>
+      <w:r>
+        <w:t xml:space="preserve">that accesses it to </w:t>
+      </w:r>
+      <w:r>
+        <w:t>retrieve secrets to establish identity to remote services (relational databases</w:t>
+      </w:r>
+      <w:r>
+        <w:t xml:space="preserve">, blob storage, etc.). Nobody else – in any environment (ST, UAT, PP, PROD, etc.) </w:t>
+      </w:r>
+      <w:r>
+        <w:t>by anyone, including testers wishing to access the database to ‘check data’.</w:t>
+      </w:r>
+    </w:p>
+    <w:p>
+      <w:pPr>
+        <w:pStyle w:val="BodyText"/>
+      </w:pPr>
+      <w:r>
+        <w:t xml:space="preserve">Considerations are that once data has been retrieved, that it be kept in memory, and not written into any other datastore (configuration, database, etc.) as those stores are </w:t>
+      </w:r>
+      <w:r>
         <w:lastRenderedPageBreak/>
-        <w:t>Vice versa, a Secure Store is not a configuration store, so any temptation of reusing it to storing non-confidential integration settings must be avoided.</w:t>
-      </w:r>
-    </w:p>
-    <w:p>
-      <w:pPr>
-        <w:pStyle w:val="BodyText"/>
-      </w:pPr>
-      <w:r>
-        <w:t xml:space="preserve">Keys entered are not visible once put in. </w:t>
-      </w:r>
-      <w:r>
-        <w:t xml:space="preserve">Access – specifically Changes (replacement of key values) are audited. </w:t>
-      </w:r>
-    </w:p>
-    <w:p>
-      <w:pPr>
-        <w:pStyle w:val="BodyText"/>
-      </w:pPr>
-      <w:r>
-        <w:t xml:space="preserve">User account access to </w:t>
-      </w:r>
-      <w:r>
-        <w:t xml:space="preserve">key vaults should be tightly limited to </w:t>
-      </w:r>
-      <w:r>
-        <w:t xml:space="preserve">the </w:t>
-      </w:r>
-      <w:r>
-        <w:t>admin</w:t>
-      </w:r>
-      <w:r>
-        <w:t xml:space="preserve"> who configures the key/value pairs</w:t>
-      </w:r>
-      <w:r>
-        <w:t xml:space="preserve">, </w:t>
-      </w:r>
-      <w:r>
-        <w:t xml:space="preserve">and </w:t>
-      </w:r>
-      <w:r>
-        <w:t xml:space="preserve">that of the </w:t>
-      </w:r>
-      <w:r>
-        <w:t xml:space="preserve">delivery pipeline </w:t>
-      </w:r>
-      <w:r>
-        <w:t xml:space="preserve">that accesses it to </w:t>
-      </w:r>
-      <w:r>
-        <w:t>retrieve secrets to establish identity to remote services (relational databases</w:t>
-      </w:r>
-      <w:r>
-        <w:t xml:space="preserve">, blob storage, etc.). Nobody else – in any environment (ST, UAT, PP, PROD, etc.) </w:t>
-      </w:r>
-      <w:r>
-        <w:t>by anyone, including testers wishing to access the database to ‘check data’.</w:t>
-      </w:r>
-    </w:p>
-    <w:p>
-      <w:pPr>
-        <w:pStyle w:val="BodyText"/>
-      </w:pPr>
-      <w:r>
-        <w:t xml:space="preserve">Considerations are that once data has been retrieved, that it be kept in memory, and not written into any other datastore (configuration, database, etc.) as those stores are readable if the system is compromise. If in the database, restored </w:t>
+        <w:t xml:space="preserve">readable if the system is compromise. If in the database, restored </w:t>
       </w:r>
       <w:r>
         <w:t xml:space="preserve">backups also provide unaudited access to credentials. </w:t>
@@ -4340,29 +4700,34 @@
         <w:t>centres</w:t>
       </w:r>
       <w:r>
-        <w:t xml:space="preserve"> on limiting access to endpoints and enforcing robust authentication and authorization controls. As these stores often contain sensitive session and application data, it is vital to restrict access through network rules—such as firewall settings or private endpoints—so that only trusted services and users can connect. For instance, Redis on Azure recommends using Virtual Network integration with private endpoints, while AWS Elasticache can be deployed within a VPC with subnet-based access controls.</w:t>
-      </w:r>
-    </w:p>
-    <w:p>
-      <w:r>
-        <w:t xml:space="preserve">Authentication should be enabled and enforced, utilizing mechanisms like Redis AUTH or IAM policies in AWS, to prevent unauthorized access. Data encryption in transit, via TLS, </w:t>
-      </w:r>
+        <w:t xml:space="preserve"> on limiting access to endpoints and enforcing robust authentication and authorization controls. As these stores often contain sensitive session and application data, it is vital to restrict access through network rules—such as firewall settings or private endpoints—so that only trusted services and users can connect. For instance, Redis on Azure recommends using Virtual Network integration with private endpoints, while AWS </w:t>
+      </w:r>
+      <w:proofErr w:type="spellStart"/>
+      <w:r>
+        <w:t>Elasticache</w:t>
+      </w:r>
+      <w:proofErr w:type="spellEnd"/>
+      <w:r>
+        <w:t xml:space="preserve"> can be deployed within a VPC with subnet-based access controls.</w:t>
+      </w:r>
+    </w:p>
+    <w:p>
+      <w:r>
+        <w:t>Authentication should be enabled and enforced, utilizing mechanisms like Redis AUTH or IAM policies in AWS, to prevent unauthorized access. Data encryption in transit, via TLS, and at rest (when persistence is enabled) should be configured to protect against interception or data leakage. Role-based access controls must be applied so that only necessary accounts have rights to read or write data; administrative commands, especially those that modify the cache structure or flush data, should be limited to privileged users.</w:t>
+      </w:r>
+    </w:p>
+    <w:p>
+      <w:r>
+        <w:t>Audit logging, where available, should be turned on to record changes in configuration and access patterns, aiding in traceability during security reviews or incident investigations. Regularly rotating credentials and reviewing access permissions further decreases the risk of exposure. As an example, Redis Enterprise allows for integration with external authentication providers and supports granular access control lists for command-level permissions, bolstering overall security posture.</w:t>
+      </w:r>
+    </w:p>
+    <w:p>
+      <w:pPr>
+        <w:pStyle w:val="Heading1"/>
+      </w:pPr>
+      <w:bookmarkStart w:id="15" w:name="_Toc229402112"/>
       <w:r>
         <w:lastRenderedPageBreak/>
-        <w:t>and at rest (when persistence is enabled) should be configured to protect against interception or data leakage. Role-based access controls must be applied so that only necessary accounts have rights to read or write data; administrative commands, especially those that modify the cache structure or flush data, should be limited to privileged users.</w:t>
-      </w:r>
-    </w:p>
-    <w:p>
-      <w:r>
-        <w:t>Audit logging, where available, should be turned on to record changes in configuration and access patterns, aiding in traceability during security reviews or incident investigations. Regularly rotating credentials and reviewing access permissions further decreases the risk of exposure. As an example, Redis Enterprise allows for integration with external authentication providers and supports granular access control lists for command-level permissions, bolstering overall security posture.</w:t>
-      </w:r>
-    </w:p>
-    <w:p>
-      <w:pPr>
-        <w:pStyle w:val="Heading1"/>
-      </w:pPr>
-      <w:bookmarkStart w:id="15" w:name="_Toc206589104"/>
-      <w:r>
         <w:t>Key</w:t>
       </w:r>
       <w:r>
@@ -4422,7 +4787,15 @@
         </w:numPr>
       </w:pPr>
       <w:r>
-        <w:t>Supports storing data in its final, ready-to-use form—post-calculation, post-formatting, and in the language of the session—using language-tagged keys (e.g., ‘XYZ_en’).</w:t>
+        <w:t>Supports storing data in its final, ready-to-use form—post-calculation, post-formatting, and in the language of the session—using language-tagged keys (e.g., ‘</w:t>
+      </w:r>
+      <w:proofErr w:type="spellStart"/>
+      <w:r>
+        <w:t>XYZ_en</w:t>
+      </w:r>
+      <w:proofErr w:type="spellEnd"/>
+      <w:r>
+        <w:t>’).</w:t>
       </w:r>
     </w:p>
     <w:p>
@@ -4500,6 +4873,721 @@
         <w:t>Potential data loss is limited to edge cases, requiring only re-fetch and re-caching of the affected data.</w:t>
       </w:r>
     </w:p>
+    <w:p>
+      <w:pPr>
+        <w:rPr>
+          <w:b/>
+          <w:bCs/>
+        </w:rPr>
+      </w:pPr>
+      <w:r>
+        <w:rPr>
+          <w:b/>
+          <w:bCs/>
+        </w:rPr>
+        <w:t>Disadvantages</w:t>
+      </w:r>
+    </w:p>
+    <w:p>
+      <w:pPr>
+        <w:pStyle w:val="ListParagraph"/>
+        <w:numPr>
+          <w:ilvl w:val="0"/>
+          <w:numId w:val="19"/>
+        </w:numPr>
+      </w:pPr>
+      <w:r>
+        <w:t>Relatively high operational cost due to memory usage-based billing.</w:t>
+      </w:r>
+    </w:p>
+    <w:p>
+      <w:pPr>
+        <w:pStyle w:val="ListParagraph"/>
+        <w:numPr>
+          <w:ilvl w:val="0"/>
+          <w:numId w:val="19"/>
+        </w:numPr>
+      </w:pPr>
+      <w:r>
+        <w:t>Lack of durability—recently cached data may be lost in the event of a crash, as persistence is not guaranteed.</w:t>
+      </w:r>
+    </w:p>
+    <w:p>
+      <w:pPr>
+        <w:rPr>
+          <w:b/>
+          <w:bCs/>
+        </w:rPr>
+      </w:pPr>
+      <w:r>
+        <w:rPr>
+          <w:b/>
+          <w:bCs/>
+        </w:rPr>
+        <w:t>Maintenance considerations</w:t>
+      </w:r>
+    </w:p>
+    <w:p>
+      <w:r>
+        <w:t xml:space="preserve">Regular monitoring and management of cache configurations are essential to ensure optimal performance and cost control. For systems supporting multiple culture-language codes, periodic audits can help identify under-utilized stores that unnecessarily consume memory. Automated pruning strategies, such as least recently used (LRU) eviction or time-to-live (TTL) expiry policies, prevent stale data from accumulating and causing inefficiencies. Testing cache refresh scenarios is important, especially in edge cases </w:t>
+      </w:r>
+      <w:r>
+        <w:lastRenderedPageBreak/>
+        <w:t>where data loss may occur and re-fetched data must be reliably re-cached. In practice, this means simulating crash recovery and validating that the system gracefully replenishes lost cache segments without impacting user experience. Maintenance is further streamlined when cache keys and schemas are standardized, allowing for easier bulk updates and compatibility checks as the underlying data shapes evolve with business requirements.</w:t>
+      </w:r>
+    </w:p>
+    <w:p>
+      <w:pPr>
+        <w:rPr>
+          <w:b/>
+          <w:bCs/>
+        </w:rPr>
+      </w:pPr>
+      <w:r>
+        <w:rPr>
+          <w:b/>
+          <w:bCs/>
+        </w:rPr>
+        <w:t>Security consideration</w:t>
+      </w:r>
+    </w:p>
+    <w:p>
+      <w:r>
+        <w:t>Protecting cached data, especially when it contains user-specific or sensitive session information, demands careful access control and encryption. For example, storing language-tagged keys such as ‘</w:t>
+      </w:r>
+      <w:proofErr w:type="spellStart"/>
+      <w:r>
+        <w:t>user_profile_en</w:t>
+      </w:r>
+      <w:proofErr w:type="spellEnd"/>
+      <w:r>
+        <w:t>’ may inadvertently expose personal preferences or identifiers, so it's prudent to prevent unauthorized cache queries or memory dumps. Employing encryption for in-memory data and enforcing strict authentication for administrative cache operations mitigates risk in environments lacking persistence and durability. Furthermore, cache invalidation routines should be designed to avoid leaking residual data during store rotations or system restarts. Regular vulnerability assessments—including penetration tests targeting cache interfaces—are vital for identifying and remediating attack vectors. In distributed systems, network-level protections like TLS and firewall rules help ensure that inter-node cache traffic is shielded from interception or tampering.</w:t>
+      </w:r>
+    </w:p>
+    <w:p>
+      <w:pPr>
+        <w:pStyle w:val="Heading1"/>
+      </w:pPr>
+      <w:bookmarkStart w:id="16" w:name="_Toc229402113"/>
+      <w:r>
+        <w:t xml:space="preserve">Document </w:t>
+      </w:r>
+      <w:r>
+        <w:t>Datastores</w:t>
+      </w:r>
+      <w:bookmarkEnd w:id="16"/>
+    </w:p>
+    <w:p>
+      <w:r>
+        <w:t xml:space="preserve">Document datastores represent a distinct paradigm in modern data management, prioritizing flexibility and scalability over rigid, pre-defined schemas. Unlike traditional relational databases, document stores organize information as collections of self-describing documents—most commonly in formats like JSON, BSON, or XML—allowing varied and evolving data structures to coexist within the same data set. This model is especially well-suited for applications where requirements change frequently or where rich, nested objects are commonplace. By </w:t>
+      </w:r>
+      <w:proofErr w:type="spellStart"/>
+      <w:r>
+        <w:t>centering</w:t>
+      </w:r>
+      <w:proofErr w:type="spellEnd"/>
+      <w:r>
+        <w:t xml:space="preserve"> data around entire documents rather than normalized tables, these systems simplify both development and retrieval, making it easier to model real-world entities and support agile product evolution.</w:t>
+      </w:r>
+    </w:p>
+    <w:p>
+      <w:pPr>
+        <w:rPr>
+          <w:b/>
+          <w:bCs/>
+        </w:rPr>
+      </w:pPr>
+      <w:r>
+        <w:rPr>
+          <w:b/>
+          <w:bCs/>
+        </w:rPr>
+        <w:t>Advantages</w:t>
+      </w:r>
+    </w:p>
+    <w:p>
+      <w:pPr>
+        <w:pStyle w:val="ListParagraph"/>
+        <w:numPr>
+          <w:ilvl w:val="0"/>
+          <w:numId w:val="23"/>
+        </w:numPr>
+      </w:pPr>
+      <w:r>
+        <w:t>Efficient bulk or key-based retrieval, often outperforming relational joins for certain access patterns.</w:t>
+      </w:r>
+    </w:p>
+    <w:p>
+      <w:pPr>
+        <w:pStyle w:val="ListParagraph"/>
+        <w:numPr>
+          <w:ilvl w:val="0"/>
+          <w:numId w:val="23"/>
+        </w:numPr>
+      </w:pPr>
+      <w:r>
+        <w:t>Flexible schema: JSON (or BSON/XML) document storage allows rapid iteration and adapts to heterogeneous data structures.</w:t>
+      </w:r>
+    </w:p>
+    <w:p>
+      <w:pPr>
+        <w:pStyle w:val="ListParagraph"/>
+        <w:numPr>
+          <w:ilvl w:val="0"/>
+          <w:numId w:val="23"/>
+        </w:numPr>
+      </w:pPr>
+      <w:r>
+        <w:t>Designed for distributed, scalable architectures, enabling natural scale-out and high availability.</w:t>
+      </w:r>
+    </w:p>
+    <w:p>
+      <w:pPr>
+        <w:pStyle w:val="ListParagraph"/>
+        <w:numPr>
+          <w:ilvl w:val="0"/>
+          <w:numId w:val="23"/>
+        </w:numPr>
+      </w:pPr>
+      <w:r>
+        <w:t xml:space="preserve">Supports nesting of arrays and sub-documents, simplifying data </w:t>
+      </w:r>
+      <w:r>
+        <w:t>modelling</w:t>
+      </w:r>
+      <w:r>
+        <w:t xml:space="preserve"> and retrieval without complex joins.</w:t>
+      </w:r>
+    </w:p>
+    <w:p>
+      <w:pPr>
+        <w:pStyle w:val="ListParagraph"/>
+        <w:numPr>
+          <w:ilvl w:val="0"/>
+          <w:numId w:val="23"/>
+        </w:numPr>
+      </w:pPr>
+      <w:r>
+        <w:lastRenderedPageBreak/>
+        <w:t>Backup and restoration, when managed by traditional RDBMS, are straightforward and trusted for disaster recovery.</w:t>
+      </w:r>
+    </w:p>
+    <w:p>
+      <w:pPr>
+        <w:rPr>
+          <w:b/>
+          <w:bCs/>
+        </w:rPr>
+      </w:pPr>
+      <w:r>
+        <w:rPr>
+          <w:b/>
+          <w:bCs/>
+        </w:rPr>
+        <w:t>Considerations</w:t>
+      </w:r>
+    </w:p>
+    <w:p>
+      <w:pPr>
+        <w:pStyle w:val="ListParagraph"/>
+        <w:numPr>
+          <w:ilvl w:val="0"/>
+          <w:numId w:val="24"/>
+        </w:numPr>
+      </w:pPr>
+      <w:r>
+        <w:t>Schema flexibility accelerates development but increases the need for thorough testing and ongoing maintainability.</w:t>
+      </w:r>
+    </w:p>
+    <w:p>
+      <w:pPr>
+        <w:pStyle w:val="ListParagraph"/>
+        <w:numPr>
+          <w:ilvl w:val="0"/>
+          <w:numId w:val="24"/>
+        </w:numPr>
+      </w:pPr>
+      <w:r>
+        <w:t>JSON Schema validation may be implemented to ensure data integrity.</w:t>
+      </w:r>
+    </w:p>
+    <w:p>
+      <w:pPr>
+        <w:pStyle w:val="ListParagraph"/>
+        <w:numPr>
+          <w:ilvl w:val="0"/>
+          <w:numId w:val="24"/>
+        </w:numPr>
+      </w:pPr>
+      <w:r>
+        <w:t>If operating in a single region or with limited internationalisation, replication and complex distributed architectures may be unnecessary overhead.</w:t>
+      </w:r>
+    </w:p>
+    <w:p>
+      <w:pPr>
+        <w:pStyle w:val="ListParagraph"/>
+        <w:numPr>
+          <w:ilvl w:val="0"/>
+          <w:numId w:val="24"/>
+        </w:numPr>
+      </w:pPr>
+      <w:r>
+        <w:t xml:space="preserve">Relational databases now offer limited document support, but features may </w:t>
+      </w:r>
+      <w:proofErr w:type="gramStart"/>
+      <w:r>
+        <w:t>lag behind</w:t>
+      </w:r>
+      <w:proofErr w:type="gramEnd"/>
+      <w:r>
+        <w:t xml:space="preserve"> dedicated document stores.</w:t>
+      </w:r>
+    </w:p>
+    <w:p>
+      <w:pPr>
+        <w:pStyle w:val="ListParagraph"/>
+        <w:numPr>
+          <w:ilvl w:val="0"/>
+          <w:numId w:val="24"/>
+        </w:numPr>
+      </w:pPr>
+      <w:r>
+        <w:t>Traditional data warehouses expect relational data, complicating analytics on loosely structured documents.</w:t>
+      </w:r>
+    </w:p>
+    <w:p>
+      <w:pPr>
+        <w:rPr>
+          <w:b/>
+          <w:bCs/>
+        </w:rPr>
+      </w:pPr>
+      <w:r>
+        <w:rPr>
+          <w:b/>
+          <w:bCs/>
+        </w:rPr>
+        <w:t>Disadvantages</w:t>
+      </w:r>
+    </w:p>
+    <w:p>
+      <w:pPr>
+        <w:pStyle w:val="ListParagraph"/>
+        <w:numPr>
+          <w:ilvl w:val="0"/>
+          <w:numId w:val="25"/>
+        </w:numPr>
+      </w:pPr>
+      <w:r>
+        <w:t>Increased storage requirements due to key/value duplication across documents, impacting backup and restoration times.</w:t>
+      </w:r>
+    </w:p>
+    <w:p>
+      <w:pPr>
+        <w:pStyle w:val="ListParagraph"/>
+        <w:numPr>
+          <w:ilvl w:val="0"/>
+          <w:numId w:val="25"/>
+        </w:numPr>
+      </w:pPr>
+      <w:r>
+        <w:t>Some databases store documents as plain text rather than structured data, leading to significant performance penalties (up to 20x slower on SQL Server).</w:t>
+      </w:r>
+    </w:p>
+    <w:p>
+      <w:pPr>
+        <w:pStyle w:val="ListParagraph"/>
+        <w:numPr>
+          <w:ilvl w:val="0"/>
+          <w:numId w:val="25"/>
+        </w:numPr>
+      </w:pPr>
+      <w:r>
+        <w:t>Potential lack of durability: in-memory document caches may lose recent data upon crash if not persisted.</w:t>
+      </w:r>
+    </w:p>
+    <w:p>
+      <w:pPr>
+        <w:pStyle w:val="ListParagraph"/>
+        <w:numPr>
+          <w:ilvl w:val="0"/>
+          <w:numId w:val="25"/>
+        </w:numPr>
+      </w:pPr>
+      <w:r>
+        <w:t>Data transformation costs may rise if documents are not cached in their most frequently accessed “shape.”</w:t>
+      </w:r>
+    </w:p>
+    <w:p>
+      <w:pPr>
+        <w:rPr>
+          <w:b/>
+          <w:bCs/>
+        </w:rPr>
+      </w:pPr>
+      <w:r>
+        <w:rPr>
+          <w:b/>
+          <w:bCs/>
+        </w:rPr>
+        <w:t>Maintenance considerations</w:t>
+      </w:r>
+    </w:p>
+    <w:p>
+      <w:r>
+        <w:t>Document-oriented databases ease development by supporting flexible schemas, but this flexibility can complicate long-term maintenance. As schemas evolve, legacy documents may not conform to new validation rules, requiring periodic data migrations or transformation scripts to ensure consistency. For example, a MongoDB collection that began with a flat structure may later incorporate nested documents, necessitating updates to historical data for compatibility with new application features. Backup and restore operations can be time-consuming due to the increased storage footprint from key/value duplication and the potential for numerous, variably structured documents. Additionally, monitoring performance is crucial, as storage engines may degrade over time if documents are frequently rewritten in different “shapes.” Tools like MongoDB’s Compass or Elasticsearch’s Kibana can aid in tracking document growth, index usage, and anomalous patterns to pre-empt performance bottlenecks.</w:t>
+      </w:r>
+    </w:p>
+    <w:p>
+      <w:pPr>
+        <w:rPr>
+          <w:b/>
+          <w:bCs/>
+        </w:rPr>
+      </w:pPr>
+      <w:r>
+        <w:rPr>
+          <w:b/>
+          <w:bCs/>
+        </w:rPr>
+        <w:t>Security consideration</w:t>
+      </w:r>
+    </w:p>
+    <w:p>
+      <w:r>
+        <w:t xml:space="preserve">Document databases introduce unique security challenges that must be addressed to protect sensitive information. Because JSON or BSON documents can store arbitrary fields, strict access controls should be enforced at both the collection and field level. For instance, in a Couchbase or MongoDB deployment, role-based access control (RBAC) </w:t>
+      </w:r>
+      <w:r>
+        <w:lastRenderedPageBreak/>
+        <w:t>can restrict read or write permissions to approved users or applications. Data at rest should be encrypted, and if documents contain personally identifiable information (PII), field-level encryption or redaction may be required to comply with regulations like GDPR. Additionally, since some document databases expose RESTful APIs for CRUD operations, ensuring secure authentication (such as using OAuth or API keys) and guarding against injection attacks becomes critical. Regular audits, patching, and the use of secure transport protocols (TLS/SSL) are essential to maintaining a robust security posture.</w:t>
+      </w:r>
+    </w:p>
+    <w:p>
+      <w:pPr>
+        <w:pStyle w:val="Heading1"/>
+      </w:pPr>
+      <w:bookmarkStart w:id="17" w:name="_Toc229402114"/>
+      <w:r>
+        <w:t xml:space="preserve">Event </w:t>
+      </w:r>
+      <w:r>
+        <w:t xml:space="preserve">Data </w:t>
+      </w:r>
+      <w:r>
+        <w:t>Store</w:t>
+      </w:r>
+      <w:bookmarkEnd w:id="17"/>
+    </w:p>
+    <w:p>
+      <w:pPr>
+        <w:pStyle w:val="BodyText"/>
+      </w:pPr>
+      <w:r>
+        <w:t xml:space="preserve">A specialisation of Document Stores, see </w:t>
+      </w:r>
+      <w:r>
+        <w:t xml:space="preserve">the </w:t>
+      </w:r>
+      <w:r>
+        <w:t>analys</w:t>
+      </w:r>
+      <w:r>
+        <w:t>es</w:t>
+      </w:r>
+      <w:r>
+        <w:t xml:space="preserve"> </w:t>
+      </w:r>
+      <w:r>
+        <w:t xml:space="preserve">of </w:t>
+      </w:r>
+      <w:r>
+        <w:t>Event and State management systems</w:t>
+      </w:r>
+      <w:r>
+        <w:t xml:space="preserve"> in the appendices</w:t>
+      </w:r>
+      <w:r>
+        <w:t>.</w:t>
+      </w:r>
+    </w:p>
+    <w:p>
+      <w:pPr>
+        <w:pStyle w:val="Heading1"/>
+      </w:pPr>
+      <w:bookmarkStart w:id="18" w:name="_Toc229402115"/>
+      <w:r>
+        <w:t xml:space="preserve">Graph </w:t>
+      </w:r>
+      <w:r>
+        <w:t>Datastores</w:t>
+      </w:r>
+      <w:bookmarkEnd w:id="18"/>
+    </w:p>
+    <w:p>
+      <w:pPr>
+        <w:pStyle w:val="BodyText"/>
+      </w:pPr>
+      <w:r>
+        <w:t>Graph databases are a specialised class of NoSQL databases designed to model, store, and query highly interconnected data. Instead of using tables or documents as the primary structure, graph datastores represent information as nodes (entities) and edges (relationships), enabling direct traversal of networks such as social connections, recommendation systems, or supply chains.</w:t>
+      </w:r>
+    </w:p>
+    <w:p>
+      <w:pPr>
+        <w:pStyle w:val="BodyText"/>
+      </w:pPr>
+      <w:r>
+        <w:t xml:space="preserve">Graph technology is not one single model. In practice, two common approaches are property graphs (nodes and edges with properties) and RDF graphs (subject–predicate–object triples). For property graphs, widely used query languages include Cypher (commonly associated with Neo4j) and Gremlin (the Apache </w:t>
+      </w:r>
+      <w:proofErr w:type="spellStart"/>
+      <w:r>
+        <w:t>TinkerPop</w:t>
+      </w:r>
+      <w:proofErr w:type="spellEnd"/>
+      <w:r>
+        <w:t xml:space="preserve"> traversal language). For standards, ISO/IEC 39075:2024 defines GQL as a database language for querying and managing property graphs. For RDF graphs, SPARQL is the W3C Recommendation query language for querying RDF datasets using graph pattern matching.</w:t>
+      </w:r>
+    </w:p>
+    <w:p>
+      <w:pPr>
+        <w:pStyle w:val="BodyText"/>
+      </w:pPr>
+      <w:r>
+        <w:t xml:space="preserve">In cloud environments, service choice can influence language and ecosystem alignment. On Azure, Azure Cosmos DB for Apache Gremlin provides a managed graph capability that supports the Gremlin language. On AWS, Amazon Neptune is a managed graph database that supports Gremlin and </w:t>
+      </w:r>
+      <w:proofErr w:type="gramStart"/>
+      <w:r>
+        <w:t>SPARQL, and</w:t>
+      </w:r>
+      <w:proofErr w:type="gramEnd"/>
+      <w:r>
+        <w:t xml:space="preserve"> also supports </w:t>
+      </w:r>
+      <w:proofErr w:type="spellStart"/>
+      <w:r>
+        <w:t>openCypher</w:t>
+      </w:r>
+      <w:proofErr w:type="spellEnd"/>
+      <w:r>
+        <w:t xml:space="preserve"> for property graph querying</w:t>
+      </w:r>
+      <w:r>
+        <w:t>.</w:t>
+      </w:r>
+    </w:p>
+    <w:p>
+      <w:pPr>
+        <w:pStyle w:val="BodyText"/>
+      </w:pPr>
+    </w:p>
+    <w:p>
+      <w:pPr>
+        <w:rPr>
+          <w:b/>
+          <w:bCs/>
+        </w:rPr>
+      </w:pPr>
+      <w:r>
+        <w:rPr>
+          <w:b/>
+          <w:bCs/>
+        </w:rPr>
+        <w:t>Advantages</w:t>
+      </w:r>
+    </w:p>
+    <w:p>
+      <w:pPr>
+        <w:pStyle w:val="ListParagraph"/>
+        <w:numPr>
+          <w:ilvl w:val="0"/>
+          <w:numId w:val="35"/>
+        </w:numPr>
+      </w:pPr>
+      <w:r>
+        <w:t>Graph datastores efficiently capture and query relationships and connections that would be complex and expensive to represent in relational or document databases, especially when multi-hop relationships are central to the problem.</w:t>
+      </w:r>
+    </w:p>
+    <w:p>
+      <w:pPr>
+        <w:pStyle w:val="ListParagraph"/>
+        <w:numPr>
+          <w:ilvl w:val="0"/>
+          <w:numId w:val="35"/>
+        </w:numPr>
+      </w:pPr>
+      <w:r>
+        <w:lastRenderedPageBreak/>
+        <w:t>They enable rapid traversal of deeply nested or many-to-many relationships, supporting relationship-centric analysis and discovery use cases where connectivity is the key value.</w:t>
+      </w:r>
+    </w:p>
+    <w:p>
+      <w:pPr>
+        <w:pStyle w:val="ListParagraph"/>
+        <w:numPr>
+          <w:ilvl w:val="0"/>
+          <w:numId w:val="35"/>
+        </w:numPr>
+      </w:pPr>
+      <w:r>
+        <w:t>They offer flexibility in evolving the model over time, particularly in property graphs where adding node and edge properties and types is often less disruptive than reworking a fully normalised relational schema.</w:t>
+      </w:r>
+    </w:p>
+    <w:p>
+      <w:pPr>
+        <w:pStyle w:val="ListParagraph"/>
+        <w:numPr>
+          <w:ilvl w:val="0"/>
+          <w:numId w:val="35"/>
+        </w:numPr>
+      </w:pPr>
+      <w:r>
+        <w:t>They can improve portability when anchored to standards. ISO/IEC GQL provides a common baseline for property graph query and manipulation, while SPARQL provides a standards-based approach for querying RDF graphs and linked-data style datasets.</w:t>
+      </w:r>
+    </w:p>
+    <w:p>
+      <w:pPr>
+        <w:pStyle w:val="ListParagraph"/>
+        <w:numPr>
+          <w:ilvl w:val="0"/>
+          <w:numId w:val="35"/>
+        </w:numPr>
+      </w:pPr>
+      <w:r>
+        <w:t>Visual modelling and reasoning about relationships can be more intuitive for domain experts when the business concepts are naturally expressed as entities and relationships rather than tables and joins.</w:t>
+      </w:r>
+    </w:p>
+    <w:p/>
+    <w:p>
+      <w:pPr>
+        <w:rPr>
+          <w:b/>
+          <w:bCs/>
+        </w:rPr>
+      </w:pPr>
+      <w:r>
+        <w:rPr>
+          <w:b/>
+          <w:bCs/>
+        </w:rPr>
+        <w:t>Considerations</w:t>
+      </w:r>
+    </w:p>
+    <w:p>
+      <w:pPr>
+        <w:pStyle w:val="ListParagraph"/>
+        <w:numPr>
+          <w:ilvl w:val="0"/>
+          <w:numId w:val="36"/>
+        </w:numPr>
+      </w:pPr>
+      <w:r>
+        <w:t xml:space="preserve">Graph databases shine in scenarios where connections are </w:t>
+      </w:r>
+      <w:proofErr w:type="gramStart"/>
+      <w:r>
+        <w:t>paramount, but</w:t>
+      </w:r>
+      <w:proofErr w:type="gramEnd"/>
+      <w:r>
+        <w:t xml:space="preserve"> can be unnecessary complexity for flat or mostly tabular data. Selection should be driven by the dominant questions the system must answer.</w:t>
+      </w:r>
+    </w:p>
+    <w:p>
+      <w:pPr>
+        <w:pStyle w:val="ListParagraph"/>
+        <w:numPr>
+          <w:ilvl w:val="0"/>
+          <w:numId w:val="36"/>
+        </w:numPr>
+      </w:pPr>
+      <w:r>
+        <w:t>Performance can degrade on very large or densely connected graphs unless the product’s indexing and partitioning approach matches the access patterns. “Natural modelling” does not remove the need for operational fit checks.</w:t>
+      </w:r>
+    </w:p>
+    <w:p>
+      <w:pPr>
+        <w:pStyle w:val="ListParagraph"/>
+        <w:numPr>
+          <w:ilvl w:val="0"/>
+          <w:numId w:val="36"/>
+        </w:numPr>
+      </w:pPr>
+      <w:r>
+        <w:t>Choose the graph model deliberately, then align the query language accordingly. Property graph approaches commonly use Cypher and/or Gremlin in today’s ecosystem, with ISO/IEC GQL as the emerging standards anchor, while RDF approaches align to SPARQL as the established standards anchor.</w:t>
+      </w:r>
+    </w:p>
+    <w:p>
+      <w:pPr>
+        <w:pStyle w:val="ListParagraph"/>
+        <w:numPr>
+          <w:ilvl w:val="0"/>
+          <w:numId w:val="36"/>
+        </w:numPr>
+      </w:pPr>
+      <w:r>
+        <w:t xml:space="preserve">Cloud service selection can constrain or simplify your options. Azure Cosmos DB for Apache Gremlin aligns naturally to Gremlin and the </w:t>
+      </w:r>
+      <w:proofErr w:type="spellStart"/>
+      <w:r>
+        <w:t>TinkerPop</w:t>
+      </w:r>
+      <w:proofErr w:type="spellEnd"/>
+      <w:r>
+        <w:t xml:space="preserve"> ecosystem, while Amazon Neptune can support both property graph and RDF querying through Gremlin/</w:t>
+      </w:r>
+      <w:proofErr w:type="spellStart"/>
+      <w:r>
+        <w:t>openCypher</w:t>
+      </w:r>
+      <w:proofErr w:type="spellEnd"/>
+      <w:r>
+        <w:t xml:space="preserve"> and SPARQL.</w:t>
+      </w:r>
+    </w:p>
+    <w:p>
+      <w:pPr>
+        <w:pStyle w:val="ListParagraph"/>
+        <w:numPr>
+          <w:ilvl w:val="0"/>
+          <w:numId w:val="36"/>
+        </w:numPr>
+      </w:pPr>
+      <w:r>
+        <w:t>GraphQL should not be confused with graph database query languages. GraphQL is a query language and runtime for APIs, not a database query language, and it should be treated as an API layer pattern that may sit in front of any datastore (including a graph datastore) rather than as part of the datastore domain.</w:t>
+      </w:r>
+    </w:p>
+    <w:p>
+      <w:pPr>
+        <w:pStyle w:val="ListParagraph"/>
+        <w:numPr>
+          <w:ilvl w:val="0"/>
+          <w:numId w:val="36"/>
+        </w:numPr>
+      </w:pPr>
+      <w:r>
+        <w:t>Integration with existing data platforms (for example ETL and analytics tooling) may require additional connectors or pipelines, because graph ecosystems are less standardised than relational ecosystems and vary by vendor.</w:t>
+      </w:r>
+    </w:p>
+    <w:p>
+      <w:pPr>
+        <w:pStyle w:val="ListParagraph"/>
+        <w:numPr>
+          <w:ilvl w:val="0"/>
+          <w:numId w:val="36"/>
+        </w:numPr>
+      </w:pPr>
+      <w:r>
+        <w:t xml:space="preserve">Security design must account for graph-specific risks such as inference through </w:t>
+      </w:r>
+      <w:proofErr w:type="gramStart"/>
+      <w:r>
+        <w:t>traversal, and</w:t>
+      </w:r>
+      <w:proofErr w:type="gramEnd"/>
+      <w:r>
+        <w:t xml:space="preserve"> should include controls over what relationships can be traversed, at what depth, and under what authorisation rules.</w:t>
+      </w:r>
+    </w:p>
+    <w:p/>
     <w:p>
       <w:pPr>
         <w:rPr>
@@ -4521,11 +5609,11 @@
         <w:pStyle w:val="ListParagraph"/>
         <w:numPr>
           <w:ilvl w:val="0"/>
-          <w:numId w:val="19"/>
+          <w:numId w:val="37"/>
         </w:numPr>
       </w:pPr>
       <w:r>
-        <w:t>Relatively high operational cost due to memory usage-based billing.</w:t>
+        <w:t>There can be a steep learning curve for teams new to graph modelling and query languages, with additional discipline required to prevent relationship sprawl and inconsistent semantics over time.</w:t>
       </w:r>
     </w:p>
     <w:p>
@@ -4533,11 +5621,365 @@
         <w:pStyle w:val="ListParagraph"/>
         <w:numPr>
           <w:ilvl w:val="0"/>
-          <w:numId w:val="19"/>
+          <w:numId w:val="37"/>
         </w:numPr>
       </w:pPr>
       <w:r>
-        <w:t>Lack of durability—recently cached data may be lost in the event of a crash, as persistence is not guaranteed.</w:t>
+        <w:t>There are fewer uniform, “default” enterprise patterns than in relational databases. Products differ materially in operational characteristics and extensions, so lock-in risk remains even where standards exist.</w:t>
+      </w:r>
+    </w:p>
+    <w:p>
+      <w:pPr>
+        <w:pStyle w:val="ListParagraph"/>
+        <w:numPr>
+          <w:ilvl w:val="0"/>
+          <w:numId w:val="37"/>
+        </w:numPr>
+      </w:pPr>
+      <w:r>
+        <w:t>Graph datastores are not a one-size-fits-all solution. Forcing all system data or logic into a graph leads to brittle, over-complicated architectures that are harder to govern and operate than a mixed-store approach.</w:t>
+      </w:r>
+    </w:p>
+    <w:p>
+      <w:pPr>
+        <w:pStyle w:val="ListParagraph"/>
+        <w:numPr>
+          <w:ilvl w:val="0"/>
+          <w:numId w:val="37"/>
+        </w:numPr>
+      </w:pPr>
+      <w:r>
+        <w:t>Backup and restore and horizontal scaling may require specialised approaches, particularly for very large or highly connected graphs, and operational tooling is less standardised across the ecosystem.</w:t>
+      </w:r>
+    </w:p>
+    <w:p>
+      <w:pPr>
+        <w:pStyle w:val="ListParagraph"/>
+        <w:numPr>
+          <w:ilvl w:val="0"/>
+          <w:numId w:val="37"/>
+        </w:numPr>
+      </w:pPr>
+      <w:r>
+        <w:t>Monitoring, debugging, and performance tuning can be less mature or less consistent than in relational ecosystems, and may depend strongly on vendor-specific tools and practices.</w:t>
+      </w:r>
+    </w:p>
+    <w:p>
+      <w:pPr>
+        <w:rPr>
+          <w:b/>
+          <w:bCs/>
+        </w:rPr>
+      </w:pPr>
+    </w:p>
+    <w:p>
+      <w:pPr>
+        <w:rPr>
+          <w:b/>
+          <w:bCs/>
+        </w:rPr>
+      </w:pPr>
+      <w:r>
+        <w:rPr>
+          <w:b/>
+          <w:bCs/>
+        </w:rPr>
+        <w:t>Maintainability</w:t>
+      </w:r>
+      <w:r>
+        <w:rPr>
+          <w:b/>
+          <w:bCs/>
+        </w:rPr>
+        <w:t xml:space="preserve"> considerations</w:t>
+      </w:r>
+    </w:p>
+    <w:p>
+      <w:r>
+        <w:t>It’s easy to get caught up in the expressive power of graphs. However, not all data or workflows are suited to graph representation, and these technologies are best deployed where they provide clear, bounded value as complementary services rather than as all-encompassing systems that attempt to replace every other storage or application layer</w:t>
+      </w:r>
+    </w:p>
+    <w:p>
+      <w:pPr>
+        <w:rPr>
+          <w:b/>
+          <w:bCs/>
+        </w:rPr>
+      </w:pPr>
+      <w:r>
+        <w:rPr>
+          <w:b/>
+          <w:bCs/>
+        </w:rPr>
+        <w:t>Security considerations</w:t>
+      </w:r>
+    </w:p>
+    <w:p>
+      <w:r>
+        <w:t xml:space="preserve">As with other datastores, credentials and sensitive access information for graph databases (and any API endpoints in front of them) should be managed via a </w:t>
+      </w:r>
+      <w:r>
+        <w:t xml:space="preserve">Secret and </w:t>
+      </w:r>
+      <w:r>
+        <w:t xml:space="preserve">Key Management </w:t>
+      </w:r>
+      <w:r>
+        <w:t>service</w:t>
+      </w:r>
+      <w:r>
+        <w:t>, and designs should enforce least-privilege access. For graph workloads, additional attention is needed for traversal-based exposure and inference risk, including monitoring for unusual traversal behaviour that may indicate misuse or lateral movement through connected entities.</w:t>
+      </w:r>
+    </w:p>
+    <w:p>
+      <w:r>
+        <w:t>A caution</w:t>
+      </w:r>
+      <w:r>
+        <w:t xml:space="preserve"> is required: while powerful, t</w:t>
+      </w:r>
+      <w:r>
+        <w:t xml:space="preserve">he lack of deep </w:t>
+      </w:r>
+      <w:r>
+        <w:t xml:space="preserve">sustained </w:t>
+      </w:r>
+      <w:r>
+        <w:t xml:space="preserve">experience with graph databases by most developers </w:t>
+      </w:r>
+      <w:r>
+        <w:t>can</w:t>
+      </w:r>
+      <w:r>
+        <w:t xml:space="preserve"> lead to errors in access logic</w:t>
+      </w:r>
+      <w:r>
+        <w:t>, which puts data at risk of exposure or manipulation</w:t>
+      </w:r>
+      <w:r>
+        <w:t xml:space="preserve">. </w:t>
+      </w:r>
+    </w:p>
+    <w:p>
+      <w:pPr>
+        <w:pStyle w:val="Heading1"/>
+      </w:pPr>
+      <w:bookmarkStart w:id="19" w:name="_Toc229402116"/>
+      <w:r>
+        <w:t xml:space="preserve">Search Service </w:t>
+      </w:r>
+      <w:r>
+        <w:t>Datastores</w:t>
+      </w:r>
+      <w:bookmarkEnd w:id="19"/>
+    </w:p>
+    <w:p>
+      <w:r>
+        <w:t xml:space="preserve">Search Service Datastores are utilised for retrieving records based on approximate or phonetically similar spellings, enabling robust search capabilities even when data entry errors occur. Although not traditionally viewed as a primary datastore, these services operate as supplementary stores—persisting phonetic tokens and corresponding record </w:t>
+      </w:r>
+      <w:r>
+        <w:lastRenderedPageBreak/>
+        <w:t>IDs. Upon record creation, a queue is populated for asynchronous tokenisation across relevant locales, ensuring multi-lingual support and resilience. It is crucial that this queue is reliably maintained until processing completes, preventing data loss if exceptions arise during tokenisation.</w:t>
+      </w:r>
+    </w:p>
+    <w:p>
+      <w:r>
+        <w:t>Credential management for these services should be securely handled, ideally via a Key Management Service (KMS). When records are retrieved, the search service returns the correct record ID based on user queries, facilitating efficient and error-tolerant discovery.</w:t>
+      </w:r>
+    </w:p>
+    <w:p>
+      <w:r>
+        <w:t>A well-designed schema is essential, specifying which columns and tables are indexed for search. Consideration must be given to phonetic nuances across different cultures and languages (e.g., '</w:t>
+      </w:r>
+      <w:proofErr w:type="spellStart"/>
+      <w:r>
+        <w:t>wh</w:t>
+      </w:r>
+      <w:proofErr w:type="spellEnd"/>
+      <w:r>
+        <w:t xml:space="preserve">' in </w:t>
+      </w:r>
+      <w:r>
+        <w:t xml:space="preserve">many </w:t>
+      </w:r>
+      <w:r>
+        <w:t xml:space="preserve">Māori </w:t>
+      </w:r>
+      <w:r>
+        <w:t xml:space="preserve">dialects is </w:t>
+      </w:r>
+      <w:r>
+        <w:t>pronounced as ‘f’, ‘homme’ in French as ‘om’), requiring thoughtful configuration. This aspect of discovery is often incorporated late in development, risking costly UX rework. Increasingly, AI-driven search services are supplanting traditional approaches, offering more intelligent matching but demanding deeper integration and schema design.</w:t>
+      </w:r>
+    </w:p>
+    <w:p>
+      <w:r>
+        <w:t>Cost is a factor to weigh, as advanced search services and AI integration can be expensive. Continuous evaluation of alternatives may be beneficial.</w:t>
+      </w:r>
+    </w:p>
+    <w:p>
+      <w:pPr>
+        <w:rPr>
+          <w:b/>
+          <w:bCs/>
+        </w:rPr>
+      </w:pPr>
+      <w:r>
+        <w:rPr>
+          <w:b/>
+          <w:bCs/>
+        </w:rPr>
+        <w:t>Advantages</w:t>
+      </w:r>
+    </w:p>
+    <w:p>
+      <w:pPr>
+        <w:pStyle w:val="ListParagraph"/>
+        <w:numPr>
+          <w:ilvl w:val="0"/>
+          <w:numId w:val="20"/>
+        </w:numPr>
+      </w:pPr>
+      <w:r>
+        <w:t>Supports robust search even with misspelled or phonetically varied input</w:t>
+      </w:r>
+    </w:p>
+    <w:p>
+      <w:pPr>
+        <w:pStyle w:val="ListParagraph"/>
+        <w:numPr>
+          <w:ilvl w:val="0"/>
+          <w:numId w:val="20"/>
+        </w:numPr>
+      </w:pPr>
+      <w:r>
+        <w:t>Facilitates multi-lingual and locale-aware retrieval</w:t>
+      </w:r>
+    </w:p>
+    <w:p>
+      <w:pPr>
+        <w:pStyle w:val="ListParagraph"/>
+        <w:numPr>
+          <w:ilvl w:val="0"/>
+          <w:numId w:val="20"/>
+        </w:numPr>
+      </w:pPr>
+      <w:r>
+        <w:t>Improves user experience in data discovery</w:t>
+      </w:r>
+    </w:p>
+    <w:p>
+      <w:pPr>
+        <w:rPr>
+          <w:b/>
+          <w:bCs/>
+        </w:rPr>
+      </w:pPr>
+      <w:r>
+        <w:rPr>
+          <w:b/>
+          <w:bCs/>
+        </w:rPr>
+        <w:t>Considerations</w:t>
+      </w:r>
+    </w:p>
+    <w:p>
+      <w:pPr>
+        <w:pStyle w:val="ListParagraph"/>
+        <w:numPr>
+          <w:ilvl w:val="0"/>
+          <w:numId w:val="21"/>
+        </w:numPr>
+      </w:pPr>
+      <w:r>
+        <w:t>Requires schema development to define searchable columns and tables</w:t>
+      </w:r>
+    </w:p>
+    <w:p>
+      <w:pPr>
+        <w:pStyle w:val="ListParagraph"/>
+        <w:numPr>
+          <w:ilvl w:val="0"/>
+          <w:numId w:val="21"/>
+        </w:numPr>
+      </w:pPr>
+      <w:r>
+        <w:t>Phonetic diversity across cultures necessitates careful configuration</w:t>
+      </w:r>
+    </w:p>
+    <w:p>
+      <w:pPr>
+        <w:pStyle w:val="ListParagraph"/>
+        <w:numPr>
+          <w:ilvl w:val="0"/>
+          <w:numId w:val="21"/>
+        </w:numPr>
+      </w:pPr>
+      <w:r>
+        <w:t>Early integration in development avoids costly redesign</w:t>
+      </w:r>
+    </w:p>
+    <w:p>
+      <w:pPr>
+        <w:pStyle w:val="ListParagraph"/>
+        <w:numPr>
+          <w:ilvl w:val="0"/>
+          <w:numId w:val="21"/>
+        </w:numPr>
+      </w:pPr>
+      <w:r>
+        <w:t>Credential management should leverage KMS for security</w:t>
+      </w:r>
+    </w:p>
+    <w:p>
+      <w:pPr>
+        <w:rPr>
+          <w:b/>
+          <w:bCs/>
+        </w:rPr>
+      </w:pPr>
+      <w:r>
+        <w:rPr>
+          <w:b/>
+          <w:bCs/>
+        </w:rPr>
+        <w:t>Disadvantages</w:t>
+      </w:r>
+    </w:p>
+    <w:p>
+      <w:pPr>
+        <w:pStyle w:val="ListParagraph"/>
+        <w:numPr>
+          <w:ilvl w:val="0"/>
+          <w:numId w:val="22"/>
+        </w:numPr>
+      </w:pPr>
+      <w:r>
+        <w:t>Higher cost, especially with AI-driven solutions</w:t>
+      </w:r>
+    </w:p>
+    <w:p>
+      <w:pPr>
+        <w:pStyle w:val="ListParagraph"/>
+        <w:numPr>
+          <w:ilvl w:val="0"/>
+          <w:numId w:val="22"/>
+        </w:numPr>
+      </w:pPr>
+      <w:r>
+        <w:t>Not a standalone solution; only one facet of comprehensive discovery</w:t>
+      </w:r>
+    </w:p>
+    <w:p>
+      <w:pPr>
+        <w:pStyle w:val="ListParagraph"/>
+        <w:numPr>
+          <w:ilvl w:val="0"/>
+          <w:numId w:val="22"/>
+        </w:numPr>
+      </w:pPr>
+      <w:r>
+        <w:t>Potential for processing delays if queue management fails</w:t>
       </w:r>
     </w:p>
     <w:p>
@@ -4557,910 +5999,17 @@
     </w:p>
     <w:p>
       <w:r>
-        <w:t>Regular monitoring and management of cache configurations are essential to ensure optimal performance and cost control. For systems supporting multiple culture-language codes, periodic audits can help identify under-utilized stores that unnecessarily consume memory. Automated pruning strategies, such as least recently used (LRU) eviction or time-to-live (TTL) expiry policies, prevent stale data from accumulating and causing inefficiencies. Testing cache refresh scenarios is important, especially in edge cases where data loss may occur and re-fetched data must be reliably re-cached. In practice, this means simulating crash recovery and validating that the system gracefully replenishes lost cache segments without impacting user experience. Maintenance is further streamlined when cache keys and schemas are standardized, allowing for easier bulk updates and compatibility checks as the underlying data shapes evolve with business requirements.</w:t>
-      </w:r>
-    </w:p>
-    <w:p>
-      <w:pPr>
-        <w:rPr>
-          <w:b/>
-          <w:bCs/>
-        </w:rPr>
-      </w:pPr>
-      <w:r>
-        <w:rPr>
-          <w:b/>
-          <w:bCs/>
-        </w:rPr>
-        <w:t>Security consideration</w:t>
-      </w:r>
-    </w:p>
-    <w:p>
-      <w:r>
-        <w:t>Protecting cached data, especially when it contains user-specific or sensitive session information, demands careful access control and encryption. For example, storing language-tagged keys such as ‘user_profile_en’ may inadvertently expose personal preferences or identifiers, so it's prudent to prevent unauthorized cache queries or memory dumps. Employing encryption for in-memory data and enforcing strict authentication for administrative cache operations mitigates risk in environments lacking persistence and durability. Furthermore, cache invalidation routines should be designed to avoid leaking residual data during store rotations or system restarts. Regular vulnerability assessments—including penetration tests targeting cache interfaces—are vital for identifying and remediating attack vectors. In distributed systems, network-level protections like TLS and firewall rules help ensure that inter-node cache traffic is shielded from interception or tampering.</w:t>
-      </w:r>
-    </w:p>
-    <w:p>
-      <w:pPr>
-        <w:pStyle w:val="Heading1"/>
-      </w:pPr>
-      <w:bookmarkStart w:id="16" w:name="_Toc206589105"/>
-      <w:r>
-        <w:t xml:space="preserve">Document </w:t>
+        <w:t xml:space="preserve">Modern </w:t>
       </w:r>
       <w:r>
         <w:t>Datastores</w:t>
       </w:r>
-      <w:bookmarkEnd w:id="16"/>
-    </w:p>
-    <w:p>
-      <w:r>
-        <w:t xml:space="preserve">Document datastores represent a distinct paradigm in modern data management, prioritizing flexibility and scalability over rigid, pre-defined schemas. Unlike traditional relational databases, document stores organize information as collections of self-describing documents—most commonly in formats like JSON, BSON, or XML—allowing varied and evolving data structures to coexist within the same data set. This model is especially well-suited for applications where requirements change frequently or where rich, nested objects are commonplace. By centering data around entire documents rather </w:t>
+      <w:r>
+        <w:t xml:space="preserve">, whether RDBMS, NoSQL, or hybrid platforms, require ongoing maintenance to ensure optimal performance and reliability. Schema evolution can introduce complexity, particularly as business requirements change and new features are added. For example, evolving from a simple relational schema to include document storage in PostgreSQL may necessitate careful planning to avoid data inconsistency and migration issues. Regular index optimization, query performance tuning, and scheduled backups are essential to prevent data loss and minimize downtime. Additionally, monitoring for storage utilization and proactively scaling resources helps avoid outages, </w:t>
       </w:r>
       <w:r>
         <w:lastRenderedPageBreak/>
-        <w:t>than normalized tables, these systems simplify both development and retrieval, making it easier to model real-world entities and support agile product evolution.</w:t>
-      </w:r>
-    </w:p>
-    <w:p>
-      <w:pPr>
-        <w:rPr>
-          <w:b/>
-          <w:bCs/>
-        </w:rPr>
-      </w:pPr>
-      <w:r>
-        <w:rPr>
-          <w:b/>
-          <w:bCs/>
-        </w:rPr>
-        <w:t>Advantages</w:t>
-      </w:r>
-    </w:p>
-    <w:p>
-      <w:pPr>
-        <w:pStyle w:val="ListParagraph"/>
-        <w:numPr>
-          <w:ilvl w:val="0"/>
-          <w:numId w:val="23"/>
-        </w:numPr>
-      </w:pPr>
-      <w:r>
-        <w:t>Efficient bulk or key-based retrieval, often outperforming relational joins for certain access patterns.</w:t>
-      </w:r>
-    </w:p>
-    <w:p>
-      <w:pPr>
-        <w:pStyle w:val="ListParagraph"/>
-        <w:numPr>
-          <w:ilvl w:val="0"/>
-          <w:numId w:val="23"/>
-        </w:numPr>
-      </w:pPr>
-      <w:r>
-        <w:t>Flexible schema: JSON (or BSON/XML) document storage allows rapid iteration and adapts to heterogeneous data structures.</w:t>
-      </w:r>
-    </w:p>
-    <w:p>
-      <w:pPr>
-        <w:pStyle w:val="ListParagraph"/>
-        <w:numPr>
-          <w:ilvl w:val="0"/>
-          <w:numId w:val="23"/>
-        </w:numPr>
-      </w:pPr>
-      <w:r>
-        <w:t>Designed for distributed, scalable architectures, enabling natural scale-out and high availability.</w:t>
-      </w:r>
-    </w:p>
-    <w:p>
-      <w:pPr>
-        <w:pStyle w:val="ListParagraph"/>
-        <w:numPr>
-          <w:ilvl w:val="0"/>
-          <w:numId w:val="23"/>
-        </w:numPr>
-      </w:pPr>
-      <w:r>
-        <w:t xml:space="preserve">Supports nesting of arrays and sub-documents, simplifying data </w:t>
-      </w:r>
-      <w:r>
-        <w:t>modelling</w:t>
-      </w:r>
-      <w:r>
-        <w:t xml:space="preserve"> and retrieval without complex joins.</w:t>
-      </w:r>
-    </w:p>
-    <w:p>
-      <w:pPr>
-        <w:pStyle w:val="ListParagraph"/>
-        <w:numPr>
-          <w:ilvl w:val="0"/>
-          <w:numId w:val="23"/>
-        </w:numPr>
-      </w:pPr>
-      <w:r>
-        <w:t>Backup and restoration, when managed by traditional RDBMS, are straightforward and trusted for disaster recovery.</w:t>
-      </w:r>
-    </w:p>
-    <w:p>
-      <w:pPr>
-        <w:rPr>
-          <w:b/>
-          <w:bCs/>
-        </w:rPr>
-      </w:pPr>
-      <w:r>
-        <w:rPr>
-          <w:b/>
-          <w:bCs/>
-        </w:rPr>
-        <w:t>Considerations</w:t>
-      </w:r>
-    </w:p>
-    <w:p>
-      <w:pPr>
-        <w:pStyle w:val="ListParagraph"/>
-        <w:numPr>
-          <w:ilvl w:val="0"/>
-          <w:numId w:val="24"/>
-        </w:numPr>
-      </w:pPr>
-      <w:r>
-        <w:t>Schema flexibility accelerates development but increases the need for thorough testing and ongoing maintainability.</w:t>
-      </w:r>
-    </w:p>
-    <w:p>
-      <w:pPr>
-        <w:pStyle w:val="ListParagraph"/>
-        <w:numPr>
-          <w:ilvl w:val="0"/>
-          <w:numId w:val="24"/>
-        </w:numPr>
-      </w:pPr>
-      <w:r>
-        <w:t>JSON Schema validation may be implemented to ensure data integrity.</w:t>
-      </w:r>
-    </w:p>
-    <w:p>
-      <w:pPr>
-        <w:pStyle w:val="ListParagraph"/>
-        <w:numPr>
-          <w:ilvl w:val="0"/>
-          <w:numId w:val="24"/>
-        </w:numPr>
-      </w:pPr>
-      <w:r>
-        <w:t>If operating in a single region or with limited internationalisation, replication and complex distributed architectures may be unnecessary overhead.</w:t>
-      </w:r>
-    </w:p>
-    <w:p>
-      <w:pPr>
-        <w:pStyle w:val="ListParagraph"/>
-        <w:numPr>
-          <w:ilvl w:val="0"/>
-          <w:numId w:val="24"/>
-        </w:numPr>
-      </w:pPr>
-      <w:r>
-        <w:t>Relational databases now offer limited document support, but features may lag behind dedicated document stores.</w:t>
-      </w:r>
-    </w:p>
-    <w:p>
-      <w:pPr>
-        <w:pStyle w:val="ListParagraph"/>
-        <w:numPr>
-          <w:ilvl w:val="0"/>
-          <w:numId w:val="24"/>
-        </w:numPr>
-      </w:pPr>
-      <w:r>
-        <w:t>Traditional data warehouses expect relational data, complicating analytics on loosely structured documents.</w:t>
-      </w:r>
-    </w:p>
-    <w:p>
-      <w:pPr>
-        <w:rPr>
-          <w:b/>
-          <w:bCs/>
-        </w:rPr>
-      </w:pPr>
-      <w:r>
-        <w:rPr>
-          <w:b/>
-          <w:bCs/>
-        </w:rPr>
-        <w:t>Disadvantages</w:t>
-      </w:r>
-    </w:p>
-    <w:p>
-      <w:pPr>
-        <w:pStyle w:val="ListParagraph"/>
-        <w:numPr>
-          <w:ilvl w:val="0"/>
-          <w:numId w:val="25"/>
-        </w:numPr>
-      </w:pPr>
-      <w:r>
-        <w:t>Increased storage requirements due to key/value duplication across documents, impacting backup and restoration times.</w:t>
-      </w:r>
-    </w:p>
-    <w:p>
-      <w:pPr>
-        <w:pStyle w:val="ListParagraph"/>
-        <w:numPr>
-          <w:ilvl w:val="0"/>
-          <w:numId w:val="25"/>
-        </w:numPr>
-      </w:pPr>
-      <w:r>
-        <w:t>Some databases store documents as plain text rather than structured data, leading to significant performance penalties (up to 20x slower on SQL Server).</w:t>
-      </w:r>
-    </w:p>
-    <w:p>
-      <w:pPr>
-        <w:pStyle w:val="ListParagraph"/>
-        <w:numPr>
-          <w:ilvl w:val="0"/>
-          <w:numId w:val="25"/>
-        </w:numPr>
-      </w:pPr>
-      <w:r>
-        <w:t>Potential lack of durability: in-memory document caches may lose recent data upon crash if not persisted.</w:t>
-      </w:r>
-    </w:p>
-    <w:p>
-      <w:pPr>
-        <w:pStyle w:val="ListParagraph"/>
-        <w:numPr>
-          <w:ilvl w:val="0"/>
-          <w:numId w:val="25"/>
-        </w:numPr>
-      </w:pPr>
-      <w:r>
-        <w:t>Data transformation costs may rise if documents are not cached in their most frequently accessed “shape.”</w:t>
-      </w:r>
-    </w:p>
-    <w:p>
-      <w:pPr>
-        <w:rPr>
-          <w:b/>
-          <w:bCs/>
-        </w:rPr>
-      </w:pPr>
-      <w:r>
-        <w:rPr>
-          <w:b/>
-          <w:bCs/>
-        </w:rPr>
-        <w:t>Maintenance considerations</w:t>
-      </w:r>
-    </w:p>
-    <w:p>
-      <w:r>
-        <w:t xml:space="preserve">Document-oriented databases ease development by supporting flexible schemas, but this flexibility can complicate long-term maintenance. As schemas evolve, legacy documents may not conform to new validation rules, requiring periodic data migrations or transformation scripts to ensure consistency. For example, a MongoDB collection that began with a flat structure may later incorporate nested documents, necessitating updates to historical data for compatibility with new application features. Backup and </w:t>
-      </w:r>
-      <w:r>
-        <w:lastRenderedPageBreak/>
-        <w:t>restore operations can be time-consuming due to the increased storage footprint from key/value duplication and the potential for numerous, variably structured documents. Additionally, monitoring performance is crucial, as storage engines may degrade over time if documents are frequently rewritten in different “shapes.” Tools like MongoDB’s Compass or Elasticsearch’s Kibana can aid in tracking document growth, index usage, and anomalous patterns to pre-empt performance bottlenecks.</w:t>
-      </w:r>
-    </w:p>
-    <w:p>
-      <w:pPr>
-        <w:rPr>
-          <w:b/>
-          <w:bCs/>
-        </w:rPr>
-      </w:pPr>
-      <w:r>
-        <w:rPr>
-          <w:b/>
-          <w:bCs/>
-        </w:rPr>
-        <w:t>Security consideration</w:t>
-      </w:r>
-    </w:p>
-    <w:p>
-      <w:r>
-        <w:t>Document databases introduce unique security challenges that must be addressed to protect sensitive information. Because JSON or BSON documents can store arbitrary fields, strict access controls should be enforced at both the collection and field level. For instance, in a Couchbase or MongoDB deployment, role-based access control (RBAC) can restrict read or write permissions to approved users or applications. Data at rest should be encrypted, and if documents contain personally identifiable information (PII), field-level encryption or redaction may be required to comply with regulations like GDPR. Additionally, since some document databases expose RESTful APIs for CRUD operations, ensuring secure authentication (such as using OAuth or API keys) and guarding against injection attacks becomes critical. Regular audits, patching, and the use of secure transport protocols (TLS/SSL) are essential to maintaining a robust security posture.</w:t>
-      </w:r>
-    </w:p>
-    <w:p>
-      <w:pPr>
-        <w:pStyle w:val="Heading1"/>
-      </w:pPr>
-      <w:bookmarkStart w:id="17" w:name="_Toc206589106"/>
-      <w:r>
-        <w:t xml:space="preserve">Event </w:t>
-      </w:r>
-      <w:r>
-        <w:t xml:space="preserve">Data </w:t>
-      </w:r>
-      <w:r>
-        <w:t>Store</w:t>
-      </w:r>
-      <w:bookmarkEnd w:id="17"/>
-    </w:p>
-    <w:p>
-      <w:pPr>
-        <w:pStyle w:val="BodyText"/>
-      </w:pPr>
-      <w:r>
-        <w:t xml:space="preserve">A specialisation of Document Stores, see </w:t>
-      </w:r>
-      <w:r>
-        <w:t xml:space="preserve">the </w:t>
-      </w:r>
-      <w:r>
-        <w:t>analys</w:t>
-      </w:r>
-      <w:r>
-        <w:t>es</w:t>
-      </w:r>
-      <w:r>
-        <w:t xml:space="preserve"> </w:t>
-      </w:r>
-      <w:r>
-        <w:t xml:space="preserve">of </w:t>
-      </w:r>
-      <w:r>
-        <w:t>Event and State management systems</w:t>
-      </w:r>
-      <w:r>
-        <w:t xml:space="preserve"> in the appendices</w:t>
-      </w:r>
-      <w:r>
-        <w:t>.</w:t>
-      </w:r>
-    </w:p>
-    <w:p>
-      <w:pPr>
-        <w:pStyle w:val="Heading1"/>
-      </w:pPr>
-      <w:bookmarkStart w:id="18" w:name="_Toc206589107"/>
-      <w:r>
-        <w:t xml:space="preserve">Graph </w:t>
-      </w:r>
-      <w:r>
-        <w:t>Datastores</w:t>
-      </w:r>
-      <w:bookmarkEnd w:id="18"/>
-    </w:p>
-    <w:p>
-      <w:r>
-        <w:t>Graph databases are a specialised class of NoSQL databases designed to model, store, and query highly interconnected data. Instead of using tables or documents, graph databases represent information as nodes (entities) and edges (relationships), enabling intuitive traversal of complex networks such as social connections, recommendation systems, or supply chains.</w:t>
-      </w:r>
-    </w:p>
-    <w:p>
-      <w:r>
-        <w:t>Graph query languages such as Cypher (used by Neo4j) and Gremlin are common, but GraphQL—a query language and runtime—is increasingly prominent. While GraphQL is not itself a database, it provides a unified API to query graph-like structures, abstracting underlying storage (which may or may not be a native graph database). GraphQL excels at enabling clients to specify precisely what data they require, reducing over-fetching and enhancing performance, especially in microservices and federated environments.</w:t>
-      </w:r>
-    </w:p>
-    <w:p>
-      <w:pPr>
-        <w:rPr>
-          <w:b/>
-          <w:bCs/>
-        </w:rPr>
-      </w:pPr>
-      <w:r>
-        <w:rPr>
-          <w:b/>
-          <w:bCs/>
-        </w:rPr>
-        <w:t>Advantages</w:t>
-      </w:r>
-    </w:p>
-    <w:p>
-      <w:pPr>
-        <w:pStyle w:val="ListParagraph"/>
-        <w:numPr>
-          <w:ilvl w:val="0"/>
-          <w:numId w:val="29"/>
-        </w:numPr>
-      </w:pPr>
-      <w:r>
-        <w:lastRenderedPageBreak/>
-        <w:t>Efficiently captures and queries relationships and connections that would be complex and expensive to model in relational or document databases.</w:t>
-      </w:r>
-    </w:p>
-    <w:p>
-      <w:pPr>
-        <w:pStyle w:val="ListParagraph"/>
-        <w:numPr>
-          <w:ilvl w:val="0"/>
-          <w:numId w:val="29"/>
-        </w:numPr>
-      </w:pPr>
-      <w:r>
-        <w:t>Enables rapid traversal of deeply nested or many-to-many relationships, supporting advanced analytics (e.g., recommendation, fraud detection).</w:t>
-      </w:r>
-    </w:p>
-    <w:p>
-      <w:pPr>
-        <w:pStyle w:val="ListParagraph"/>
-        <w:numPr>
-          <w:ilvl w:val="0"/>
-          <w:numId w:val="29"/>
-        </w:numPr>
-      </w:pPr>
-      <w:r>
-        <w:t>Flexible schema—nodes and relationships can evolve over time without major refactoring.</w:t>
-      </w:r>
-    </w:p>
-    <w:p>
-      <w:pPr>
-        <w:pStyle w:val="ListParagraph"/>
-        <w:numPr>
-          <w:ilvl w:val="0"/>
-          <w:numId w:val="29"/>
-        </w:numPr>
-      </w:pPr>
-      <w:r>
-        <w:t>GraphQL, as an API layer, supports decoupled, client-driven data access and can aggregate multiple sources seamlessly.</w:t>
-      </w:r>
-    </w:p>
-    <w:p>
-      <w:pPr>
-        <w:pStyle w:val="ListParagraph"/>
-        <w:numPr>
-          <w:ilvl w:val="0"/>
-          <w:numId w:val="29"/>
-        </w:numPr>
-      </w:pPr>
-      <w:r>
-        <w:t>Visual modelling and querying can be more intuitive for domain experts.</w:t>
-      </w:r>
-    </w:p>
-    <w:p>
-      <w:pPr>
-        <w:rPr>
-          <w:b/>
-          <w:bCs/>
-        </w:rPr>
-      </w:pPr>
-      <w:r>
-        <w:rPr>
-          <w:b/>
-          <w:bCs/>
-        </w:rPr>
-        <w:t>Considerations</w:t>
-      </w:r>
-    </w:p>
-    <w:p>
-      <w:pPr>
-        <w:pStyle w:val="ListParagraph"/>
-        <w:numPr>
-          <w:ilvl w:val="0"/>
-          <w:numId w:val="30"/>
-        </w:numPr>
-      </w:pPr>
-      <w:r>
-        <w:t>Graph databases shine in scenarios where connections are paramount, but may be overkill for flat or mostly tabular data.</w:t>
-      </w:r>
-    </w:p>
-    <w:p>
-      <w:pPr>
-        <w:pStyle w:val="ListParagraph"/>
-        <w:numPr>
-          <w:ilvl w:val="0"/>
-          <w:numId w:val="30"/>
-        </w:numPr>
-      </w:pPr>
-      <w:r>
-        <w:t>Performance can degrade with very large graphs unless indexed and sharded carefully; some systems struggle with massive, densely connected datasets.</w:t>
-      </w:r>
-    </w:p>
-    <w:p>
-      <w:pPr>
-        <w:pStyle w:val="ListParagraph"/>
-        <w:numPr>
-          <w:ilvl w:val="0"/>
-          <w:numId w:val="30"/>
-        </w:numPr>
-      </w:pPr>
-      <w:r>
-        <w:t>GraphQL endpoints, if not thoughtfully designed, can expose underlying complexity, risk inefficient queries, or become bottlenecks.</w:t>
-      </w:r>
-    </w:p>
-    <w:p>
-      <w:pPr>
-        <w:pStyle w:val="ListParagraph"/>
-        <w:numPr>
-          <w:ilvl w:val="0"/>
-          <w:numId w:val="30"/>
-        </w:numPr>
-      </w:pPr>
-      <w:r>
-        <w:t>Requires careful schema design to avoid "overfitting" everything into the graph model—attempting to represent all business logic or infrastructure as a graph leads to maintainability headaches.</w:t>
-      </w:r>
-    </w:p>
-    <w:p>
-      <w:pPr>
-        <w:pStyle w:val="ListParagraph"/>
-        <w:numPr>
-          <w:ilvl w:val="0"/>
-          <w:numId w:val="30"/>
-        </w:numPr>
-      </w:pPr>
-      <w:r>
-        <w:t>Integration with existing data platforms (e.g., ETL, analytics) may require custom connectors or pipelines.</w:t>
-      </w:r>
-    </w:p>
-    <w:p>
-      <w:pPr>
-        <w:pStyle w:val="ListParagraph"/>
-        <w:numPr>
-          <w:ilvl w:val="0"/>
-          <w:numId w:val="30"/>
-        </w:numPr>
-      </w:pPr>
-      <w:r>
-        <w:t>Security model must be adapted; explicit access control over nodes, edges, and traversal depth is essential, but standards are still evolving in some implementations.</w:t>
-      </w:r>
-    </w:p>
-    <w:p>
-      <w:pPr>
-        <w:rPr>
-          <w:b/>
-          <w:bCs/>
-        </w:rPr>
-      </w:pPr>
-      <w:r>
-        <w:rPr>
-          <w:b/>
-          <w:bCs/>
-        </w:rPr>
-        <w:t>Disadvantages</w:t>
-      </w:r>
-    </w:p>
-    <w:p>
-      <w:pPr>
-        <w:pStyle w:val="ListParagraph"/>
-        <w:numPr>
-          <w:ilvl w:val="0"/>
-          <w:numId w:val="31"/>
-        </w:numPr>
-      </w:pPr>
-      <w:r>
-        <w:t>Steep learning curve for teams new to graph theory, query languages, or graph-based APIs.</w:t>
-      </w:r>
-    </w:p>
-    <w:p>
-      <w:pPr>
-        <w:pStyle w:val="ListParagraph"/>
-        <w:numPr>
-          <w:ilvl w:val="0"/>
-          <w:numId w:val="31"/>
-        </w:numPr>
-      </w:pPr>
-      <w:r>
-        <w:t>Fewer mature, enterprise-ready solutions than relational or document stores; vendor lock-in is common.</w:t>
-      </w:r>
-    </w:p>
-    <w:p>
-      <w:pPr>
-        <w:pStyle w:val="ListParagraph"/>
-        <w:numPr>
-          <w:ilvl w:val="0"/>
-          <w:numId w:val="31"/>
-        </w:numPr>
-      </w:pPr>
-      <w:r>
-        <w:t>Not a one-size-fits-all solution: forcing all system data or logic into a graph leads to brittle, over-complicated architectures.</w:t>
-      </w:r>
-    </w:p>
-    <w:p>
-      <w:pPr>
-        <w:pStyle w:val="ListParagraph"/>
-        <w:numPr>
-          <w:ilvl w:val="0"/>
-          <w:numId w:val="31"/>
-        </w:numPr>
-      </w:pPr>
-      <w:r>
-        <w:t>Backup/restore and horizontal scaling may require specialised approaches—particularly for very large, distributed graphs.</w:t>
-      </w:r>
-    </w:p>
-    <w:p>
-      <w:pPr>
-        <w:pStyle w:val="ListParagraph"/>
-        <w:numPr>
-          <w:ilvl w:val="0"/>
-          <w:numId w:val="31"/>
-        </w:numPr>
-      </w:pPr>
-      <w:r>
-        <w:t>Tools for monitoring, debugging, and performance tuning are less standardised than in relational ecosystems.</w:t>
-      </w:r>
-    </w:p>
-    <w:p>
-      <w:pPr>
-        <w:rPr>
-          <w:b/>
-          <w:bCs/>
-        </w:rPr>
-      </w:pPr>
-      <w:r>
-        <w:rPr>
-          <w:b/>
-          <w:bCs/>
-        </w:rPr>
-        <w:t>Maintainability</w:t>
-      </w:r>
-      <w:r>
-        <w:rPr>
-          <w:b/>
-          <w:bCs/>
-        </w:rPr>
-        <w:t xml:space="preserve"> considerations</w:t>
-      </w:r>
-    </w:p>
-    <w:p>
-      <w:r>
-        <w:t xml:space="preserve">It’s easy to get caught up in the excitement of graphs’ expressive power. However, not all data or workflows are suited to graph representation, and these technologies are best deployed as complementary extension services—not as all-encompassing systems </w:t>
-      </w:r>
-      <w:r>
-        <w:lastRenderedPageBreak/>
-        <w:t>replacing every other storage or application layer. For most use cases, graphs best augment existing solutions rather than serve as the universal foundation</w:t>
-      </w:r>
-      <w:r>
-        <w:t xml:space="preserve"> for data storage</w:t>
-      </w:r>
-      <w:r>
-        <w:t>.</w:t>
-      </w:r>
-    </w:p>
-    <w:p>
-      <w:pPr>
-        <w:rPr>
-          <w:b/>
-          <w:bCs/>
-        </w:rPr>
-      </w:pPr>
-      <w:r>
-        <w:rPr>
-          <w:b/>
-          <w:bCs/>
-        </w:rPr>
-        <w:t>Security</w:t>
-      </w:r>
-      <w:r>
-        <w:rPr>
-          <w:b/>
-          <w:bCs/>
-        </w:rPr>
-        <w:t xml:space="preserve"> considerations</w:t>
-      </w:r>
-    </w:p>
-    <w:p>
-      <w:r>
-        <w:t>As with other datastores, credentials and sensitive access information for graph databases or GraphQL endpoints should be managed via a Key Management Service (KMS). Avoid embedding secrets in application configuration files, version control, or within the database itself. Always enforce least-privilege access and monitor for unusual traversal behaviour to mitigate potential lateral movement risks.</w:t>
-      </w:r>
-    </w:p>
-    <w:p>
-      <w:pPr>
-        <w:pStyle w:val="Heading1"/>
-      </w:pPr>
-      <w:bookmarkStart w:id="19" w:name="_Toc206589108"/>
-      <w:r>
-        <w:t xml:space="preserve">Search Service </w:t>
-      </w:r>
-      <w:r>
-        <w:t>Datastores</w:t>
-      </w:r>
-      <w:bookmarkEnd w:id="19"/>
-    </w:p>
-    <w:p>
-      <w:r>
-        <w:t>Search Service Datastores are utilised for retrieving records based on approximate or phonetically similar spellings, enabling robust search capabilities even when data entry errors occur. Although not traditionally viewed as a primary datastore, these services operate as supplementary stores—persisting phonetic tokens and corresponding record IDs. Upon record creation, a queue is populated for asynchronous tokenisation across relevant locales, ensuring multi-lingual support and resilience. It is crucial that this queue is reliably maintained until processing completes, preventing data loss if exceptions arise during tokenisation.</w:t>
-      </w:r>
-    </w:p>
-    <w:p>
-      <w:r>
-        <w:t>Credential management for these services should be securely handled, ideally via a Key Management Service (KMS). When records are retrieved, the search service returns the correct record ID based on user queries, facilitating efficient and error-tolerant discovery.</w:t>
-      </w:r>
-    </w:p>
-    <w:p>
-      <w:r>
-        <w:t>A well-designed schema is essential, specifying which columns and tables are indexed for search. Consideration must be given to phonetic nuances across different cultures and languages (e.g., 'wh' in Māori pronounced as ‘f’, ‘homme’ in French as ‘om’), requiring thoughtful configuration. This aspect of discovery is often incorporated late in development, risking costly UX rework. Increasingly, AI-driven search services are supplanting traditional approaches, offering more intelligent matching but demanding deeper integration and schema design.</w:t>
-      </w:r>
-    </w:p>
-    <w:p>
-      <w:r>
-        <w:t>Cost is a factor to weigh, as advanced search services and AI integration can be expensive. Continuous evaluation of alternatives may be beneficial.</w:t>
-      </w:r>
-    </w:p>
-    <w:p>
-      <w:pPr>
-        <w:rPr>
-          <w:b/>
-          <w:bCs/>
-        </w:rPr>
-      </w:pPr>
-      <w:r>
-        <w:rPr>
-          <w:b/>
-          <w:bCs/>
-        </w:rPr>
-        <w:t>Advantages</w:t>
-      </w:r>
-    </w:p>
-    <w:p>
-      <w:pPr>
-        <w:pStyle w:val="ListParagraph"/>
-        <w:numPr>
-          <w:ilvl w:val="0"/>
-          <w:numId w:val="20"/>
-        </w:numPr>
-      </w:pPr>
-      <w:r>
-        <w:t>Supports robust search even with misspelled or phonetically varied input</w:t>
-      </w:r>
-    </w:p>
-    <w:p>
-      <w:pPr>
-        <w:pStyle w:val="ListParagraph"/>
-        <w:numPr>
-          <w:ilvl w:val="0"/>
-          <w:numId w:val="20"/>
-        </w:numPr>
-      </w:pPr>
-      <w:r>
-        <w:t>Facilitates multi-lingual and locale-aware retrieval</w:t>
-      </w:r>
-    </w:p>
-    <w:p>
-      <w:pPr>
-        <w:pStyle w:val="ListParagraph"/>
-        <w:numPr>
-          <w:ilvl w:val="0"/>
-          <w:numId w:val="20"/>
-        </w:numPr>
-      </w:pPr>
-      <w:r>
-        <w:t>Improves user experience in data discovery</w:t>
-      </w:r>
-    </w:p>
-    <w:p>
-      <w:pPr>
-        <w:rPr>
-          <w:b/>
-          <w:bCs/>
-        </w:rPr>
-      </w:pPr>
-      <w:r>
-        <w:rPr>
-          <w:b/>
-          <w:bCs/>
-        </w:rPr>
-        <w:t>Considerations</w:t>
-      </w:r>
-    </w:p>
-    <w:p>
-      <w:pPr>
-        <w:pStyle w:val="ListParagraph"/>
-        <w:numPr>
-          <w:ilvl w:val="0"/>
-          <w:numId w:val="21"/>
-        </w:numPr>
-      </w:pPr>
-      <w:r>
-        <w:t>Requires schema development to define searchable columns and tables</w:t>
-      </w:r>
-    </w:p>
-    <w:p>
-      <w:pPr>
-        <w:pStyle w:val="ListParagraph"/>
-        <w:numPr>
-          <w:ilvl w:val="0"/>
-          <w:numId w:val="21"/>
-        </w:numPr>
-      </w:pPr>
-      <w:r>
-        <w:t>Phonetic diversity across cultures necessitates careful configuration</w:t>
-      </w:r>
-    </w:p>
-    <w:p>
-      <w:pPr>
-        <w:pStyle w:val="ListParagraph"/>
-        <w:numPr>
-          <w:ilvl w:val="0"/>
-          <w:numId w:val="21"/>
-        </w:numPr>
-      </w:pPr>
-      <w:r>
-        <w:t>Early integration in development avoids costly redesign</w:t>
-      </w:r>
-    </w:p>
-    <w:p>
-      <w:pPr>
-        <w:pStyle w:val="ListParagraph"/>
-        <w:numPr>
-          <w:ilvl w:val="0"/>
-          <w:numId w:val="21"/>
-        </w:numPr>
-      </w:pPr>
-      <w:r>
-        <w:lastRenderedPageBreak/>
-        <w:t>Credential management should leverage KMS for security</w:t>
-      </w:r>
-    </w:p>
-    <w:p>
-      <w:pPr>
-        <w:rPr>
-          <w:b/>
-          <w:bCs/>
-        </w:rPr>
-      </w:pPr>
-      <w:r>
-        <w:rPr>
-          <w:b/>
-          <w:bCs/>
-        </w:rPr>
-        <w:t>Disadvantages</w:t>
-      </w:r>
-    </w:p>
-    <w:p>
-      <w:pPr>
-        <w:pStyle w:val="ListParagraph"/>
-        <w:numPr>
-          <w:ilvl w:val="0"/>
-          <w:numId w:val="22"/>
-        </w:numPr>
-      </w:pPr>
-      <w:r>
-        <w:t>Higher cost, especially with AI-driven solutions</w:t>
-      </w:r>
-    </w:p>
-    <w:p>
-      <w:pPr>
-        <w:pStyle w:val="ListParagraph"/>
-        <w:numPr>
-          <w:ilvl w:val="0"/>
-          <w:numId w:val="22"/>
-        </w:numPr>
-      </w:pPr>
-      <w:r>
-        <w:t>Not a standalone solution; only one facet of comprehensive discovery</w:t>
-      </w:r>
-    </w:p>
-    <w:p>
-      <w:pPr>
-        <w:pStyle w:val="ListParagraph"/>
-        <w:numPr>
-          <w:ilvl w:val="0"/>
-          <w:numId w:val="22"/>
-        </w:numPr>
-      </w:pPr>
-      <w:r>
-        <w:t>Potential for processing delays if queue management fails</w:t>
-      </w:r>
-    </w:p>
-    <w:p>
-      <w:pPr>
-        <w:rPr>
-          <w:b/>
-          <w:bCs/>
-        </w:rPr>
-      </w:pPr>
-      <w:r>
-        <w:rPr>
-          <w:b/>
-          <w:bCs/>
-        </w:rPr>
-        <w:t>Maintenance considerations</w:t>
-      </w:r>
-    </w:p>
-    <w:p>
-      <w:r>
-        <w:t xml:space="preserve">Modern </w:t>
-      </w:r>
-      <w:r>
-        <w:t>Datastores</w:t>
-      </w:r>
-      <w:r>
-        <w:t>, whether RDBMS, NoSQL, or hybrid platforms, require ongoing maintenance to ensure optimal performance and reliability. Schema evolution can introduce complexity, particularly as business requirements change and new features are added. For example, evolving from a simple relational schema to include document storage in PostgreSQL may necessitate careful planning to avoid data inconsistency and migration issues. Regular index optimization, query performance tuning, and scheduled backups are essential to prevent data loss and minimize downtime. Additionally, monitoring for storage utilization and proactively scaling resources helps avoid outages, especially in cloud-based environments where usage can spike unexpectedly. Automated tools for patching and version upgrades can reduce operational overhead but must be tested carefully to prevent unexpected disruptions.</w:t>
+        <w:t>especially in cloud-based environments where usage can spike unexpectedly. Automated tools for patching and version upgrades can reduce operational overhead but must be tested carefully to prevent unexpected disruptions.</w:t>
       </w:r>
     </w:p>
     <w:p>
@@ -5507,10 +6056,12 @@
       <w:pPr>
         <w:pStyle w:val="Heading1"/>
       </w:pPr>
+      <w:bookmarkStart w:id="20" w:name="_Toc229402117"/>
       <w:r>
         <w:lastRenderedPageBreak/>
         <w:t>Summary</w:t>
       </w:r>
+      <w:bookmarkEnd w:id="20"/>
     </w:p>
     <w:p>
       <w:pPr>
@@ -5525,7 +6076,7 @@
         <w:pStyle w:val="Caption"/>
         <w:keepNext/>
       </w:pPr>
-      <w:bookmarkStart w:id="20" w:name="_Toc206668410"/>
+      <w:bookmarkStart w:id="21" w:name="_Toc206668410"/>
       <w:r>
         <w:t xml:space="preserve">Table </w:t>
       </w:r>
@@ -5538,7 +6089,15 @@
         </w:r>
       </w:fldSimple>
       <w:r>
-        <w:t xml:space="preserve">: ACiD Summary </w:t>
+        <w:t xml:space="preserve">: </w:t>
+      </w:r>
+      <w:proofErr w:type="spellStart"/>
+      <w:r>
+        <w:t>ACiD</w:t>
+      </w:r>
+      <w:proofErr w:type="spellEnd"/>
+      <w:r>
+        <w:t xml:space="preserve"> Summary </w:t>
       </w:r>
       <w:r>
         <w:rPr>
@@ -5546,7 +6105,7 @@
         </w:rPr>
         <w:t>of Data Storage Types</w:t>
       </w:r>
-      <w:bookmarkEnd w:id="20"/>
+      <w:bookmarkEnd w:id="21"/>
     </w:p>
     <w:tbl>
       <w:tblPr>
@@ -5576,7 +6135,6 @@
                 <w:szCs w:val="18"/>
               </w:rPr>
             </w:pPr>
-            <w:bookmarkStart w:id="21" w:name="_Toc206589109"/>
             <w:r>
               <w:rPr>
                 <w:sz w:val="18"/>
@@ -5749,6 +6307,7 @@
               </w:rPr>
               <w:t xml:space="preserve">Requires synchronization with </w:t>
             </w:r>
+            <w:proofErr w:type="spellStart"/>
             <w:r>
               <w:rPr>
                 <w:sz w:val="18"/>
@@ -5756,6 +6315,7 @@
               </w:rPr>
               <w:t>src</w:t>
             </w:r>
+            <w:proofErr w:type="spellEnd"/>
             <w:r>
               <w:rPr>
                 <w:sz w:val="18"/>
@@ -6182,7 +6742,98 @@
                 <w:sz w:val="18"/>
                 <w:szCs w:val="18"/>
               </w:rPr>
-              <w:t>Not designed for transactional workloads, eventual consistency</w:t>
+              <w:t>Not designed for transactional workloads, consistency</w:t>
+            </w:r>
+            <w:r>
+              <w:rPr>
+                <w:sz w:val="18"/>
+                <w:szCs w:val="18"/>
+              </w:rPr>
+              <w:t xml:space="preserve"> </w:t>
+            </w:r>
+            <w:r>
+              <w:rPr>
+                <w:sz w:val="18"/>
+                <w:szCs w:val="18"/>
+              </w:rPr>
+              <w:t>depends on vendor</w:t>
+            </w:r>
+            <w:r>
+              <w:rPr>
+                <w:sz w:val="18"/>
+                <w:szCs w:val="18"/>
+              </w:rPr>
+              <w:t xml:space="preserve">, </w:t>
+            </w:r>
+            <w:r>
+              <w:rPr>
+                <w:sz w:val="18"/>
+                <w:szCs w:val="18"/>
+              </w:rPr>
+              <w:t>depending on configuration choices</w:t>
+            </w:r>
+            <w:r>
+              <w:rPr>
+                <w:sz w:val="18"/>
+                <w:szCs w:val="18"/>
+              </w:rPr>
+              <w:t xml:space="preserve"> </w:t>
+            </w:r>
+            <w:r>
+              <w:rPr>
+                <w:sz w:val="18"/>
+                <w:szCs w:val="18"/>
+              </w:rPr>
+              <w:t>(S3 is now</w:t>
+            </w:r>
+            <w:r>
+              <w:rPr>
+                <w:sz w:val="18"/>
+                <w:szCs w:val="18"/>
+              </w:rPr>
+              <w:t xml:space="preserve"> </w:t>
+            </w:r>
+            <w:r>
+              <w:rPr>
+                <w:sz w:val="18"/>
+                <w:szCs w:val="18"/>
+              </w:rPr>
+              <w:t xml:space="preserve">strongly </w:t>
+            </w:r>
+            <w:r>
+              <w:rPr>
+                <w:sz w:val="18"/>
+                <w:szCs w:val="18"/>
+              </w:rPr>
+              <w:t xml:space="preserve">consistent, </w:t>
+            </w:r>
+            <w:r>
+              <w:rPr>
+                <w:sz w:val="18"/>
+                <w:szCs w:val="18"/>
+              </w:rPr>
+              <w:t>Azure</w:t>
+            </w:r>
+            <w:r>
+              <w:rPr>
+                <w:sz w:val="18"/>
+                <w:szCs w:val="18"/>
+              </w:rPr>
+              <w:t xml:space="preserve"> </w:t>
+            </w:r>
+            <w:r>
+              <w:rPr>
+                <w:sz w:val="18"/>
+                <w:szCs w:val="18"/>
+              </w:rPr>
+              <w:t xml:space="preserve">may be still </w:t>
+            </w:r>
+            <w:r>
+              <w:rPr>
+                <w:sz w:val="18"/>
+                <w:szCs w:val="18"/>
+              </w:rPr>
+              <w:t>eventually right)</w:t>
             </w:r>
           </w:p>
         </w:tc>
@@ -6267,7 +6918,23 @@
                 <w:sz w:val="18"/>
                 <w:szCs w:val="18"/>
               </w:rPr>
-              <w:t>Content management, catalogs, user profiles</w:t>
+              <w:t xml:space="preserve">Content management, </w:t>
+            </w:r>
+            <w:proofErr w:type="spellStart"/>
+            <w:r>
+              <w:rPr>
+                <w:sz w:val="18"/>
+                <w:szCs w:val="18"/>
+              </w:rPr>
+              <w:t>catalogs</w:t>
+            </w:r>
+            <w:proofErr w:type="spellEnd"/>
+            <w:r>
+              <w:rPr>
+                <w:sz w:val="18"/>
+                <w:szCs w:val="18"/>
+              </w:rPr>
+              <w:t>, user profiles</w:t>
             </w:r>
           </w:p>
         </w:tc>
@@ -6429,7 +7096,23 @@
                 <w:sz w:val="18"/>
                 <w:szCs w:val="18"/>
               </w:rPr>
-              <w:t>Optimized for relationship queries, visual data modeling, flexible schema</w:t>
+              <w:t xml:space="preserve">Optimized for relationship queries, visual data </w:t>
+            </w:r>
+            <w:proofErr w:type="spellStart"/>
+            <w:r>
+              <w:rPr>
+                <w:sz w:val="18"/>
+                <w:szCs w:val="18"/>
+              </w:rPr>
+              <w:t>modeling</w:t>
+            </w:r>
+            <w:proofErr w:type="spellEnd"/>
+            <w:r>
+              <w:rPr>
+                <w:sz w:val="18"/>
+                <w:szCs w:val="18"/>
+              </w:rPr>
+              <w:t>, flexible schema</w:t>
             </w:r>
           </w:p>
         </w:tc>
@@ -6596,6 +7279,7 @@
                 <w:sz w:val="18"/>
                 <w:szCs w:val="18"/>
               </w:rPr>
+              <w:lastRenderedPageBreak/>
               <w:t>Hybrid Datastores (e.g., multi-model, NewSQL)</w:t>
             </w:r>
           </w:p>
@@ -6687,53 +7371,227 @@
       <w:pPr>
         <w:pStyle w:val="Heading1"/>
       </w:pPr>
+      <w:bookmarkStart w:id="22" w:name="_Toc229402118"/>
+      <w:r>
+        <w:t>Risks</w:t>
+      </w:r>
+      <w:bookmarkEnd w:id="22"/>
+      <w:r>
+        <w:t xml:space="preserve"> </w:t>
+      </w:r>
+    </w:p>
+    <w:p>
+      <w:pPr>
+        <w:pStyle w:val="BodyText"/>
+      </w:pPr>
+      <w:r>
+        <w:t>The choice of datastore should not be framed as “SQL versus NoSQL”. “NoSQL” literally means “Not Only SQL”, not “instead of SQL”. The useful framing is workload fit: each datastore type exists because it is good at a particular set of access patterns, scaling behaviours, and operational trade-offs. When that framing is lost, teams drift into technology decisions driven by familiarity, fashion, or vendor narrative rather than by what the system must do over its full lifecycle.</w:t>
+      </w:r>
+    </w:p>
+    <w:p>
+      <w:pPr>
+        <w:pStyle w:val="BodyText"/>
+      </w:pPr>
+      <w:r>
+        <w:t>A first risk is overusing an RDBMS as a universal bucket. Two common failure modes sit here. The first is storing large media (documents, images, audio, video) directly in the database. That inflates the database, slows backups, and makes restores so slow that you cannot realistically meet recovery time objectives during an incident, even if the database is otherwise “correct”. The second is treating indexing as an afterthought. Poor indexing and ungoverned query patterns can turn a relational database into a performance bottleneck, and teams can misdiagnose that as “relational doesn’t scale” when the underlying issue is design discipline and operational tuning.</w:t>
+      </w:r>
+    </w:p>
+    <w:p>
+      <w:pPr>
+        <w:pStyle w:val="BodyText"/>
+      </w:pPr>
+      <w:r>
+        <w:t xml:space="preserve">A second risk is leaning too far toward NoSQL and going “all in” for early development wins. Key/value and document datastores are often promoted as faster to start because they can reduce upfront schema design and enable rapid iteration. That can be true for prototypes or truly fluid domains. The problem is that, as systems grow and need predictable performance and trustworthy reporting, the same fundamentals </w:t>
+      </w:r>
+      <w:proofErr w:type="gramStart"/>
+      <w:r>
+        <w:t>reappear:</w:t>
+      </w:r>
+      <w:proofErr w:type="gramEnd"/>
+      <w:r>
+        <w:t xml:space="preserve"> indexing, stable data shapes, disciplined evolution, and explicit integrity rules. Without strong structural guardrails, inconsistency and duplication can build quietly and become expensive to correct later. This is the classic trade: the development phase is usually shorter than the operational phase, so decisions made for speed need a credible long-term plan, not just a short-term benefit.</w:t>
+      </w:r>
+    </w:p>
+    <w:p>
+      <w:pPr>
+        <w:pStyle w:val="BodyText"/>
+      </w:pPr>
+      <w:r>
+        <w:t>A third risk is prohibiting NoSQL and losing the advantage of a mixed-store architecture. Some organisations react to NoSQL excesses by mandating “everything must be relational”, which can be just as damaging. It leads to contortions where workloads that are naturally served by object storage (media), search indexing (discovery), caches (performance), or event logs (audit / integration) are forced into the relational database because it is the only permitted tool. The result is a system that is harder to operate, harder to scale for specific workloads, and often more expensive than a deliberate combination of specialised stores.</w:t>
+      </w:r>
+    </w:p>
+    <w:p>
+      <w:pPr>
+        <w:pStyle w:val="BodyText"/>
+      </w:pPr>
+      <w:r>
+        <w:lastRenderedPageBreak/>
+        <w:t xml:space="preserve">A fourth risk is the muddled middle: “anything goes” rather than purpose-driven selection. This often shows up as unreviewed hybrids, such as using an RDBMS’s document features as a substitute for making an explicit architectural </w:t>
+      </w:r>
+      <w:proofErr w:type="gramStart"/>
+      <w:r>
+        <w:t>choice, or</w:t>
+      </w:r>
+      <w:proofErr w:type="gramEnd"/>
+      <w:r>
+        <w:t xml:space="preserve"> adding datastores opportunistically because they are easy to provision. Sometimes this is pragmatic, but when it happens without governance it blurs boundaries, obscures what is authoritative, and makes operational responsibility unclear. Over time, you end up with multiple partially overlapping stores, unclear ownership, and avoidable integration complexity, all because the original intent was never made explicit.</w:t>
+      </w:r>
+    </w:p>
+    <w:p>
+      <w:pPr>
+        <w:pStyle w:val="BodyText"/>
+      </w:pPr>
+      <w:r>
+        <w:t xml:space="preserve">A fifth risk is false signalling that can bypass governance scrutiny in practice. A team may claim they are “using an RDBMS” to satisfy an organisational </w:t>
+      </w:r>
+      <w:proofErr w:type="gramStart"/>
+      <w:r>
+        <w:t>preference, but</w:t>
+      </w:r>
+      <w:proofErr w:type="gramEnd"/>
+      <w:r>
+        <w:t xml:space="preserve"> then store most domain data as opaque JSON documents with minimal relational structure and weak constraints. In effect, the database is being used as an un-schemed document store while benefiting from the institutional permission that comes with the “RDBMS” label, which can reduce the scrutiny that a declared document database choice would attract.</w:t>
+      </w:r>
+    </w:p>
+    <w:p>
+      <w:pPr>
+        <w:pStyle w:val="BodyText"/>
+      </w:pPr>
+      <w:r>
+        <w:t xml:space="preserve">This pattern can be reinforced by tooling that intentionally treats PostgreSQL as a document database rather than encouraging relational modelling. For example, Marten positions itself as a .NET library for a document-oriented persistence approach built on PostgreSQL, using PostgreSQL’s JSON storage capabilities to persist domain objects as documents. Because Marten is inherently PostgreSQL-based (rather than a database-agnostic RDBMS abstraction), adopting it tends to lock in both the storage engine and the document-first persistence style. The practical outcome is that teams can end up “signalling RDBMS” while delivering a schema-on-read design with weaker relational guardrails than governance stakeholders reasonably assume from an RDBMS choice. </w:t>
+      </w:r>
+      <w:hyperlink r:id="rId14" w:history="1">
+        <w:r>
+          <w:rPr>
+            <w:rStyle w:val="Hyperlink"/>
+          </w:rPr>
+          <w:t>[</w:t>
+        </w:r>
+        <w:proofErr w:type="spellStart"/>
+        <w:proofErr w:type="gramStart"/>
+        <w:r>
+          <w:rPr>
+            <w:rStyle w:val="Hyperlink"/>
+          </w:rPr>
+          <w:t>cdn.standa</w:t>
+        </w:r>
+        <w:proofErr w:type="spellEnd"/>
+        <w:proofErr w:type="gramEnd"/>
+        <w:r>
+          <w:rPr>
+            <w:rStyle w:val="Hyperlink"/>
+          </w:rPr>
+          <w:t>...ds.iteh.ai]</w:t>
+        </w:r>
+      </w:hyperlink>
+      <w:r>
+        <w:t xml:space="preserve">, </w:t>
+      </w:r>
+      <w:hyperlink r:id="rId15" w:history="1">
+        <w:r>
+          <w:rPr>
+            <w:rStyle w:val="Hyperlink"/>
+          </w:rPr>
+          <w:t>[w3c.github.io]</w:t>
+        </w:r>
+      </w:hyperlink>
+      <w:r>
+        <w:t xml:space="preserve"> </w:t>
+      </w:r>
+      <w:hyperlink r:id="rId16" w:history="1">
+        <w:r>
+          <w:rPr>
+            <w:rStyle w:val="Hyperlink"/>
+          </w:rPr>
+          <w:t>[w3c.github.io]</w:t>
+        </w:r>
+      </w:hyperlink>
+    </w:p>
+    <w:p>
+      <w:pPr>
+        <w:pStyle w:val="BodyText"/>
+      </w:pPr>
+      <w:r>
+        <w:t>Related to this is the risk of reduced data portability. Once a system leans heavily on vendor-specific capabilities — for example PostgreSQL’s JSONB storage semantics, operators, and indexing behaviours — the persistence layer stops being “generic relational” and becomes tightly coupled to PostgreSQL’s feature set. PostgreSQL’s JSONB is a distinct binary JSON type with specific behaviours and indexing support that applications and libraries can come to rely on. The practical consequence is that moving to a different RDBMS later is no longer a routine engine swap; it becomes a rewrite of query patterns, indexing strategy, and often the underlying data model — frequently undertaken because the original “RDBMS in name, document store in practice” approach did not deliver the relational guardrails people assumed they were getting.</w:t>
+      </w:r>
+    </w:p>
+    <w:p>
+      <w:pPr>
+        <w:pStyle w:val="BodyText"/>
+      </w:pPr>
+    </w:p>
+    <w:p>
+      <w:pPr>
+        <w:pStyle w:val="Heading1"/>
+      </w:pPr>
+      <w:bookmarkStart w:id="23" w:name="_Toc229402119"/>
       <w:r>
         <w:t>Recommendations</w:t>
       </w:r>
-      <w:bookmarkEnd w:id="21"/>
-    </w:p>
-    <w:p>
-      <w:r>
-        <w:t>Modern software design often starts with a single data store—typically an RDBMS—and evolves to include additional services as requirements mature. Many cloud-based services are cost-effective and easily accessible, but their selection and integration require careful planning.</w:t>
-      </w:r>
-    </w:p>
-    <w:p>
-      <w:r>
-        <w:t>The choice shouldn’t be framed as SQL versus NoSQL (the latter standing for “Not Only SQL”). Instead, each data store should be selected based on its fit for specific workloads and complemented with robust backup and restoration capabilities for disaster recovery.</w:t>
-      </w:r>
-    </w:p>
-    <w:p>
-      <w:r>
-        <w:t>This leads some architects to favour RDBMS platforms that also offer NoSQL/document storage features (such as PostgreSQL or SQL Server). These can simplify schema migration and centralize data management. However, ease of disaster recovery should not be the sole criterion for technology choices.</w:t>
-      </w:r>
-    </w:p>
-    <w:p>
-      <w:r>
-        <w:t>It’s crucial to evaluate each service for security, scalability, and operational suitability, ensuring that the architecture can evolve gracefully while supporting both immediate and long-term project needs.</w:t>
+      <w:bookmarkEnd w:id="23"/>
+    </w:p>
+    <w:p>
+      <w:r>
+        <w:t xml:space="preserve">Use a relational database as the default for long-lived transactional state, unless there is a clear, evidence-based driver to add a second datastore type. This is not an ideological </w:t>
+      </w:r>
+      <w:r>
+        <w:lastRenderedPageBreak/>
+        <w:t>position. It reflects that, for most business systems, the long-term value comes from predictable data quality, transactional integrity, mature operational tooling, and well-understood patterns for change over time.</w:t>
+      </w:r>
+    </w:p>
+    <w:p>
+      <w:r>
+        <w:t xml:space="preserve">Write down a simple decision rule for what belongs </w:t>
+      </w:r>
+      <w:proofErr w:type="gramStart"/>
+      <w:r>
+        <w:t>where, and</w:t>
+      </w:r>
+      <w:proofErr w:type="gramEnd"/>
+      <w:r>
+        <w:t xml:space="preserve"> apply it consistently. Relational databases should hold authoritative business state and essential metadata. Large media should be stored in object storage with only metadata in the database, search should be supported by a search index, and caching should be handled by a key/value cache. Treat these as normal complements to the RDBMS rather than exceptional “special cases”, because they exist specifically to prevent overloading the relational layer with workloads it is not well suited to.</w:t>
+      </w:r>
+    </w:p>
+    <w:p>
+      <w:r>
+        <w:t>Be sceptical of “NoSQL for speed” as a sufficient justification on its own. If the driver is early development velocity, the decision must include a credible plan for long-term operational correctness: how indexing will be managed as scale grows, how data shapes will be stabilised, how integrity rules will be enforced, and how inconsistent or duplicated data will be detected and corrected over time. The development phase is usually shorter than the operational phase, so a speed-based decision needs to demonstrate that it will not create sustained operational cost and risk.</w:t>
+      </w:r>
+    </w:p>
+    <w:p>
+      <w:r>
+        <w:t>Introduce lightweight governance so datastore choices stay purpose-driven rather than drifting into an “anything goes” middle ground. Each datastore addition, and any deliberate use of hybrid patterns (such as heavy use of JSON columns inside an RDBMS), should be recorded as an explicit design decision with constraints and an operational model. That operational model should cover backup and restoration, monitoring and alerting, access control, patching and upgrades, and clear ownership. This prevents accidental sprawl, keeps boundaries legible, and ensures the architecture can evolve safely while meeting both immediate delivery needs and long-term operating requirements.</w:t>
       </w:r>
     </w:p>
     <w:p>
       <w:pPr>
         <w:pStyle w:val="Heading1"/>
       </w:pPr>
-      <w:bookmarkStart w:id="22" w:name="_Toc206589110"/>
+      <w:bookmarkStart w:id="24" w:name="_Toc229402120"/>
       <w:r>
         <w:t>Conclusion</w:t>
       </w:r>
-      <w:bookmarkEnd w:id="22"/>
-    </w:p>
-    <w:p>
-      <w:r>
-        <w:t xml:space="preserve">Relying solely on a single datastore is often a sign that critical considerations—such as security (e.g., the absence of KMS), discovery (lack of search capability), and performance (no caching layer)—may have been overlooked. Choosing a technology because it is perceived as “more modern” should </w:t>
-      </w:r>
-      <w:r>
-        <w:t>not</w:t>
-      </w:r>
-      <w:r>
-        <w:t xml:space="preserve"> outweigh evaluating its fit across the full project lifecycle, including both initial deployment and long-term operations. Prioritise solutions based on their concrete capabilities and alignment with project goals, not just current trends.</w:t>
+      <w:bookmarkEnd w:id="24"/>
+    </w:p>
+    <w:p>
+      <w:r>
+        <w:t>Relying on a single datastore is often a sign that one or more critical capabilities have been left implicit. In practice, most systems eventually need some combination of secret and key management, object storage for large media, search indexing for discovery, and caching for performance, in addition to a primary store for long</w:t>
+      </w:r>
+      <w:r>
+        <w:noBreakHyphen/>
+        <w:t>lived transactional state. When these supporting stores are absent, teams tend to force inappropriate workloads into the primary database, which then shows up later as recovery-time failures, performance bottlenecks, or avoidable security exposure.</w:t>
+      </w:r>
+    </w:p>
+    <w:p>
+      <w:r>
+        <w:t xml:space="preserve">Technology selection should not be driven by what appears “more modern”. The only defensible basis is fitness for purpose across the full lifecycle: initial delivery, operational stability, security posture, recoverability, cost of change, and the ability to evolve safely. The best outcomes come from a purpose-driven mix of datastores, with clear boundaries, </w:t>
+      </w:r>
+      <w:r>
+        <w:lastRenderedPageBreak/>
+        <w:t>clear ownership, and explicit operational arrangements, rather than from a one-size-fits-all choice made early and never revisited.</w:t>
       </w:r>
     </w:p>
     <w:p/>
+    <w:p/>
     <w:p>
       <w:pPr>
         <w:pStyle w:val="Heading2"/>
@@ -6746,34 +7604,34 @@
       <w:pPr>
         <w:pStyle w:val="Appendices"/>
       </w:pPr>
-      <w:bookmarkStart w:id="23" w:name="Location_Appendices"/>
-      <w:bookmarkStart w:id="24" w:name="_Toc145049430"/>
-      <w:bookmarkStart w:id="25" w:name="_Toc206589111"/>
-      <w:bookmarkEnd w:id="23"/>
+      <w:bookmarkStart w:id="25" w:name="Location_Appendices"/>
+      <w:bookmarkStart w:id="26" w:name="_Toc145049430"/>
+      <w:bookmarkStart w:id="27" w:name="_Toc229402121"/>
+      <w:bookmarkEnd w:id="25"/>
       <w:r>
         <w:lastRenderedPageBreak/>
         <w:t>Appendices</w:t>
       </w:r>
-      <w:bookmarkEnd w:id="24"/>
-      <w:bookmarkEnd w:id="25"/>
-    </w:p>
-    <w:p>
-      <w:pPr>
-        <w:pStyle w:val="Appendix"/>
-      </w:pPr>
-      <w:bookmarkStart w:id="26" w:name="_Toc145049431"/>
-      <w:bookmarkStart w:id="27" w:name="_Toc206589112"/>
-      <w:r>
-        <w:t xml:space="preserve">Appendix A - </w:t>
-      </w:r>
-      <w:r>
-        <w:t>Document</w:t>
-      </w:r>
-      <w:r>
-        <w:t xml:space="preserve"> Information</w:t>
-      </w:r>
       <w:bookmarkEnd w:id="26"/>
       <w:bookmarkEnd w:id="27"/>
+    </w:p>
+    <w:p>
+      <w:pPr>
+        <w:pStyle w:val="Appendix"/>
+      </w:pPr>
+      <w:bookmarkStart w:id="28" w:name="_Toc145049431"/>
+      <w:bookmarkStart w:id="29" w:name="_Toc229402122"/>
+      <w:r>
+        <w:t xml:space="preserve">Appendix A - </w:t>
+      </w:r>
+      <w:r>
+        <w:t>Document</w:t>
+      </w:r>
+      <w:r>
+        <w:t xml:space="preserve"> Information</w:t>
+      </w:r>
+      <w:bookmarkEnd w:id="28"/>
+      <w:bookmarkEnd w:id="29"/>
     </w:p>
     <w:p>
       <w:pPr>
@@ -6797,13 +7655,49 @@
     </w:p>
     <w:p>
       <w:pPr>
+        <w:pStyle w:val="ListParagraph"/>
+        <w:numPr>
+          <w:ilvl w:val="0"/>
+          <w:numId w:val="4"/>
+        </w:numPr>
+      </w:pPr>
+      <w:r>
+        <w:t>Ian Bloodworth, Senior Data Architect</w:t>
+      </w:r>
+    </w:p>
+    <w:p>
+      <w:pPr>
+        <w:pStyle w:val="ListParagraph"/>
+        <w:numPr>
+          <w:ilvl w:val="0"/>
+          <w:numId w:val="4"/>
+        </w:numPr>
+      </w:pPr>
+      <w:r>
+        <w:t>Michael Rocks, Senior Data Analyst</w:t>
+      </w:r>
+    </w:p>
+    <w:p>
+      <w:pPr>
+        <w:pStyle w:val="ListParagraph"/>
+        <w:numPr>
+          <w:ilvl w:val="0"/>
+          <w:numId w:val="4"/>
+        </w:numPr>
+      </w:pPr>
+      <w:r>
+        <w:t>Vincent Wierdsma, Lead Developer</w:t>
+      </w:r>
+    </w:p>
+    <w:p>
+      <w:pPr>
         <w:pStyle w:val="Heading3"/>
       </w:pPr>
-      <w:bookmarkStart w:id="28" w:name="_Toc206589113"/>
+      <w:bookmarkStart w:id="30" w:name="_Toc229402123"/>
       <w:r>
         <w:t>Versions</w:t>
       </w:r>
-      <w:bookmarkEnd w:id="28"/>
+      <w:bookmarkEnd w:id="30"/>
     </w:p>
     <w:p>
       <w:pPr>
@@ -6832,17 +7726,29 @@
     <w:p>
       <w:pPr>
         <w:pStyle w:val="BodyText"/>
+        <w:numPr>
+          <w:ilvl w:val="1"/>
+          <w:numId w:val="3"/>
+        </w:numPr>
+      </w:pPr>
+      <w:r>
+        <w:t>Added Risks</w:t>
+      </w:r>
+    </w:p>
+    <w:p>
+      <w:pPr>
+        <w:pStyle w:val="BodyText"/>
       </w:pPr>
     </w:p>
     <w:p>
       <w:pPr>
         <w:pStyle w:val="Heading3"/>
       </w:pPr>
-      <w:bookmarkStart w:id="29" w:name="_Toc206589114"/>
+      <w:bookmarkStart w:id="31" w:name="_Toc229402124"/>
       <w:r>
         <w:t>Images</w:t>
       </w:r>
-      <w:bookmarkEnd w:id="29"/>
+      <w:bookmarkEnd w:id="31"/>
     </w:p>
     <w:p>
       <w:pPr>
@@ -7006,11 +7912,11 @@
       <w:pPr>
         <w:pStyle w:val="Heading3"/>
       </w:pPr>
-      <w:bookmarkStart w:id="30" w:name="_Toc206589115"/>
+      <w:bookmarkStart w:id="32" w:name="_Toc229402125"/>
       <w:r>
         <w:t>Tables</w:t>
       </w:r>
-      <w:bookmarkEnd w:id="30"/>
+      <w:bookmarkEnd w:id="32"/>
     </w:p>
     <w:p>
       <w:pPr>
@@ -7174,11 +8080,11 @@
       <w:pPr>
         <w:pStyle w:val="Heading3"/>
       </w:pPr>
-      <w:bookmarkStart w:id="31" w:name="_Toc206589116"/>
+      <w:bookmarkStart w:id="33" w:name="_Toc229402126"/>
       <w:r>
         <w:t>References</w:t>
       </w:r>
-      <w:bookmarkEnd w:id="31"/>
+      <w:bookmarkEnd w:id="33"/>
     </w:p>
     <w:p>
       <w:r>
@@ -7207,11 +8113,11 @@
       <w:pPr>
         <w:pStyle w:val="Heading3"/>
       </w:pPr>
-      <w:bookmarkStart w:id="32" w:name="_Toc206589117"/>
+      <w:bookmarkStart w:id="34" w:name="_Toc229402127"/>
       <w:r>
         <w:t>Review Distribution</w:t>
       </w:r>
-      <w:bookmarkEnd w:id="32"/>
+      <w:bookmarkEnd w:id="34"/>
     </w:p>
     <w:p>
       <w:pPr>
@@ -7249,7 +8155,7 @@
             <w:pPr>
               <w:pStyle w:val="BodyText"/>
             </w:pPr>
-            <w:bookmarkStart w:id="33" w:name="_Hlk145229633"/>
+            <w:bookmarkStart w:id="35" w:name="_Hlk145229633"/>
             <w:r>
               <w:t>Identity</w:t>
             </w:r>
@@ -7395,12 +8301,13 @@
       <w:pPr>
         <w:pStyle w:val="Heading3"/>
       </w:pPr>
-      <w:bookmarkStart w:id="34" w:name="_Toc206589118"/>
-      <w:bookmarkEnd w:id="33"/>
-      <w:r>
+      <w:bookmarkStart w:id="36" w:name="_Toc229402128"/>
+      <w:bookmarkEnd w:id="35"/>
+      <w:r>
+        <w:lastRenderedPageBreak/>
         <w:t>Audience</w:t>
       </w:r>
-      <w:bookmarkEnd w:id="34"/>
+      <w:bookmarkEnd w:id="36"/>
     </w:p>
     <w:p>
       <w:pPr>
@@ -7414,12 +8321,11 @@
       <w:pPr>
         <w:pStyle w:val="Heading3"/>
       </w:pPr>
-      <w:bookmarkStart w:id="35" w:name="_Toc206589119"/>
-      <w:r>
-        <w:lastRenderedPageBreak/>
+      <w:bookmarkStart w:id="37" w:name="_Toc229402129"/>
+      <w:r>
         <w:t>Structure</w:t>
       </w:r>
-      <w:bookmarkEnd w:id="35"/>
+      <w:bookmarkEnd w:id="37"/>
     </w:p>
     <w:p>
       <w:pPr>
@@ -7433,17 +8339,17 @@
       <w:pPr>
         <w:pStyle w:val="Heading3"/>
       </w:pPr>
-      <w:bookmarkStart w:id="36" w:name="_Toc206589120"/>
+      <w:bookmarkStart w:id="38" w:name="_Toc229402130"/>
       <w:r>
         <w:t>Diagrams</w:t>
       </w:r>
-      <w:bookmarkEnd w:id="36"/>
+      <w:bookmarkEnd w:id="38"/>
     </w:p>
     <w:p>
       <w:pPr>
         <w:pStyle w:val="BodyText"/>
       </w:pPr>
-      <w:bookmarkStart w:id="37" w:name="_Hlk145229490"/>
+      <w:bookmarkStart w:id="39" w:name="_Hlk145229490"/>
       <w:r>
         <w:t>Diagrams are developed for a wide audience. Unless specifically for a technical audience, where the use of industry standard diagram types (</w:t>
       </w:r>
@@ -7458,13 +8364,13 @@
       <w:pPr>
         <w:pStyle w:val="Heading3"/>
       </w:pPr>
-      <w:bookmarkStart w:id="38" w:name="_Toc206589121"/>
-      <w:bookmarkStart w:id="39" w:name="_Hlk174689663"/>
-      <w:bookmarkEnd w:id="37"/>
+      <w:bookmarkStart w:id="40" w:name="_Hlk174689663"/>
+      <w:bookmarkStart w:id="41" w:name="_Toc229402131"/>
+      <w:bookmarkEnd w:id="39"/>
       <w:r>
         <w:t>Acronyms</w:t>
       </w:r>
-      <w:bookmarkEnd w:id="38"/>
+      <w:bookmarkEnd w:id="41"/>
     </w:p>
     <w:p>
       <w:pPr>
@@ -7474,8 +8380,8 @@
           <w:specVanish/>
         </w:rPr>
       </w:pPr>
-      <w:bookmarkStart w:id="40" w:name="Acronym_API"/>
-      <w:bookmarkEnd w:id="40"/>
+      <w:bookmarkStart w:id="42" w:name="Acronym_API"/>
+      <w:bookmarkEnd w:id="42"/>
       <w:r>
         <w:t>API</w:t>
       </w:r>
@@ -7530,8 +8436,8 @@
           <w:specVanish/>
         </w:rPr>
       </w:pPr>
-      <w:bookmarkStart w:id="41" w:name="Acronym_GUI"/>
-      <w:bookmarkEnd w:id="41"/>
+      <w:bookmarkStart w:id="43" w:name="Acronym_GUI"/>
+      <w:bookmarkEnd w:id="43"/>
       <w:r>
         <w:t>GUI</w:t>
       </w:r>
@@ -7574,10 +8480,10 @@
           <w:specVanish/>
         </w:rPr>
       </w:pPr>
-      <w:bookmarkStart w:id="42" w:name="Acronym_UI"/>
-      <w:bookmarkStart w:id="43" w:name="Acronym_ICT"/>
-      <w:bookmarkEnd w:id="42"/>
-      <w:bookmarkEnd w:id="43"/>
+      <w:bookmarkStart w:id="44" w:name="Acronym_UI"/>
+      <w:bookmarkStart w:id="45" w:name="Acronym_ICT"/>
+      <w:bookmarkEnd w:id="44"/>
+      <w:bookmarkEnd w:id="45"/>
       <w:r>
         <w:t>ICT</w:t>
       </w:r>
@@ -7609,8 +8515,8 @@
           <w:specVanish/>
         </w:rPr>
       </w:pPr>
-      <w:bookmarkStart w:id="44" w:name="Acronym_IT"/>
-      <w:bookmarkEnd w:id="44"/>
+      <w:bookmarkStart w:id="46" w:name="Acronym_IT"/>
+      <w:bookmarkEnd w:id="46"/>
       <w:r>
         <w:t>IT</w:t>
       </w:r>
@@ -7663,11 +8569,11 @@
       <w:pPr>
         <w:pStyle w:val="Heading3"/>
       </w:pPr>
-      <w:bookmarkStart w:id="45" w:name="_Toc206589122"/>
+      <w:bookmarkStart w:id="47" w:name="_Toc229402132"/>
       <w:r>
         <w:t>Terms</w:t>
       </w:r>
-      <w:bookmarkEnd w:id="45"/>
+      <w:bookmarkEnd w:id="47"/>
     </w:p>
     <w:p>
       <w:pPr>
@@ -7685,8 +8591,8 @@
           <w:specVanish/>
         </w:rPr>
       </w:pPr>
-      <w:bookmarkStart w:id="46" w:name="Term_ApplicationProgrammingInterface"/>
-      <w:bookmarkEnd w:id="46"/>
+      <w:bookmarkStart w:id="48" w:name="Term_ApplicationProgrammingInterface"/>
+      <w:bookmarkEnd w:id="48"/>
       <w:r>
         <w:t>Application Programming Interface</w:t>
       </w:r>
@@ -7769,6 +8675,7 @@
         </w:rPr>
       </w:pPr>
       <w:r>
+        <w:lastRenderedPageBreak/>
         <w:t>Entity</w:t>
       </w:r>
     </w:p>
@@ -7792,7 +8699,6 @@
         </w:rPr>
       </w:pPr>
       <w:r>
-        <w:lastRenderedPageBreak/>
         <w:t>Function</w:t>
       </w:r>
     </w:p>
@@ -7872,8 +8778,8 @@
           <w:specVanish/>
         </w:rPr>
       </w:pPr>
-      <w:bookmarkStart w:id="47" w:name="Term_User"/>
-      <w:bookmarkEnd w:id="47"/>
+      <w:bookmarkStart w:id="49" w:name="Term_User"/>
+      <w:bookmarkEnd w:id="49"/>
       <w:r>
         <w:t xml:space="preserve">User </w:t>
       </w:r>
@@ -7897,8 +8803,8 @@
           <w:specVanish/>
         </w:rPr>
       </w:pPr>
-      <w:bookmarkStart w:id="48" w:name="Term_UserInterface"/>
-      <w:bookmarkEnd w:id="48"/>
+      <w:bookmarkStart w:id="50" w:name="Term_UserInterface"/>
+      <w:bookmarkEnd w:id="50"/>
       <w:r>
         <w:t>User Interface</w:t>
       </w:r>
@@ -7922,7 +8828,7 @@
         <w:t>) or Text/Console User Interfaces (TUI).</w:t>
       </w:r>
     </w:p>
-    <w:bookmarkEnd w:id="39"/>
+    <w:bookmarkEnd w:id="40"/>
     <w:p>
       <w:pPr>
         <w:pStyle w:val="BodyText"/>
@@ -7932,7 +8838,7 @@
       <w:pPr>
         <w:pStyle w:val="Appendix"/>
       </w:pPr>
-      <w:bookmarkStart w:id="49" w:name="_Toc206589123"/>
+      <w:bookmarkStart w:id="51" w:name="_Toc229402133"/>
       <w:r>
         <w:t xml:space="preserve">Appendix B - Event-Based </w:t>
       </w:r>
@@ -7945,7 +8851,7 @@
       <w:r>
         <w:t>Information Management</w:t>
       </w:r>
-      <w:bookmarkEnd w:id="49"/>
+      <w:bookmarkEnd w:id="51"/>
     </w:p>
     <w:p>
       <w:r>
@@ -8004,6 +8910,7 @@
         </w:numPr>
       </w:pPr>
       <w:r>
+        <w:lastRenderedPageBreak/>
         <w:t>Auditability and Replay</w:t>
       </w:r>
       <w:r>
@@ -8022,7 +8929,6 @@
         </w:numPr>
       </w:pPr>
       <w:r>
-        <w:lastRenderedPageBreak/>
         <w:t>Additive Schema Evolution</w:t>
       </w:r>
       <w:r>
@@ -8161,7 +9067,11 @@
         <w:t xml:space="preserve">Non-unique value proposition: </w:t>
       </w:r>
       <w:r>
-        <w:t>It’s essential to note that event stores are not the only path to robust auditing—traditional banks, payroll platforms, and similar systems have relied on relational databases for over half a century, consistently delivering reliable audit capabilities. Before embracing event sourcing, teams should carefully weigh whether the unique attributes it offers justify departing from the proven stability, established practices, and trusted reputation of conventional systems.</w:t>
+        <w:t xml:space="preserve">It’s essential to note that event stores are not the only path to robust auditing—traditional banks, payroll platforms, and similar systems have relied on relational databases for over half a century, consistently delivering reliable audit capabilities. Before embracing event sourcing, teams </w:t>
+      </w:r>
+      <w:r>
+        <w:lastRenderedPageBreak/>
+        <w:t>should carefully weigh whether the unique attributes it offers justify departing from the proven stability, established practices, and trusted reputation of conventional systems.</w:t>
       </w:r>
     </w:p>
     <w:p>
@@ -8188,7 +9098,6 @@
         </w:numPr>
       </w:pPr>
       <w:r>
-        <w:lastRenderedPageBreak/>
         <w:t>Storage Overhead</w:t>
       </w:r>
       <w:r>
@@ -8261,10 +9170,18 @@
         <w:t xml:space="preserve">: </w:t>
       </w:r>
       <w:r>
-        <w:t>Replaying all events to reconstruct current state is fundamentally slower and more complex than accessing a single, up-to-date record. This can impact user experience, system reliability, and recovery times</w:t>
-      </w:r>
-      <w:r>
-        <w:t xml:space="preserve">,  and degrade over time such that </w:t>
+        <w:t xml:space="preserve">Replaying all events to reconstruct current state is fundamentally slower and more complex than accessing a single, up-to-date record. This can impact user experience, system reliability, and recovery </w:t>
+      </w:r>
+      <w:proofErr w:type="gramStart"/>
+      <w:r>
+        <w:t>times</w:t>
+      </w:r>
+      <w:r>
+        <w:t>,  and</w:t>
+      </w:r>
+      <w:proofErr w:type="gramEnd"/>
+      <w:r>
+        <w:t xml:space="preserve"> degrade over time such that </w:t>
       </w:r>
       <w:r>
         <w:t>ongoing re</w:t>
@@ -8278,9 +9195,9 @@
     </w:p>
     <w:p>
       <w:pPr>
-        <w:pStyle w:val="Heading1"/>
-      </w:pPr>
-      <w:bookmarkStart w:id="50" w:name="_Toc206589124"/>
+        <w:pStyle w:val="Heading3"/>
+      </w:pPr>
+      <w:bookmarkStart w:id="52" w:name="_Toc229402134"/>
       <w:r>
         <w:t xml:space="preserve">When to </w:t>
       </w:r>
@@ -8290,7 +9207,7 @@
       <w:r>
         <w:t>Use Event Store Architectures</w:t>
       </w:r>
-      <w:bookmarkEnd w:id="50"/>
+      <w:bookmarkEnd w:id="52"/>
     </w:p>
     <w:p>
       <w:r>
@@ -8304,11 +9221,8 @@
     </w:p>
     <w:p>
       <w:r>
-        <w:t xml:space="preserve">The optimal strategy is to leverage a relational database management system (RDBMS) as the backbone for core system operations, where metadata and reference data reside. Use event storage as a purpose-built repository for those serialised events whose tracking is business-critical—much like how blob storage is reserved for serialised meta streams. This mix-and-match methodology ensures that each component plays to its </w:t>
-      </w:r>
-      <w:r>
         <w:lastRenderedPageBreak/>
-        <w:t>strengths: RDBMS for structured, performant state management, and event stores for high-fidelity, specialised event capture. In summary, judiciously combine these technologies, implementing event storage only where its benefits clearly outweigh the costs.</w:t>
+        <w:t>The optimal strategy is to leverage a relational database management system (RDBMS) as the backbone for core system operations, where metadata and reference data reside. Use event storage as a purpose-built repository for those serialised events whose tracking is business-critical—much like how blob storage is reserved for serialised meta streams. This mix-and-match methodology ensures that each component plays to its strengths: RDBMS for structured, performant state management, and event stores for high-fidelity, specialised event capture. In summary, judiciously combine these technologies, implementing event storage only where its benefits clearly outweigh the costs.</w:t>
       </w:r>
     </w:p>
     <w:p>
@@ -8316,7 +9230,15 @@
         <w:t>In conclusion, e</w:t>
       </w:r>
       <w:r>
-        <w:t xml:space="preserve">vent stores unlock remarkable power for auditability, replayability, and decoupling—but come with significant complexity, storage demands, and operational overhead. They are best adopted knowingly, with an appreciation for the trade-offs, a solid understanding of both external best practices and internal </w:t>
+        <w:t xml:space="preserve">vent stores unlock remarkable power for auditability, </w:t>
+      </w:r>
+      <w:proofErr w:type="spellStart"/>
+      <w:r>
+        <w:t>replayability</w:t>
+      </w:r>
+      <w:proofErr w:type="spellEnd"/>
+      <w:r>
+        <w:t xml:space="preserve">, and decoupling—but come with significant complexity, storage demands, and operational overhead. They are best adopted knowingly, with an appreciation for the trade-offs, a solid understanding of both external best practices and internal </w:t>
       </w:r>
       <w:r>
         <w:t>needs</w:t>
@@ -8348,26 +9270,34 @@
       <w:pPr>
         <w:pStyle w:val="Appendix"/>
       </w:pPr>
-      <w:bookmarkStart w:id="51" w:name="_Toc206589125"/>
+      <w:bookmarkStart w:id="53" w:name="_Toc229402135"/>
       <w:r>
         <w:t>Appendix C – Future Trends</w:t>
       </w:r>
-      <w:bookmarkEnd w:id="51"/>
-    </w:p>
-    <w:p>
-      <w:r>
-        <w:t>Offline storage, once a niche concern, is regaining relevance as applications increasingly demand reliability and rich offline experiences. The resurgence is most palpable in environments where service agents or browsers are responsible for storing data locally on the client. The technologies enable everything from offline-first progressive web apps to robust sync solutions and resilient mobile applications. Let us explore the landscape—highlighting what’s available in browsers, the role of Sqlite, and the principal options to consider.</w:t>
-      </w:r>
-    </w:p>
-    <w:p>
-      <w:pPr>
-        <w:pStyle w:val="Heading1"/>
-      </w:pPr>
-      <w:bookmarkStart w:id="52" w:name="_Toc206589126"/>
+      <w:bookmarkEnd w:id="53"/>
+    </w:p>
+    <w:p>
+      <w:r>
+        <w:t xml:space="preserve">Offline storage, once a niche concern, is regaining relevance as applications increasingly demand reliability and rich offline experiences. The resurgence is most palpable in environments where service agents or browsers are responsible for storing data locally on the client. The technologies enable everything from offline-first progressive web apps to robust sync solutions and resilient mobile applications. Let us explore the landscape—highlighting what’s available in browsers, the role of </w:t>
+      </w:r>
+      <w:proofErr w:type="spellStart"/>
+      <w:r>
+        <w:t>Sqlite</w:t>
+      </w:r>
+      <w:proofErr w:type="spellEnd"/>
+      <w:r>
+        <w:t>, and the principal options to consider.</w:t>
+      </w:r>
+    </w:p>
+    <w:p>
+      <w:pPr>
+        <w:pStyle w:val="Heading3"/>
+      </w:pPr>
+      <w:bookmarkStart w:id="54" w:name="_Toc229402136"/>
       <w:r>
         <w:t>Core Browser-Based Storage Options</w:t>
       </w:r>
-      <w:bookmarkEnd w:id="52"/>
+      <w:bookmarkEnd w:id="54"/>
     </w:p>
     <w:p>
       <w:r>
@@ -8382,8 +9312,29 @@
           <w:numId w:val="32"/>
         </w:numPr>
       </w:pPr>
-      <w:r>
-        <w:t>LocalStorage: The classic key-value store provided by the Web Storage API. LocalStorage offers simple synchronous storage of strings, persistent across sessions. It is best for small amounts of data (generally up to 5MB), but lacks sophisticated querying or indexing capabilities.</w:t>
+      <w:proofErr w:type="spellStart"/>
+      <w:r>
+        <w:t>LocalStorage</w:t>
+      </w:r>
+      <w:proofErr w:type="spellEnd"/>
+      <w:r>
+        <w:t xml:space="preserve">: The classic key-value store provided by the Web Storage API. </w:t>
+      </w:r>
+      <w:proofErr w:type="spellStart"/>
+      <w:r>
+        <w:t>LocalStorage</w:t>
+      </w:r>
+      <w:proofErr w:type="spellEnd"/>
+      <w:r>
+        <w:t xml:space="preserve"> offers simple synchronous storage of strings, persistent across sessions. It is best for small amounts of data (generally up to 5MB</w:t>
+      </w:r>
+      <w:proofErr w:type="gramStart"/>
+      <w:r>
+        <w:t>), but</w:t>
+      </w:r>
+      <w:proofErr w:type="gramEnd"/>
+      <w:r>
+        <w:t xml:space="preserve"> lacks sophisticated querying or indexing capabilities.</w:t>
       </w:r>
     </w:p>
     <w:p>
@@ -8394,8 +9345,29 @@
           <w:numId w:val="32"/>
         </w:numPr>
       </w:pPr>
-      <w:r>
-        <w:t>IndexedDB: The preferred option for complex offline scenarios. IndexedDB is a transactional, asynchronous, NoSQL-like embedded database. It allows you to store and retrieve objects, supports indexes, and is well-suited for larger datasets and structured storage. Most modern browsers support IndexedDB, making it the backbone for many advanced offline applications.</w:t>
+      <w:proofErr w:type="spellStart"/>
+      <w:r>
+        <w:t>IndexedDB</w:t>
+      </w:r>
+      <w:proofErr w:type="spellEnd"/>
+      <w:r>
+        <w:t xml:space="preserve">: The preferred option for complex offline scenarios. </w:t>
+      </w:r>
+      <w:proofErr w:type="spellStart"/>
+      <w:r>
+        <w:t>IndexedDB</w:t>
+      </w:r>
+      <w:proofErr w:type="spellEnd"/>
+      <w:r>
+        <w:t xml:space="preserve"> is a transactional, asynchronous, NoSQL-like embedded database. It allows you to store and retrieve objects, supports indexes, and is well-suited for larger datasets and structured storage. Most modern browsers support </w:t>
+      </w:r>
+      <w:proofErr w:type="spellStart"/>
+      <w:r>
+        <w:t>IndexedDB</w:t>
+      </w:r>
+      <w:proofErr w:type="spellEnd"/>
+      <w:r>
+        <w:t>, making it the backbone for many advanced offline applications.</w:t>
       </w:r>
     </w:p>
     <w:p>
@@ -8407,12 +9379,12 @@
         </w:numPr>
       </w:pPr>
       <w:r>
+        <w:lastRenderedPageBreak/>
         <w:t>Cache Storage: Used primarily by service workers, Cache Storage enables applications to store HTTP responses and resources for offline access and efficient repeated fetches. This is essential for building Progressive Web Apps (PWAs) and is accessible via the Cache API.</w:t>
       </w:r>
     </w:p>
     <w:p>
       <w:r>
-        <w:lastRenderedPageBreak/>
         <w:t>Other notable browser storage mechanisms include:</w:t>
       </w:r>
     </w:p>
@@ -8424,8 +9396,34 @@
           <w:numId w:val="33"/>
         </w:numPr>
       </w:pPr>
-      <w:r>
-        <w:t>SessionStorage: Similar to LocalStorage, but scoped to a browser tab/session—data is lost when the tab is closed.</w:t>
+      <w:proofErr w:type="spellStart"/>
+      <w:r>
+        <w:t>SessionStorage</w:t>
+      </w:r>
+      <w:proofErr w:type="spellEnd"/>
+      <w:r>
+        <w:t xml:space="preserve">: </w:t>
+      </w:r>
+      <w:proofErr w:type="gramStart"/>
+      <w:r>
+        <w:t>Similar to</w:t>
+      </w:r>
+      <w:proofErr w:type="gramEnd"/>
+      <w:r>
+        <w:t xml:space="preserve"> </w:t>
+      </w:r>
+      <w:proofErr w:type="spellStart"/>
+      <w:proofErr w:type="gramStart"/>
+      <w:r>
+        <w:t>LocalStorage</w:t>
+      </w:r>
+      <w:proofErr w:type="spellEnd"/>
+      <w:r>
+        <w:t>, but</w:t>
+      </w:r>
+      <w:proofErr w:type="gramEnd"/>
+      <w:r>
+        <w:t xml:space="preserve"> scoped to a browser tab/session—data is lost when the tab is closed.</w:t>
       </w:r>
     </w:p>
     <w:p>
@@ -8449,12 +9447,44 @@
         </w:numPr>
       </w:pPr>
       <w:r>
-        <w:t>Service Worker Storage: Service workers themselves can leverage Cache Storage and IndexedDB for offline operations, but do not provide a unique storage API.</w:t>
-      </w:r>
-    </w:p>
-    <w:p>
-      <w:r>
-        <w:t>Regarding Sqlite: conventional browsers do not natively support Sqlite as a standalone, directly-accessible storage engine. However, there are important nuances:</w:t>
+        <w:t xml:space="preserve">Service Worker Storage: Service workers themselves can leverage Cache Storage and </w:t>
+      </w:r>
+      <w:proofErr w:type="spellStart"/>
+      <w:r>
+        <w:t>IndexedDB</w:t>
+      </w:r>
+      <w:proofErr w:type="spellEnd"/>
+      <w:r>
+        <w:t xml:space="preserve"> for offline operations, but do not provide a unique storage API.</w:t>
+      </w:r>
+    </w:p>
+    <w:p>
+      <w:r>
+        <w:t xml:space="preserve">Regarding </w:t>
+      </w:r>
+      <w:proofErr w:type="spellStart"/>
+      <w:r>
+        <w:t>Sqlite</w:t>
+      </w:r>
+      <w:proofErr w:type="spellEnd"/>
+      <w:r>
+        <w:t xml:space="preserve">: conventional browsers do not natively support </w:t>
+      </w:r>
+      <w:proofErr w:type="spellStart"/>
+      <w:r>
+        <w:t>Sqlite</w:t>
+      </w:r>
+      <w:proofErr w:type="spellEnd"/>
+      <w:r>
+        <w:t xml:space="preserve"> as a standalone, </w:t>
+      </w:r>
+      <w:proofErr w:type="gramStart"/>
+      <w:r>
+        <w:t>directly-accessible</w:t>
+      </w:r>
+      <w:proofErr w:type="gramEnd"/>
+      <w:r>
+        <w:t xml:space="preserve"> storage engine. However, there are important nuances:</w:t>
       </w:r>
     </w:p>
     <w:p>
@@ -8465,8 +9495,45 @@
           <w:numId w:val="34"/>
         </w:numPr>
       </w:pPr>
-      <w:r>
-        <w:t>WebAssembly (WASM): Projects such as sql.js and related wrappers have succeeded in compiling Sqlite to WebAssembly, making it possible to run a Sqlite database entirely in-memory within the browser. The database can persist data using local browser storage, such as IndexedDB, as a backing store. This approach is increasingly popular for sophisticated client-side applications that require SQL capabilities, but it is not a built-in browser feature.</w:t>
+      <w:proofErr w:type="spellStart"/>
+      <w:r>
+        <w:t>WebAssembly</w:t>
+      </w:r>
+      <w:proofErr w:type="spellEnd"/>
+      <w:r>
+        <w:t xml:space="preserve"> (WASM): Projects such as sql.js and related wrappers have succeeded in compiling </w:t>
+      </w:r>
+      <w:proofErr w:type="spellStart"/>
+      <w:r>
+        <w:t>Sqlite</w:t>
+      </w:r>
+      <w:proofErr w:type="spellEnd"/>
+      <w:r>
+        <w:t xml:space="preserve"> to </w:t>
+      </w:r>
+      <w:proofErr w:type="spellStart"/>
+      <w:r>
+        <w:t>WebAssembly</w:t>
+      </w:r>
+      <w:proofErr w:type="spellEnd"/>
+      <w:r>
+        <w:t xml:space="preserve">, making it possible to run a </w:t>
+      </w:r>
+      <w:proofErr w:type="spellStart"/>
+      <w:r>
+        <w:t>Sqlite</w:t>
+      </w:r>
+      <w:proofErr w:type="spellEnd"/>
+      <w:r>
+        <w:t xml:space="preserve"> database entirely in-memory within the browser. The database can persist data using local browser storage, such as </w:t>
+      </w:r>
+      <w:proofErr w:type="spellStart"/>
+      <w:r>
+        <w:t>IndexedDB</w:t>
+      </w:r>
+      <w:proofErr w:type="spellEnd"/>
+      <w:r>
+        <w:t>, as a backing store. This approach is increasingly popular for sophisticated client-side applications that require SQL capabilities, but it is not a built-in browser feature.</w:t>
       </w:r>
     </w:p>
     <w:p>
@@ -8478,7 +9545,31 @@
         </w:numPr>
       </w:pPr>
       <w:r>
-        <w:t>Mobile Applications: Sqlite is ubiquitous in mobile environments. Both Android and iOS provide robust support for Sqlite as an embedded database, which serves as the foundation for many apps’ offline and sync features. Frameworks like React Native and Flutter expose Sqlite to developers through plugins and native APIs.</w:t>
+        <w:t xml:space="preserve">Mobile Applications: </w:t>
+      </w:r>
+      <w:proofErr w:type="spellStart"/>
+      <w:r>
+        <w:t>Sqlite</w:t>
+      </w:r>
+      <w:proofErr w:type="spellEnd"/>
+      <w:r>
+        <w:t xml:space="preserve"> is ubiquitous in mobile environments. Both Android and iOS provide robust support for </w:t>
+      </w:r>
+      <w:proofErr w:type="spellStart"/>
+      <w:r>
+        <w:t>Sqlite</w:t>
+      </w:r>
+      <w:proofErr w:type="spellEnd"/>
+      <w:r>
+        <w:t xml:space="preserve"> as an embedded database, which serves as the foundation for many apps’ offline and sync features. Frameworks like React Native and Flutter expose </w:t>
+      </w:r>
+      <w:proofErr w:type="spellStart"/>
+      <w:r>
+        <w:t>Sqlite</w:t>
+      </w:r>
+      <w:proofErr w:type="spellEnd"/>
+      <w:r>
+        <w:t xml:space="preserve"> to developers through plugins and native APIs.</w:t>
       </w:r>
     </w:p>
     <w:p>
@@ -8486,7 +9577,7 @@
         <w:pStyle w:val="Caption"/>
         <w:keepNext/>
       </w:pPr>
-      <w:bookmarkStart w:id="53" w:name="_Toc206668411"/>
+      <w:bookmarkStart w:id="55" w:name="_Toc206668411"/>
       <w:r>
         <w:t xml:space="preserve">Table </w:t>
       </w:r>
@@ -8514,7 +9605,7 @@
       <w:r>
         <w:t>Offline Storage Options by Platform</w:t>
       </w:r>
-      <w:bookmarkEnd w:id="53"/>
+      <w:bookmarkEnd w:id="55"/>
     </w:p>
     <w:tbl>
       <w:tblPr>
@@ -8593,9 +9684,11 @@
             <w:tcW w:w="1912" w:type="dxa"/>
           </w:tcPr>
           <w:p>
+            <w:proofErr w:type="spellStart"/>
             <w:r>
               <w:t>LocalStorage</w:t>
             </w:r>
+            <w:proofErr w:type="spellEnd"/>
           </w:p>
         </w:tc>
         <w:tc>
@@ -8645,9 +9738,11 @@
             <w:tcW w:w="1912" w:type="dxa"/>
           </w:tcPr>
           <w:p>
+            <w:proofErr w:type="spellStart"/>
             <w:r>
               <w:t>SessionStorage</w:t>
             </w:r>
+            <w:proofErr w:type="spellEnd"/>
           </w:p>
         </w:tc>
         <w:tc>
@@ -8700,9 +9795,11 @@
             <w:tcW w:w="1912" w:type="dxa"/>
           </w:tcPr>
           <w:p>
+            <w:proofErr w:type="spellStart"/>
             <w:r>
               <w:t>IndexedDB</w:t>
             </w:r>
+            <w:proofErr w:type="spellEnd"/>
           </w:p>
         </w:tc>
         <w:tc>
@@ -8808,6 +9905,7 @@
           </w:tcPr>
           <w:p>
             <w:r>
+              <w:lastRenderedPageBreak/>
               <w:t>Cookies</w:t>
             </w:r>
           </w:p>
@@ -8859,9 +9957,11 @@
             <w:tcW w:w="1912" w:type="dxa"/>
           </w:tcPr>
           <w:p>
+            <w:proofErr w:type="spellStart"/>
             <w:r>
               <w:t>Sqlite</w:t>
             </w:r>
+            <w:proofErr w:type="spellEnd"/>
           </w:p>
         </w:tc>
         <w:tc>
@@ -8909,13 +10009,52 @@
     <w:p/>
     <w:p>
       <w:r>
-        <w:lastRenderedPageBreak/>
-        <w:t>The revival of offline storage in browser-based environments is driven by the expectation of seamless offline capability, cross-device sync, and resilient architectures. While browsers do not natively offer Sqlite, the WASM approach increasingly fills this gap for advanced use cases. For most web applications, however, IndexedDB remains the workhorse for local structured data.</w:t>
-      </w:r>
-    </w:p>
-    <w:p>
-      <w:r>
-        <w:t>In summary, when architecting for offline capability, consider the strengths and constraints of each technology. IndexedDB, LocalStorage, and Cache Storage form the backbone of browser-based offline storage, while Sqlite—though absent natively from browsers—is a mainstay in mobile and, increasingly, WASM-powered apps for web. The choice depends on your requirements for structured queries, capacity, and portability—there is no one-size-fits-all solution, but a vibrant ecosystem to support every ambition.</w:t>
+        <w:t xml:space="preserve">The revival of offline storage in browser-based environments is driven by the expectation of seamless offline capability, cross-device sync, and resilient architectures. While browsers do not natively offer </w:t>
+      </w:r>
+      <w:proofErr w:type="spellStart"/>
+      <w:r>
+        <w:t>Sqlite</w:t>
+      </w:r>
+      <w:proofErr w:type="spellEnd"/>
+      <w:r>
+        <w:t xml:space="preserve">, the WASM approach increasingly fills this gap for advanced use cases. For most web applications, however, </w:t>
+      </w:r>
+      <w:proofErr w:type="spellStart"/>
+      <w:r>
+        <w:t>IndexedDB</w:t>
+      </w:r>
+      <w:proofErr w:type="spellEnd"/>
+      <w:r>
+        <w:t xml:space="preserve"> remains the workhorse for local structured data.</w:t>
+      </w:r>
+    </w:p>
+    <w:p>
+      <w:r>
+        <w:t xml:space="preserve">In summary, when architecting for offline capability, consider the strengths and constraints of each technology. </w:t>
+      </w:r>
+      <w:proofErr w:type="spellStart"/>
+      <w:r>
+        <w:t>IndexedDB</w:t>
+      </w:r>
+      <w:proofErr w:type="spellEnd"/>
+      <w:r>
+        <w:t xml:space="preserve">, </w:t>
+      </w:r>
+      <w:proofErr w:type="spellStart"/>
+      <w:r>
+        <w:t>LocalStorage</w:t>
+      </w:r>
+      <w:proofErr w:type="spellEnd"/>
+      <w:r>
+        <w:t xml:space="preserve">, and Cache Storage form the backbone of browser-based offline storage, while </w:t>
+      </w:r>
+      <w:proofErr w:type="spellStart"/>
+      <w:r>
+        <w:t>Sqlite</w:t>
+      </w:r>
+      <w:proofErr w:type="spellEnd"/>
+      <w:r>
+        <w:t>—though absent natively from browsers—is a mainstay in mobile and, increasingly, WASM-powered apps for web. The choice depends on your requirements for structured queries, capacity, and portability—there is no one-size-fits-all solution, but a vibrant ecosystem to support every ambition.</w:t>
       </w:r>
     </w:p>
     <w:p>
@@ -8935,11 +10074,16 @@
       <w:r>
         <w:t xml:space="preserve">service side </w:t>
       </w:r>
+      <w:proofErr w:type="gramStart"/>
       <w:r>
         <w:t xml:space="preserve">containers, </w:t>
       </w:r>
       <w:r>
-        <w:t xml:space="preserve">and </w:t>
+        <w:t>and</w:t>
+      </w:r>
+      <w:proofErr w:type="gramEnd"/>
+      <w:r>
+        <w:t xml:space="preserve"> </w:t>
       </w:r>
       <w:r>
         <w:t xml:space="preserve">becoming more universal across the three </w:t>
@@ -8953,16 +10097,229 @@
     </w:p>
     <w:p>
       <w:pPr>
+        <w:pStyle w:val="Appendix"/>
+      </w:pPr>
+      <w:bookmarkStart w:id="56" w:name="_Toc229402137"/>
+      <w:r>
+        <w:t xml:space="preserve">Appendix </w:t>
+      </w:r>
+      <w:r>
+        <w:t>D</w:t>
+      </w:r>
+      <w:r>
+        <w:t xml:space="preserve"> – </w:t>
+      </w:r>
+      <w:r>
+        <w:t>Signed Access to Object Stores</w:t>
+      </w:r>
+      <w:bookmarkEnd w:id="56"/>
+    </w:p>
+    <w:p>
+      <w:pPr>
         <w:pStyle w:val="BodyText"/>
       </w:pPr>
+      <w:r>
+        <w:t xml:space="preserve">There are 3 kinds of media retrievals: </w:t>
+      </w:r>
+    </w:p>
+    <w:p>
+      <w:pPr>
+        <w:pStyle w:val="BodyText"/>
+        <w:numPr>
+          <w:ilvl w:val="0"/>
+          <w:numId w:val="4"/>
+        </w:numPr>
+      </w:pPr>
+      <w:r>
+        <w:t xml:space="preserve">embedded (images), </w:t>
+      </w:r>
+    </w:p>
+    <w:p>
+      <w:pPr>
+        <w:pStyle w:val="BodyText"/>
+        <w:numPr>
+          <w:ilvl w:val="0"/>
+          <w:numId w:val="4"/>
+        </w:numPr>
+      </w:pPr>
+      <w:r>
+        <w:t>late loaded images</w:t>
+      </w:r>
+      <w:r>
+        <w:t xml:space="preserve"> (sent, but browser doesn’t retrieve till view </w:t>
+      </w:r>
+      <w:r>
+        <w:t xml:space="preserve">is navigated to, which will be after the lifespan of </w:t>
+      </w:r>
+      <w:proofErr w:type="gramStart"/>
+      <w:r>
+        <w:t>an</w:t>
+      </w:r>
+      <w:proofErr w:type="gramEnd"/>
+      <w:r>
+        <w:t xml:space="preserve"> short lived token)</w:t>
+      </w:r>
+    </w:p>
+    <w:p>
+      <w:pPr>
+        <w:pStyle w:val="BodyText"/>
+        <w:numPr>
+          <w:ilvl w:val="0"/>
+          <w:numId w:val="4"/>
+        </w:numPr>
+      </w:pPr>
+      <w:r>
+        <w:t xml:space="preserve">links to media to download (documents). </w:t>
+      </w:r>
+    </w:p>
+    <w:p>
+      <w:pPr>
+        <w:pStyle w:val="BodyText"/>
+      </w:pPr>
+      <w:r>
+        <w:t>To render images</w:t>
+      </w:r>
+      <w:r>
+        <w:t xml:space="preserve"> from a publicly visible</w:t>
+      </w:r>
+      <w:r>
+        <w:t>, but privately accessed object store</w:t>
+      </w:r>
+      <w:r>
+        <w:t xml:space="preserve">, </w:t>
+      </w:r>
+      <w:r>
+        <w:t xml:space="preserve">a common solution is to use </w:t>
+      </w:r>
+      <w:r>
+        <w:t xml:space="preserve">middleware </w:t>
+      </w:r>
+      <w:r>
+        <w:t xml:space="preserve">is </w:t>
+      </w:r>
+      <w:r>
+        <w:t xml:space="preserve">used to scan outgoing html (if MPA) or </w:t>
+      </w:r>
+      <w:r>
+        <w:t>JSON</w:t>
+      </w:r>
+      <w:r>
+        <w:t xml:space="preserve"> payloads (if SPA), </w:t>
+      </w:r>
+      <w:r>
+        <w:t xml:space="preserve">scanning for </w:t>
+      </w:r>
+      <w:r>
+        <w:t>URL</w:t>
+      </w:r>
+      <w:r>
+        <w:t xml:space="preserve">s that start with the known </w:t>
+      </w:r>
+      <w:r>
+        <w:t>URL</w:t>
+      </w:r>
+      <w:r>
+        <w:t xml:space="preserve"> of the object store, </w:t>
+      </w:r>
+      <w:r>
+        <w:t xml:space="preserve">and append a </w:t>
+      </w:r>
+      <w:proofErr w:type="gramStart"/>
+      <w:r>
+        <w:t>short</w:t>
+      </w:r>
+      <w:r>
+        <w:t xml:space="preserve"> </w:t>
+      </w:r>
+      <w:r>
+        <w:t>lived</w:t>
+      </w:r>
+      <w:proofErr w:type="gramEnd"/>
+      <w:r>
+        <w:t xml:space="preserve"> token to it. The </w:t>
+      </w:r>
+      <w:r>
+        <w:t xml:space="preserve">image </w:t>
+      </w:r>
+      <w:proofErr w:type="gramStart"/>
+      <w:r>
+        <w:t>is able to</w:t>
+      </w:r>
+      <w:proofErr w:type="gramEnd"/>
+      <w:r>
+        <w:t xml:space="preserve"> be retrieved and </w:t>
+      </w:r>
+      <w:r>
+        <w:t>renders immediately.</w:t>
+      </w:r>
+    </w:p>
+    <w:p>
+      <w:pPr>
+        <w:pStyle w:val="BodyText"/>
+      </w:pPr>
+      <w:r>
+        <w:t xml:space="preserve">Late loaded images and document links instead </w:t>
+      </w:r>
+      <w:proofErr w:type="gramStart"/>
+      <w:r>
+        <w:t>have to</w:t>
+      </w:r>
+      <w:proofErr w:type="gramEnd"/>
+      <w:r>
+        <w:t xml:space="preserve"> be replaced with a service call that takes the payload</w:t>
+      </w:r>
+      <w:r>
+        <w:t xml:space="preserve"> (the object</w:t>
+      </w:r>
+      <w:r>
+        <w:t xml:space="preserve"> </w:t>
+      </w:r>
+      <w:r>
+        <w:t xml:space="preserve">store </w:t>
+      </w:r>
+      <w:r>
+        <w:t>URL</w:t>
+      </w:r>
+      <w:r>
+        <w:t xml:space="preserve">), appends the image, and returns a 302 to the object store. </w:t>
+      </w:r>
+      <w:r>
+        <w:br/>
+      </w:r>
+      <w:r>
+        <w:t xml:space="preserve">The exact technical aspects of both patterns </w:t>
+      </w:r>
+      <w:r>
+        <w:t>are</w:t>
+      </w:r>
+      <w:r>
+        <w:t xml:space="preserve"> framework development stack dependent, </w:t>
+      </w:r>
+      <w:r>
+        <w:t xml:space="preserve">as well as </w:t>
+      </w:r>
+      <w:r>
+        <w:t xml:space="preserve">beyond the scope of this </w:t>
+      </w:r>
+      <w:proofErr w:type="gramStart"/>
+      <w:r>
+        <w:t>high level</w:t>
+      </w:r>
+      <w:proofErr w:type="gramEnd"/>
+      <w:r>
+        <w:t xml:space="preserve"> guidelines </w:t>
+      </w:r>
+      <w:r>
+        <w:t>paper.</w:t>
+      </w:r>
     </w:p>
     <w:sectPr>
-      <w:headerReference w:type="even" r:id="rId14"/>
-      <w:headerReference w:type="default" r:id="rId15"/>
-      <w:footerReference w:type="even" r:id="rId16"/>
-      <w:footerReference w:type="default" r:id="rId17"/>
-      <w:headerReference w:type="first" r:id="rId18"/>
-      <w:footerReference w:type="first" r:id="rId19"/>
+      <w:headerReference w:type="even" r:id="rId17"/>
+      <w:headerReference w:type="default" r:id="rId18"/>
+      <w:footerReference w:type="even" r:id="rId19"/>
+      <w:footerReference w:type="default" r:id="rId20"/>
+      <w:headerReference w:type="first" r:id="rId21"/>
+      <w:footerReference w:type="first" r:id="rId22"/>
       <w:pgSz w:w="11906" w:h="16838"/>
       <w:pgMar w:top="1843" w:right="1191" w:bottom="1021" w:left="1191" w:header="709" w:footer="709" w:gutter="0"/>
       <w:cols w:space="708"/>
@@ -11522,6 +12879,118 @@
     </w:lvl>
   </w:abstractNum>
   <w:abstractNum w:abstractNumId="13" w15:restartNumberingAfterBreak="0">
+    <w:nsid w:val="31360ED6"/>
+    <w:multiLevelType w:val="hybridMultilevel"/>
+    <w:tmpl w:val="BAA83894"/>
+    <w:lvl w:ilvl="0" w:tplc="3E64DA5A">
+      <w:numFmt w:val="bullet"/>
+      <w:lvlText w:val=""/>
+      <w:lvlJc w:val="left"/>
+      <w:pPr>
+        <w:ind w:left="720" w:hanging="360"/>
+      </w:pPr>
+      <w:rPr>
+        <w:rFonts w:ascii="Symbol" w:eastAsiaTheme="minorHAnsi" w:hAnsi="Symbol" w:cs="Times New Roman" w:hint="default"/>
+      </w:rPr>
+    </w:lvl>
+    <w:lvl w:ilvl="1" w:tplc="14090003" w:tentative="1">
+      <w:start w:val="1"/>
+      <w:numFmt w:val="bullet"/>
+      <w:lvlText w:val="o"/>
+      <w:lvlJc w:val="left"/>
+      <w:pPr>
+        <w:ind w:left="1440" w:hanging="360"/>
+      </w:pPr>
+      <w:rPr>
+        <w:rFonts w:ascii="Courier New" w:hAnsi="Courier New" w:cs="Courier New" w:hint="default"/>
+      </w:rPr>
+    </w:lvl>
+    <w:lvl w:ilvl="2" w:tplc="14090005" w:tentative="1">
+      <w:start w:val="1"/>
+      <w:numFmt w:val="bullet"/>
+      <w:lvlText w:val=""/>
+      <w:lvlJc w:val="left"/>
+      <w:pPr>
+        <w:ind w:left="2160" w:hanging="360"/>
+      </w:pPr>
+      <w:rPr>
+        <w:rFonts w:ascii="Wingdings" w:hAnsi="Wingdings" w:hint="default"/>
+      </w:rPr>
+    </w:lvl>
+    <w:lvl w:ilvl="3" w:tplc="14090001" w:tentative="1">
+      <w:start w:val="1"/>
+      <w:numFmt w:val="bullet"/>
+      <w:lvlText w:val=""/>
+      <w:lvlJc w:val="left"/>
+      <w:pPr>
+        <w:ind w:left="2880" w:hanging="360"/>
+      </w:pPr>
+      <w:rPr>
+        <w:rFonts w:ascii="Symbol" w:hAnsi="Symbol" w:hint="default"/>
+      </w:rPr>
+    </w:lvl>
+    <w:lvl w:ilvl="4" w:tplc="14090003" w:tentative="1">
+      <w:start w:val="1"/>
+      <w:numFmt w:val="bullet"/>
+      <w:lvlText w:val="o"/>
+      <w:lvlJc w:val="left"/>
+      <w:pPr>
+        <w:ind w:left="3600" w:hanging="360"/>
+      </w:pPr>
+      <w:rPr>
+        <w:rFonts w:ascii="Courier New" w:hAnsi="Courier New" w:cs="Courier New" w:hint="default"/>
+      </w:rPr>
+    </w:lvl>
+    <w:lvl w:ilvl="5" w:tplc="14090005" w:tentative="1">
+      <w:start w:val="1"/>
+      <w:numFmt w:val="bullet"/>
+      <w:lvlText w:val=""/>
+      <w:lvlJc w:val="left"/>
+      <w:pPr>
+        <w:ind w:left="4320" w:hanging="360"/>
+      </w:pPr>
+      <w:rPr>
+        <w:rFonts w:ascii="Wingdings" w:hAnsi="Wingdings" w:hint="default"/>
+      </w:rPr>
+    </w:lvl>
+    <w:lvl w:ilvl="6" w:tplc="14090001" w:tentative="1">
+      <w:start w:val="1"/>
+      <w:numFmt w:val="bullet"/>
+      <w:lvlText w:val=""/>
+      <w:lvlJc w:val="left"/>
+      <w:pPr>
+        <w:ind w:left="5040" w:hanging="360"/>
+      </w:pPr>
+      <w:rPr>
+        <w:rFonts w:ascii="Symbol" w:hAnsi="Symbol" w:hint="default"/>
+      </w:rPr>
+    </w:lvl>
+    <w:lvl w:ilvl="7" w:tplc="14090003" w:tentative="1">
+      <w:start w:val="1"/>
+      <w:numFmt w:val="bullet"/>
+      <w:lvlText w:val="o"/>
+      <w:lvlJc w:val="left"/>
+      <w:pPr>
+        <w:ind w:left="5760" w:hanging="360"/>
+      </w:pPr>
+      <w:rPr>
+        <w:rFonts w:ascii="Courier New" w:hAnsi="Courier New" w:cs="Courier New" w:hint="default"/>
+      </w:rPr>
+    </w:lvl>
+    <w:lvl w:ilvl="8" w:tplc="14090005" w:tentative="1">
+      <w:start w:val="1"/>
+      <w:numFmt w:val="bullet"/>
+      <w:lvlText w:val=""/>
+      <w:lvlJc w:val="left"/>
+      <w:pPr>
+        <w:ind w:left="6480" w:hanging="360"/>
+      </w:pPr>
+      <w:rPr>
+        <w:rFonts w:ascii="Wingdings" w:hAnsi="Wingdings" w:hint="default"/>
+      </w:rPr>
+    </w:lvl>
+  </w:abstractNum>
+  <w:abstractNum w:abstractNumId="14" w15:restartNumberingAfterBreak="0">
     <w:nsid w:val="374A4C65"/>
     <w:multiLevelType w:val="hybridMultilevel"/>
     <w:tmpl w:val="06F0A3B8"/>
@@ -11633,7 +13102,7 @@
       </w:rPr>
     </w:lvl>
   </w:abstractNum>
-  <w:abstractNum w:abstractNumId="14" w15:restartNumberingAfterBreak="0">
+  <w:abstractNum w:abstractNumId="15" w15:restartNumberingAfterBreak="0">
     <w:nsid w:val="38B94E7D"/>
     <w:multiLevelType w:val="hybridMultilevel"/>
     <w:tmpl w:val="A002F87E"/>
@@ -11745,7 +13214,7 @@
       </w:rPr>
     </w:lvl>
   </w:abstractNum>
-  <w:abstractNum w:abstractNumId="15" w15:restartNumberingAfterBreak="0">
+  <w:abstractNum w:abstractNumId="16" w15:restartNumberingAfterBreak="0">
     <w:nsid w:val="399002AB"/>
     <w:multiLevelType w:val="hybridMultilevel"/>
     <w:tmpl w:val="2D9ACF66"/>
@@ -11857,7 +13326,7 @@
       </w:rPr>
     </w:lvl>
   </w:abstractNum>
-  <w:abstractNum w:abstractNumId="16" w15:restartNumberingAfterBreak="0">
+  <w:abstractNum w:abstractNumId="17" w15:restartNumberingAfterBreak="0">
     <w:nsid w:val="3BD10842"/>
     <w:multiLevelType w:val="hybridMultilevel"/>
     <w:tmpl w:val="E32238F6"/>
@@ -11969,7 +13438,7 @@
       </w:rPr>
     </w:lvl>
   </w:abstractNum>
-  <w:abstractNum w:abstractNumId="17" w15:restartNumberingAfterBreak="0">
+  <w:abstractNum w:abstractNumId="18" w15:restartNumberingAfterBreak="0">
     <w:nsid w:val="3CA24488"/>
     <w:multiLevelType w:val="hybridMultilevel"/>
     <w:tmpl w:val="BAC0F954"/>
@@ -12081,7 +13550,7 @@
       </w:rPr>
     </w:lvl>
   </w:abstractNum>
-  <w:abstractNum w:abstractNumId="18" w15:restartNumberingAfterBreak="0">
+  <w:abstractNum w:abstractNumId="19" w15:restartNumberingAfterBreak="0">
     <w:nsid w:val="41FD46AA"/>
     <w:multiLevelType w:val="hybridMultilevel"/>
     <w:tmpl w:val="6EDC7DA6"/>
@@ -12193,7 +13662,7 @@
       </w:rPr>
     </w:lvl>
   </w:abstractNum>
-  <w:abstractNum w:abstractNumId="19" w15:restartNumberingAfterBreak="0">
+  <w:abstractNum w:abstractNumId="20" w15:restartNumberingAfterBreak="0">
     <w:nsid w:val="49B607BC"/>
     <w:multiLevelType w:val="multilevel"/>
     <w:tmpl w:val="64F0A44A"/>
@@ -12308,7 +13777,7 @@
       </w:rPr>
     </w:lvl>
   </w:abstractNum>
-  <w:abstractNum w:abstractNumId="20" w15:restartNumberingAfterBreak="0">
+  <w:abstractNum w:abstractNumId="21" w15:restartNumberingAfterBreak="0">
     <w:nsid w:val="4DA32387"/>
     <w:multiLevelType w:val="hybridMultilevel"/>
     <w:tmpl w:val="622EE7B4"/>
@@ -12420,7 +13889,7 @@
       </w:rPr>
     </w:lvl>
   </w:abstractNum>
-  <w:abstractNum w:abstractNumId="21" w15:restartNumberingAfterBreak="0">
+  <w:abstractNum w:abstractNumId="22" w15:restartNumberingAfterBreak="0">
     <w:nsid w:val="4F4D0561"/>
     <w:multiLevelType w:val="hybridMultilevel"/>
     <w:tmpl w:val="097AE10A"/>
@@ -12532,7 +14001,7 @@
       </w:rPr>
     </w:lvl>
   </w:abstractNum>
-  <w:abstractNum w:abstractNumId="22" w15:restartNumberingAfterBreak="0">
+  <w:abstractNum w:abstractNumId="23" w15:restartNumberingAfterBreak="0">
     <w:nsid w:val="56831AA4"/>
     <w:multiLevelType w:val="hybridMultilevel"/>
     <w:tmpl w:val="97344B4A"/>
@@ -12644,7 +14113,7 @@
       </w:rPr>
     </w:lvl>
   </w:abstractNum>
-  <w:abstractNum w:abstractNumId="23" w15:restartNumberingAfterBreak="0">
+  <w:abstractNum w:abstractNumId="24" w15:restartNumberingAfterBreak="0">
     <w:nsid w:val="58FB67F8"/>
     <w:multiLevelType w:val="multilevel"/>
     <w:tmpl w:val="E8EE782E"/>
@@ -12756,7 +14225,7 @@
       </w:rPr>
     </w:lvl>
   </w:abstractNum>
-  <w:abstractNum w:abstractNumId="24" w15:restartNumberingAfterBreak="0">
+  <w:abstractNum w:abstractNumId="25" w15:restartNumberingAfterBreak="0">
     <w:nsid w:val="59FA1049"/>
     <w:multiLevelType w:val="hybridMultilevel"/>
     <w:tmpl w:val="DF148BC2"/>
@@ -12868,7 +14337,7 @@
       </w:rPr>
     </w:lvl>
   </w:abstractNum>
-  <w:abstractNum w:abstractNumId="25" w15:restartNumberingAfterBreak="0">
+  <w:abstractNum w:abstractNumId="26" w15:restartNumberingAfterBreak="0">
     <w:nsid w:val="5CE337AC"/>
     <w:multiLevelType w:val="hybridMultilevel"/>
     <w:tmpl w:val="66EE17E4"/>
@@ -12980,7 +14449,7 @@
       </w:rPr>
     </w:lvl>
   </w:abstractNum>
-  <w:abstractNum w:abstractNumId="26" w15:restartNumberingAfterBreak="0">
+  <w:abstractNum w:abstractNumId="27" w15:restartNumberingAfterBreak="0">
     <w:nsid w:val="61F24F17"/>
     <w:multiLevelType w:val="hybridMultilevel"/>
     <w:tmpl w:val="F96689A0"/>
@@ -13092,7 +14561,7 @@
       </w:rPr>
     </w:lvl>
   </w:abstractNum>
-  <w:abstractNum w:abstractNumId="27" w15:restartNumberingAfterBreak="0">
+  <w:abstractNum w:abstractNumId="28" w15:restartNumberingAfterBreak="0">
     <w:nsid w:val="65640190"/>
     <w:multiLevelType w:val="hybridMultilevel"/>
     <w:tmpl w:val="274839D4"/>
@@ -13204,7 +14673,7 @@
       </w:rPr>
     </w:lvl>
   </w:abstractNum>
-  <w:abstractNum w:abstractNumId="28" w15:restartNumberingAfterBreak="0">
+  <w:abstractNum w:abstractNumId="29" w15:restartNumberingAfterBreak="0">
     <w:nsid w:val="657E52BF"/>
     <w:multiLevelType w:val="hybridMultilevel"/>
     <w:tmpl w:val="4E160DA8"/>
@@ -13316,7 +14785,7 @@
       </w:rPr>
     </w:lvl>
   </w:abstractNum>
-  <w:abstractNum w:abstractNumId="29" w15:restartNumberingAfterBreak="0">
+  <w:abstractNum w:abstractNumId="30" w15:restartNumberingAfterBreak="0">
     <w:nsid w:val="686B0C83"/>
     <w:multiLevelType w:val="hybridMultilevel"/>
     <w:tmpl w:val="61A67D48"/>
@@ -13428,7 +14897,231 @@
       </w:rPr>
     </w:lvl>
   </w:abstractNum>
-  <w:abstractNum w:abstractNumId="30" w15:restartNumberingAfterBreak="0">
+  <w:abstractNum w:abstractNumId="31" w15:restartNumberingAfterBreak="0">
+    <w:nsid w:val="6A02172D"/>
+    <w:multiLevelType w:val="hybridMultilevel"/>
+    <w:tmpl w:val="99E4385A"/>
+    <w:lvl w:ilvl="0" w:tplc="3E64DA5A">
+      <w:numFmt w:val="bullet"/>
+      <w:lvlText w:val=""/>
+      <w:lvlJc w:val="left"/>
+      <w:pPr>
+        <w:ind w:left="720" w:hanging="360"/>
+      </w:pPr>
+      <w:rPr>
+        <w:rFonts w:ascii="Symbol" w:eastAsiaTheme="minorHAnsi" w:hAnsi="Symbol" w:cs="Times New Roman" w:hint="default"/>
+      </w:rPr>
+    </w:lvl>
+    <w:lvl w:ilvl="1" w:tplc="14090003" w:tentative="1">
+      <w:start w:val="1"/>
+      <w:numFmt w:val="bullet"/>
+      <w:lvlText w:val="o"/>
+      <w:lvlJc w:val="left"/>
+      <w:pPr>
+        <w:ind w:left="1440" w:hanging="360"/>
+      </w:pPr>
+      <w:rPr>
+        <w:rFonts w:ascii="Courier New" w:hAnsi="Courier New" w:cs="Courier New" w:hint="default"/>
+      </w:rPr>
+    </w:lvl>
+    <w:lvl w:ilvl="2" w:tplc="14090005" w:tentative="1">
+      <w:start w:val="1"/>
+      <w:numFmt w:val="bullet"/>
+      <w:lvlText w:val=""/>
+      <w:lvlJc w:val="left"/>
+      <w:pPr>
+        <w:ind w:left="2160" w:hanging="360"/>
+      </w:pPr>
+      <w:rPr>
+        <w:rFonts w:ascii="Wingdings" w:hAnsi="Wingdings" w:hint="default"/>
+      </w:rPr>
+    </w:lvl>
+    <w:lvl w:ilvl="3" w:tplc="14090001" w:tentative="1">
+      <w:start w:val="1"/>
+      <w:numFmt w:val="bullet"/>
+      <w:lvlText w:val=""/>
+      <w:lvlJc w:val="left"/>
+      <w:pPr>
+        <w:ind w:left="2880" w:hanging="360"/>
+      </w:pPr>
+      <w:rPr>
+        <w:rFonts w:ascii="Symbol" w:hAnsi="Symbol" w:hint="default"/>
+      </w:rPr>
+    </w:lvl>
+    <w:lvl w:ilvl="4" w:tplc="14090003" w:tentative="1">
+      <w:start w:val="1"/>
+      <w:numFmt w:val="bullet"/>
+      <w:lvlText w:val="o"/>
+      <w:lvlJc w:val="left"/>
+      <w:pPr>
+        <w:ind w:left="3600" w:hanging="360"/>
+      </w:pPr>
+      <w:rPr>
+        <w:rFonts w:ascii="Courier New" w:hAnsi="Courier New" w:cs="Courier New" w:hint="default"/>
+      </w:rPr>
+    </w:lvl>
+    <w:lvl w:ilvl="5" w:tplc="14090005" w:tentative="1">
+      <w:start w:val="1"/>
+      <w:numFmt w:val="bullet"/>
+      <w:lvlText w:val=""/>
+      <w:lvlJc w:val="left"/>
+      <w:pPr>
+        <w:ind w:left="4320" w:hanging="360"/>
+      </w:pPr>
+      <w:rPr>
+        <w:rFonts w:ascii="Wingdings" w:hAnsi="Wingdings" w:hint="default"/>
+      </w:rPr>
+    </w:lvl>
+    <w:lvl w:ilvl="6" w:tplc="14090001" w:tentative="1">
+      <w:start w:val="1"/>
+      <w:numFmt w:val="bullet"/>
+      <w:lvlText w:val=""/>
+      <w:lvlJc w:val="left"/>
+      <w:pPr>
+        <w:ind w:left="5040" w:hanging="360"/>
+      </w:pPr>
+      <w:rPr>
+        <w:rFonts w:ascii="Symbol" w:hAnsi="Symbol" w:hint="default"/>
+      </w:rPr>
+    </w:lvl>
+    <w:lvl w:ilvl="7" w:tplc="14090003" w:tentative="1">
+      <w:start w:val="1"/>
+      <w:numFmt w:val="bullet"/>
+      <w:lvlText w:val="o"/>
+      <w:lvlJc w:val="left"/>
+      <w:pPr>
+        <w:ind w:left="5760" w:hanging="360"/>
+      </w:pPr>
+      <w:rPr>
+        <w:rFonts w:ascii="Courier New" w:hAnsi="Courier New" w:cs="Courier New" w:hint="default"/>
+      </w:rPr>
+    </w:lvl>
+    <w:lvl w:ilvl="8" w:tplc="14090005" w:tentative="1">
+      <w:start w:val="1"/>
+      <w:numFmt w:val="bullet"/>
+      <w:lvlText w:val=""/>
+      <w:lvlJc w:val="left"/>
+      <w:pPr>
+        <w:ind w:left="6480" w:hanging="360"/>
+      </w:pPr>
+      <w:rPr>
+        <w:rFonts w:ascii="Wingdings" w:hAnsi="Wingdings" w:hint="default"/>
+      </w:rPr>
+    </w:lvl>
+  </w:abstractNum>
+  <w:abstractNum w:abstractNumId="32" w15:restartNumberingAfterBreak="0">
+    <w:nsid w:val="6A5629BE"/>
+    <w:multiLevelType w:val="hybridMultilevel"/>
+    <w:tmpl w:val="34F62D0E"/>
+    <w:lvl w:ilvl="0" w:tplc="3E64DA5A">
+      <w:numFmt w:val="bullet"/>
+      <w:lvlText w:val=""/>
+      <w:lvlJc w:val="left"/>
+      <w:pPr>
+        <w:ind w:left="720" w:hanging="360"/>
+      </w:pPr>
+      <w:rPr>
+        <w:rFonts w:ascii="Symbol" w:eastAsiaTheme="minorHAnsi" w:hAnsi="Symbol" w:cs="Times New Roman" w:hint="default"/>
+      </w:rPr>
+    </w:lvl>
+    <w:lvl w:ilvl="1" w:tplc="14090003" w:tentative="1">
+      <w:start w:val="1"/>
+      <w:numFmt w:val="bullet"/>
+      <w:lvlText w:val="o"/>
+      <w:lvlJc w:val="left"/>
+      <w:pPr>
+        <w:ind w:left="1440" w:hanging="360"/>
+      </w:pPr>
+      <w:rPr>
+        <w:rFonts w:ascii="Courier New" w:hAnsi="Courier New" w:cs="Courier New" w:hint="default"/>
+      </w:rPr>
+    </w:lvl>
+    <w:lvl w:ilvl="2" w:tplc="14090005" w:tentative="1">
+      <w:start w:val="1"/>
+      <w:numFmt w:val="bullet"/>
+      <w:lvlText w:val=""/>
+      <w:lvlJc w:val="left"/>
+      <w:pPr>
+        <w:ind w:left="2160" w:hanging="360"/>
+      </w:pPr>
+      <w:rPr>
+        <w:rFonts w:ascii="Wingdings" w:hAnsi="Wingdings" w:hint="default"/>
+      </w:rPr>
+    </w:lvl>
+    <w:lvl w:ilvl="3" w:tplc="14090001" w:tentative="1">
+      <w:start w:val="1"/>
+      <w:numFmt w:val="bullet"/>
+      <w:lvlText w:val=""/>
+      <w:lvlJc w:val="left"/>
+      <w:pPr>
+        <w:ind w:left="2880" w:hanging="360"/>
+      </w:pPr>
+      <w:rPr>
+        <w:rFonts w:ascii="Symbol" w:hAnsi="Symbol" w:hint="default"/>
+      </w:rPr>
+    </w:lvl>
+    <w:lvl w:ilvl="4" w:tplc="14090003" w:tentative="1">
+      <w:start w:val="1"/>
+      <w:numFmt w:val="bullet"/>
+      <w:lvlText w:val="o"/>
+      <w:lvlJc w:val="left"/>
+      <w:pPr>
+        <w:ind w:left="3600" w:hanging="360"/>
+      </w:pPr>
+      <w:rPr>
+        <w:rFonts w:ascii="Courier New" w:hAnsi="Courier New" w:cs="Courier New" w:hint="default"/>
+      </w:rPr>
+    </w:lvl>
+    <w:lvl w:ilvl="5" w:tplc="14090005" w:tentative="1">
+      <w:start w:val="1"/>
+      <w:numFmt w:val="bullet"/>
+      <w:lvlText w:val=""/>
+      <w:lvlJc w:val="left"/>
+      <w:pPr>
+        <w:ind w:left="4320" w:hanging="360"/>
+      </w:pPr>
+      <w:rPr>
+        <w:rFonts w:ascii="Wingdings" w:hAnsi="Wingdings" w:hint="default"/>
+      </w:rPr>
+    </w:lvl>
+    <w:lvl w:ilvl="6" w:tplc="14090001" w:tentative="1">
+      <w:start w:val="1"/>
+      <w:numFmt w:val="bullet"/>
+      <w:lvlText w:val=""/>
+      <w:lvlJc w:val="left"/>
+      <w:pPr>
+        <w:ind w:left="5040" w:hanging="360"/>
+      </w:pPr>
+      <w:rPr>
+        <w:rFonts w:ascii="Symbol" w:hAnsi="Symbol" w:hint="default"/>
+      </w:rPr>
+    </w:lvl>
+    <w:lvl w:ilvl="7" w:tplc="14090003" w:tentative="1">
+      <w:start w:val="1"/>
+      <w:numFmt w:val="bullet"/>
+      <w:lvlText w:val="o"/>
+      <w:lvlJc w:val="left"/>
+      <w:pPr>
+        <w:ind w:left="5760" w:hanging="360"/>
+      </w:pPr>
+      <w:rPr>
+        <w:rFonts w:ascii="Courier New" w:hAnsi="Courier New" w:cs="Courier New" w:hint="default"/>
+      </w:rPr>
+    </w:lvl>
+    <w:lvl w:ilvl="8" w:tplc="14090005" w:tentative="1">
+      <w:start w:val="1"/>
+      <w:numFmt w:val="bullet"/>
+      <w:lvlText w:val=""/>
+      <w:lvlJc w:val="left"/>
+      <w:pPr>
+        <w:ind w:left="6480" w:hanging="360"/>
+      </w:pPr>
+      <w:rPr>
+        <w:rFonts w:ascii="Wingdings" w:hAnsi="Wingdings" w:hint="default"/>
+      </w:rPr>
+    </w:lvl>
+  </w:abstractNum>
+  <w:abstractNum w:abstractNumId="33" w15:restartNumberingAfterBreak="0">
     <w:nsid w:val="6C124261"/>
     <w:multiLevelType w:val="hybridMultilevel"/>
     <w:tmpl w:val="9F9A5910"/>
@@ -13540,7 +15233,7 @@
       </w:rPr>
     </w:lvl>
   </w:abstractNum>
-  <w:abstractNum w:abstractNumId="31" w15:restartNumberingAfterBreak="0">
+  <w:abstractNum w:abstractNumId="34" w15:restartNumberingAfterBreak="0">
     <w:nsid w:val="6F8F1388"/>
     <w:multiLevelType w:val="hybridMultilevel"/>
     <w:tmpl w:val="10F4C2B0"/>
@@ -13652,7 +15345,7 @@
       </w:rPr>
     </w:lvl>
   </w:abstractNum>
-  <w:abstractNum w:abstractNumId="32" w15:restartNumberingAfterBreak="0">
+  <w:abstractNum w:abstractNumId="35" w15:restartNumberingAfterBreak="0">
     <w:nsid w:val="7FA23CCF"/>
     <w:multiLevelType w:val="hybridMultilevel"/>
     <w:tmpl w:val="30C21350"/>
@@ -13764,7 +15457,7 @@
       </w:rPr>
     </w:lvl>
   </w:abstractNum>
-  <w:abstractNum w:abstractNumId="33" w15:restartNumberingAfterBreak="0">
+  <w:abstractNum w:abstractNumId="36" w15:restartNumberingAfterBreak="0">
     <w:nsid w:val="7FBC23B4"/>
     <w:multiLevelType w:val="hybridMultilevel"/>
     <w:tmpl w:val="05F02C28"/>
@@ -13853,19 +15546,19 @@
     </w:lvl>
   </w:abstractNum>
   <w:num w:numId="1" w16cid:durableId="904989900">
-    <w:abstractNumId w:val="19"/>
+    <w:abstractNumId w:val="20"/>
   </w:num>
   <w:num w:numId="2" w16cid:durableId="157700034">
-    <w:abstractNumId w:val="33"/>
+    <w:abstractNumId w:val="36"/>
   </w:num>
   <w:num w:numId="3" w16cid:durableId="2007513129">
-    <w:abstractNumId w:val="23"/>
+    <w:abstractNumId w:val="24"/>
   </w:num>
   <w:num w:numId="4" w16cid:durableId="1956790793">
-    <w:abstractNumId w:val="25"/>
+    <w:abstractNumId w:val="26"/>
   </w:num>
   <w:num w:numId="5" w16cid:durableId="499127899">
-    <w:abstractNumId w:val="26"/>
+    <w:abstractNumId w:val="27"/>
   </w:num>
   <w:num w:numId="6" w16cid:durableId="357973700">
     <w:abstractNumId w:val="3"/>
@@ -13877,34 +15570,34 @@
     <w:abstractNumId w:val="0"/>
   </w:num>
   <w:num w:numId="9" w16cid:durableId="1030258427">
-    <w:abstractNumId w:val="17"/>
+    <w:abstractNumId w:val="18"/>
   </w:num>
   <w:num w:numId="10" w16cid:durableId="324481569">
-    <w:abstractNumId w:val="20"/>
+    <w:abstractNumId w:val="21"/>
   </w:num>
   <w:num w:numId="11" w16cid:durableId="40448721">
-    <w:abstractNumId w:val="15"/>
+    <w:abstractNumId w:val="16"/>
   </w:num>
   <w:num w:numId="12" w16cid:durableId="1143085171">
-    <w:abstractNumId w:val="13"/>
+    <w:abstractNumId w:val="14"/>
   </w:num>
   <w:num w:numId="13" w16cid:durableId="1877082432">
     <w:abstractNumId w:val="12"/>
   </w:num>
   <w:num w:numId="14" w16cid:durableId="738214040">
-    <w:abstractNumId w:val="14"/>
+    <w:abstractNumId w:val="15"/>
   </w:num>
   <w:num w:numId="15" w16cid:durableId="375279458">
     <w:abstractNumId w:val="11"/>
   </w:num>
   <w:num w:numId="16" w16cid:durableId="313990541">
-    <w:abstractNumId w:val="31"/>
+    <w:abstractNumId w:val="34"/>
   </w:num>
   <w:num w:numId="17" w16cid:durableId="700400772">
-    <w:abstractNumId w:val="21"/>
+    <w:abstractNumId w:val="22"/>
   </w:num>
   <w:num w:numId="18" w16cid:durableId="725954445">
-    <w:abstractNumId w:val="32"/>
+    <w:abstractNumId w:val="35"/>
   </w:num>
   <w:num w:numId="19" w16cid:durableId="367801627">
     <w:abstractNumId w:val="5"/>
@@ -13913,7 +15606,7 @@
     <w:abstractNumId w:val="9"/>
   </w:num>
   <w:num w:numId="21" w16cid:durableId="1750812298">
-    <w:abstractNumId w:val="28"/>
+    <w:abstractNumId w:val="29"/>
   </w:num>
   <w:num w:numId="22" w16cid:durableId="1978291699">
     <w:abstractNumId w:val="2"/>
@@ -13922,13 +15615,13 @@
     <w:abstractNumId w:val="4"/>
   </w:num>
   <w:num w:numId="24" w16cid:durableId="1218710770">
-    <w:abstractNumId w:val="18"/>
+    <w:abstractNumId w:val="19"/>
   </w:num>
   <w:num w:numId="25" w16cid:durableId="195696601">
     <w:abstractNumId w:val="8"/>
   </w:num>
   <w:num w:numId="26" w16cid:durableId="1377704393">
-    <w:abstractNumId w:val="24"/>
+    <w:abstractNumId w:val="25"/>
   </w:num>
   <w:num w:numId="27" w16cid:durableId="1898971352">
     <w:abstractNumId w:val="1"/>
@@ -13937,22 +15630,31 @@
     <w:abstractNumId w:val="6"/>
   </w:num>
   <w:num w:numId="29" w16cid:durableId="2128232931">
-    <w:abstractNumId w:val="30"/>
+    <w:abstractNumId w:val="33"/>
   </w:num>
   <w:num w:numId="30" w16cid:durableId="1563909977">
     <w:abstractNumId w:val="7"/>
   </w:num>
   <w:num w:numId="31" w16cid:durableId="1889686728">
-    <w:abstractNumId w:val="22"/>
+    <w:abstractNumId w:val="23"/>
   </w:num>
   <w:num w:numId="32" w16cid:durableId="809713380">
-    <w:abstractNumId w:val="27"/>
+    <w:abstractNumId w:val="28"/>
   </w:num>
   <w:num w:numId="33" w16cid:durableId="904101832">
-    <w:abstractNumId w:val="29"/>
+    <w:abstractNumId w:val="30"/>
   </w:num>
   <w:num w:numId="34" w16cid:durableId="234049812">
-    <w:abstractNumId w:val="16"/>
+    <w:abstractNumId w:val="17"/>
+  </w:num>
+  <w:num w:numId="35" w16cid:durableId="407927600">
+    <w:abstractNumId w:val="13"/>
+  </w:num>
+  <w:num w:numId="36" w16cid:durableId="1420639648">
+    <w:abstractNumId w:val="32"/>
+  </w:num>
+  <w:num w:numId="37" w16cid:durableId="1333146052">
+    <w:abstractNumId w:val="31"/>
   </w:num>
   <w:numIdMacAtCleanup w:val="34"/>
 </w:numbering>
@@ -14537,7 +16239,6 @@
   <w:style w:type="character" w:default="1" w:styleId="DefaultParagraphFont">
     <w:name w:val="Default Paragraph Font"/>
     <w:uiPriority w:val="1"/>
-    <w:semiHidden/>
     <w:unhideWhenUsed/>
   </w:style>
   <w:style w:type="table" w:default="1" w:styleId="TableNormal">
@@ -16000,10 +17701,36 @@
 </file>
 
 <file path=customXml/item1.xml><?xml version="1.0" encoding="utf-8"?>
-<b:Sources xmlns:b="http://schemas.openxmlformats.org/officeDocument/2006/bibliography" xmlns="http://schemas.openxmlformats.org/officeDocument/2006/bibliography" SelectedStyle="\APASixthEditionOfficeOnline.xsl" StyleName="APA" Version="6"/>
+<p:properties xmlns:p="http://schemas.microsoft.com/office/2006/metadata/properties" xmlns:xsi="http://www.w3.org/2001/XMLSchema-instance" xmlns:pc="http://schemas.microsoft.com/office/infopath/2007/PartnerControls">
+  <documentManagement>
+    <_ip_UnifiedCompliancePolicyProperties xmlns="http://schemas.microsoft.com/sharepoint/v3" xsi:nil="true"/>
+    <_ip_UnifiedCompliancePolicyUIAction xmlns="http://schemas.microsoft.com/sharepoint/v3" xsi:nil="true"/>
+    <lcf76f155ced4ddcb4097134ff3c332f xmlns="139127ee-9518-45d9-9514-77dc8f273ced">
+      <Terms xmlns="http://schemas.microsoft.com/office/infopath/2007/PartnerControls"/>
+    </lcf76f155ced4ddcb4097134ff3c332f>
+    <_x0020_ xmlns="139127ee-9518-45d9-9514-77dc8f273ced" xsi:nil="true"/>
+    <DateandTime xmlns="139127ee-9518-45d9-9514-77dc8f273ced" xsi:nil="true"/>
+    <Comment xmlns="139127ee-9518-45d9-9514-77dc8f273ced" xsi:nil="true"/>
+    <TaxCatchAll xmlns="d267a1a7-8edd-4111-a118-4a206d87cecc" xsi:nil="true"/>
+    <_dlc_DocId xmlns="e1b0dd96-a81d-477c-8ece-ee9c4f66c737">MOED-597021718-2941</_dlc_DocId>
+    <_dlc_DocIdUrl xmlns="e1b0dd96-a81d-477c-8ece-ee9c4f66c737">
+      <Url>https://educationgovtnz.sharepoint.com/sites/GRPMoEICTTPHMStrengtheningCyberSecurityandDigitalServicesinK/_layouts/15/DocIdRedir.aspx?ID=MOED-597021718-2941</Url>
+      <Description>MOED-597021718-2941</Description>
+    </_dlc_DocIdUrl>
+  </documentManagement>
+</p:properties>
 </file>
 
 <file path=customXml/item2.xml><?xml version="1.0" encoding="utf-8"?>
+<?mso-contentType ?>
+<FormTemplates xmlns="http://schemas.microsoft.com/sharepoint/v3/contenttype/forms">
+  <Display>DocumentLibraryForm</Display>
+  <Edit>DocumentLibraryForm</Edit>
+  <New>DocumentLibraryForm</New>
+</FormTemplates>
+</file>
+
+<file path=customXml/item3.xml><?xml version="1.0" encoding="utf-8"?>
 <ct:contentTypeSchema xmlns:ct="http://schemas.microsoft.com/office/2006/metadata/contentType" xmlns:ma="http://schemas.microsoft.com/office/2006/metadata/properties/metaAttributes" ct:_="" ma:_="" ma:contentTypeName="Document" ma:contentTypeID="0x010100B480C2AAFAD0314B93110FBA94AF803E" ma:contentTypeVersion="19" ma:contentTypeDescription="Create a new document." ma:contentTypeScope="" ma:versionID="74a3b9bfef33761f57034edf28b9506d">
   <xsd:schema xmlns:xsd="http://www.w3.org/2001/XMLSchema" xmlns:xs="http://www.w3.org/2001/XMLSchema" xmlns:p="http://schemas.microsoft.com/office/2006/metadata/properties" xmlns:ns1="http://schemas.microsoft.com/sharepoint/v3" xmlns:ns2="139127ee-9518-45d9-9514-77dc8f273ced" xmlns:ns3="e1b0dd96-a81d-477c-8ece-ee9c4f66c737" xmlns:ns4="d267a1a7-8edd-4111-a118-4a206d87cecc" targetNamespace="http://schemas.microsoft.com/office/2006/metadata/properties" ma:root="true" ma:fieldsID="ffc9e1ae2e65d33f32ce329a3d87134b" ns1:_="" ns2:_="" ns3:_="" ns4:_="">
     <xsd:import namespace="http://schemas.microsoft.com/sharepoint/v3"/>
@@ -16301,34 +18028,8 @@
 </ct:contentTypeSchema>
 </file>
 
-<file path=customXml/item3.xml><?xml version="1.0" encoding="utf-8"?>
-<?mso-contentType ?>
-<FormTemplates xmlns="http://schemas.microsoft.com/sharepoint/v3/contenttype/forms">
-  <Display>DocumentLibraryForm</Display>
-  <Edit>DocumentLibraryForm</Edit>
-  <New>DocumentLibraryForm</New>
-</FormTemplates>
-</file>
-
 <file path=customXml/item4.xml><?xml version="1.0" encoding="utf-8"?>
-<p:properties xmlns:p="http://schemas.microsoft.com/office/2006/metadata/properties" xmlns:xsi="http://www.w3.org/2001/XMLSchema-instance" xmlns:pc="http://schemas.microsoft.com/office/infopath/2007/PartnerControls">
-  <documentManagement>
-    <_ip_UnifiedCompliancePolicyProperties xmlns="http://schemas.microsoft.com/sharepoint/v3" xsi:nil="true"/>
-    <_ip_UnifiedCompliancePolicyUIAction xmlns="http://schemas.microsoft.com/sharepoint/v3" xsi:nil="true"/>
-    <lcf76f155ced4ddcb4097134ff3c332f xmlns="139127ee-9518-45d9-9514-77dc8f273ced">
-      <Terms xmlns="http://schemas.microsoft.com/office/infopath/2007/PartnerControls"/>
-    </lcf76f155ced4ddcb4097134ff3c332f>
-    <_x0020_ xmlns="139127ee-9518-45d9-9514-77dc8f273ced" xsi:nil="true"/>
-    <DateandTime xmlns="139127ee-9518-45d9-9514-77dc8f273ced" xsi:nil="true"/>
-    <Comment xmlns="139127ee-9518-45d9-9514-77dc8f273ced" xsi:nil="true"/>
-    <TaxCatchAll xmlns="d267a1a7-8edd-4111-a118-4a206d87cecc" xsi:nil="true"/>
-    <_dlc_DocId xmlns="e1b0dd96-a81d-477c-8ece-ee9c4f66c737">MOED-597021718-2941</_dlc_DocId>
-    <_dlc_DocIdUrl xmlns="e1b0dd96-a81d-477c-8ece-ee9c4f66c737">
-      <Url>https://educationgovtnz.sharepoint.com/sites/GRPMoEICTTPHMStrengtheningCyberSecurityandDigitalServicesinK/_layouts/15/DocIdRedir.aspx?ID=MOED-597021718-2941</Url>
-      <Description>MOED-597021718-2941</Description>
-    </_dlc_DocIdUrl>
-  </documentManagement>
-</p:properties>
+<b:Sources xmlns:b="http://schemas.openxmlformats.org/officeDocument/2006/bibliography" xmlns="http://schemas.openxmlformats.org/officeDocument/2006/bibliography" SelectedStyle="\APASixthEditionOfficeOnline.xsl" StyleName="APA" Version="6"/>
 </file>
 
 <file path=customXml/item5.xml><?xml version="1.0" encoding="utf-8"?>
@@ -16382,14 +18083,27 @@
 </file>
 
 <file path=customXml/itemProps1.xml><?xml version="1.0" encoding="utf-8"?>
-<ds:datastoreItem xmlns:ds="http://schemas.openxmlformats.org/officeDocument/2006/customXml" ds:itemID="{B5E2C1A7-32A2-494A-B871-83CBA7258EA8}">
+<ds:datastoreItem xmlns:ds="http://schemas.openxmlformats.org/officeDocument/2006/customXml" ds:itemID="{6702286D-F273-4089-9CAA-235928BAA15D}">
   <ds:schemaRefs>
-    <ds:schemaRef ds:uri="http://schemas.openxmlformats.org/officeDocument/2006/bibliography"/>
+    <ds:schemaRef ds:uri="http://schemas.microsoft.com/office/2006/metadata/properties"/>
+    <ds:schemaRef ds:uri="http://schemas.microsoft.com/office/infopath/2007/PartnerControls"/>
+    <ds:schemaRef ds:uri="http://schemas.microsoft.com/sharepoint/v3"/>
+    <ds:schemaRef ds:uri="139127ee-9518-45d9-9514-77dc8f273ced"/>
+    <ds:schemaRef ds:uri="d267a1a7-8edd-4111-a118-4a206d87cecc"/>
+    <ds:schemaRef ds:uri="e1b0dd96-a81d-477c-8ece-ee9c4f66c737"/>
   </ds:schemaRefs>
 </ds:datastoreItem>
 </file>
 
 <file path=customXml/itemProps2.xml><?xml version="1.0" encoding="utf-8"?>
+<ds:datastoreItem xmlns:ds="http://schemas.openxmlformats.org/officeDocument/2006/customXml" ds:itemID="{9834B279-DC96-488F-99E8-C29601DFA13D}">
+  <ds:schemaRefs>
+    <ds:schemaRef ds:uri="http://schemas.microsoft.com/sharepoint/v3/contenttype/forms"/>
+  </ds:schemaRefs>
+</ds:datastoreItem>
+</file>
+
+<file path=customXml/itemProps3.xml><?xml version="1.0" encoding="utf-8"?>
 <ds:datastoreItem xmlns:ds="http://schemas.openxmlformats.org/officeDocument/2006/customXml" ds:itemID="{A92CC428-19C8-41A4-8077-F0319381BD4C}">
   <ds:schemaRefs>
     <ds:schemaRef ds:uri="http://schemas.microsoft.com/office/2006/metadata/contentType"/>
@@ -16410,23 +18124,10 @@
 </ds:datastoreItem>
 </file>
 
-<file path=customXml/itemProps3.xml><?xml version="1.0" encoding="utf-8"?>
-<ds:datastoreItem xmlns:ds="http://schemas.openxmlformats.org/officeDocument/2006/customXml" ds:itemID="{9834B279-DC96-488F-99E8-C29601DFA13D}">
+<file path=customXml/itemProps4.xml><?xml version="1.0" encoding="utf-8"?>
+<ds:datastoreItem xmlns:ds="http://schemas.openxmlformats.org/officeDocument/2006/customXml" ds:itemID="{B5E2C1A7-32A2-494A-B871-83CBA7258EA8}">
   <ds:schemaRefs>
-    <ds:schemaRef ds:uri="http://schemas.microsoft.com/sharepoint/v3/contenttype/forms"/>
-  </ds:schemaRefs>
-</ds:datastoreItem>
-</file>
-
-<file path=customXml/itemProps4.xml><?xml version="1.0" encoding="utf-8"?>
-<ds:datastoreItem xmlns:ds="http://schemas.openxmlformats.org/officeDocument/2006/customXml" ds:itemID="{6702286D-F273-4089-9CAA-235928BAA15D}">
-  <ds:schemaRefs>
-    <ds:schemaRef ds:uri="http://schemas.microsoft.com/office/2006/metadata/properties"/>
-    <ds:schemaRef ds:uri="http://schemas.microsoft.com/office/infopath/2007/PartnerControls"/>
-    <ds:schemaRef ds:uri="http://schemas.microsoft.com/sharepoint/v3"/>
-    <ds:schemaRef ds:uri="139127ee-9518-45d9-9514-77dc8f273ced"/>
-    <ds:schemaRef ds:uri="d267a1a7-8edd-4111-a118-4a206d87cecc"/>
-    <ds:schemaRef ds:uri="e1b0dd96-a81d-477c-8ece-ee9c4f66c737"/>
+    <ds:schemaRef ds:uri="http://schemas.openxmlformats.org/officeDocument/2006/bibliography"/>
   </ds:schemaRefs>
 </ds:datastoreItem>
 </file>
